--- a/02_Slides/Promemoria/Promemoria Lez02 - Variabili casuali.docx
+++ b/02_Slides/Promemoria/Promemoria Lez02 - Variabili casuali.docx
@@ -8,8 +8,8 @@
         <w:rPr>
           <w:b/>
           <w:bCs/>
-          <w:sz w:val="28"/>
-          <w:szCs w:val="28"/>
+          <w:sz w:val="32"/>
+          <w:szCs w:val="32"/>
           <w:lang w:val="it-IT"/>
         </w:rPr>
       </w:pPr>
@@ -17,8 +17,8 @@
         <w:rPr>
           <w:b/>
           <w:bCs/>
-          <w:sz w:val="28"/>
-          <w:szCs w:val="28"/>
+          <w:sz w:val="32"/>
+          <w:szCs w:val="32"/>
           <w:lang w:val="it-IT"/>
         </w:rPr>
         <w:t>LEZIONE 02 – Variabili Casuali</w:t>
@@ -36,8 +36,31 @@
     <w:p>
       <w:pPr>
         <w:rPr>
+          <w:sz w:val="28"/>
+          <w:szCs w:val="28"/>
+        </w:rPr>
+      </w:pPr>
+      <w:r>
+        <w:rPr>
+          <w:sz w:val="28"/>
+          <w:szCs w:val="28"/>
+        </w:rPr>
+        <w:pict w14:anchorId="40297A21">
+          <v:rect id="_x0000_i1051" style="width:0;height:1.5pt" o:hralign="center" o:hrstd="t" o:hr="t" fillcolor="#a0a0a0" stroked="f"/>
+        </w:pict>
+      </w:r>
+    </w:p>
+    <w:p>
+      <w:pPr>
+        <w:numPr>
+          <w:ilvl w:val="0"/>
+          <w:numId w:val="1"/>
+        </w:numPr>
+        <w:rPr>
           <w:b/>
           <w:bCs/>
+          <w:sz w:val="28"/>
+          <w:szCs w:val="28"/>
           <w:lang w:val="it-IT"/>
         </w:rPr>
       </w:pPr>
@@ -45,207 +68,175 @@
         <w:rPr>
           <w:b/>
           <w:bCs/>
-          <w:lang w:val="it-IT"/>
-        </w:rPr>
-        <w:t>0. Copertina e orientamento iniziale — slide 1</w:t>
+          <w:sz w:val="28"/>
+          <w:szCs w:val="28"/>
+          <w:lang w:val="it-IT"/>
+        </w:rPr>
+        <w:t xml:space="preserve">Copertina e orientamento iniziale — slide 1 </w:t>
       </w:r>
     </w:p>
     <w:p>
       <w:pPr>
         <w:rPr>
-          <w:lang w:val="it-IT"/>
-        </w:rPr>
-      </w:pPr>
-      <w:r>
+          <w:sz w:val="28"/>
+          <w:szCs w:val="28"/>
+          <w:lang w:val="it-IT"/>
+        </w:rPr>
+      </w:pPr>
+      <w:r>
+        <w:rPr>
+          <w:sz w:val="28"/>
+          <w:szCs w:val="28"/>
+          <w:lang w:val="it-IT"/>
+        </w:rPr>
+        <w:t>Tempo parziale: 2 minuti</w:t>
+      </w:r>
+      <w:r>
+        <w:rPr>
+          <w:sz w:val="28"/>
+          <w:szCs w:val="28"/>
+          <w:lang w:val="it-IT"/>
+        </w:rPr>
+        <w:br/>
+        <w:t>Tempo cumulato: 2 minuti</w:t>
+      </w:r>
+    </w:p>
+    <w:p>
+      <w:pPr>
+        <w:rPr>
+          <w:sz w:val="28"/>
+          <w:szCs w:val="28"/>
+          <w:lang w:val="it-IT"/>
+        </w:rPr>
+      </w:pPr>
+      <w:r>
+        <w:rPr>
+          <w:b/>
+          <w:sz w:val="28"/>
+          <w:szCs w:val="28"/>
+          <w:lang w:val="it-IT"/>
+        </w:rPr>
+        <w:t>Contenuti essenziali</w:t>
+      </w:r>
+      <w:r>
+        <w:rPr>
+          <w:sz w:val="28"/>
+          <w:szCs w:val="28"/>
+          <w:lang w:val="it-IT"/>
+        </w:rPr>
+        <w:t>: apertura della lezione; collocazione nel corso “Metodi Quantitativi per la Finanza”; titolo “Variabili casuali”. Usare solo per orientare, senza entrare ancora nei contenuti tecnici.</w:t>
+      </w:r>
+    </w:p>
+    <w:p>
+      <w:pPr>
+        <w:rPr>
+          <w:sz w:val="28"/>
+          <w:szCs w:val="28"/>
+        </w:rPr>
+      </w:pPr>
+      <w:r>
+        <w:rPr>
+          <w:sz w:val="28"/>
+          <w:szCs w:val="28"/>
+        </w:rPr>
+        <w:pict w14:anchorId="123F1A02">
+          <v:rect id="_x0000_i1052" style="width:0;height:1.5pt" o:hralign="center" o:hrstd="t" o:hr="t" fillcolor="#a0a0a0" stroked="f"/>
+        </w:pict>
+      </w:r>
+    </w:p>
+    <w:p>
+      <w:pPr>
+        <w:numPr>
+          <w:ilvl w:val="0"/>
+          <w:numId w:val="2"/>
+        </w:numPr>
         <w:rPr>
           <w:b/>
           <w:bCs/>
-          <w:lang w:val="it-IT"/>
-        </w:rPr>
-        <w:t>Tempo parziale:</w:t>
-      </w:r>
-      <w:r>
-        <w:rPr>
-          <w:lang w:val="it-IT"/>
-        </w:rPr>
-        <w:t xml:space="preserve"> 2 minuti</w:t>
-      </w:r>
-      <w:r>
-        <w:rPr>
-          <w:lang w:val="it-IT"/>
-        </w:rPr>
-        <w:br/>
-      </w:r>
+          <w:sz w:val="28"/>
+          <w:szCs w:val="28"/>
+          <w:lang w:val="it-IT"/>
+        </w:rPr>
+      </w:pPr>
       <w:r>
         <w:rPr>
           <w:b/>
           <w:bCs/>
-          <w:lang w:val="it-IT"/>
-        </w:rPr>
-        <w:t>Tempo cumulato:</w:t>
-      </w:r>
-      <w:r>
-        <w:rPr>
-          <w:lang w:val="it-IT"/>
-        </w:rPr>
-        <w:t xml:space="preserve"> 2 minuti</w:t>
+          <w:sz w:val="28"/>
+          <w:szCs w:val="28"/>
+          <w:lang w:val="it-IT"/>
+        </w:rPr>
+        <w:t xml:space="preserve">Apertura: perché servono le variabili casuali — slide 2–4 </w:t>
       </w:r>
     </w:p>
     <w:p>
       <w:pPr>
         <w:rPr>
-          <w:lang w:val="it-IT"/>
-        </w:rPr>
-      </w:pPr>
-      <w:r>
-        <w:rPr>
-          <w:b/>
-          <w:bCs/>
-          <w:lang w:val="it-IT"/>
-        </w:rPr>
-        <w:t>Idea chiave:</w:t>
-      </w:r>
-      <w:r>
-        <w:rPr>
-          <w:lang w:val="it-IT"/>
-        </w:rPr>
-        <w:t xml:space="preserve"> collocare la lezione dentro il percorso del corso.</w:t>
+          <w:sz w:val="28"/>
+          <w:szCs w:val="28"/>
+          <w:lang w:val="it-IT"/>
+        </w:rPr>
+      </w:pPr>
+      <w:r>
+        <w:rPr>
+          <w:sz w:val="28"/>
+          <w:szCs w:val="28"/>
+          <w:lang w:val="it-IT"/>
+        </w:rPr>
+        <w:t>Tempo parziale: 7 minuti</w:t>
+      </w:r>
+      <w:r>
+        <w:rPr>
+          <w:sz w:val="28"/>
+          <w:szCs w:val="28"/>
+          <w:lang w:val="it-IT"/>
+        </w:rPr>
+        <w:br/>
+        <w:t>Tempo cumulato: 9 minuti</w:t>
       </w:r>
     </w:p>
     <w:p>
       <w:pPr>
         <w:rPr>
+          <w:sz w:val="28"/>
+          <w:szCs w:val="28"/>
           <w:lang w:val="it-IT"/>
         </w:rPr>
       </w:pPr>
       <w:r>
         <w:rPr>
           <w:b/>
-          <w:bCs/>
-          <w:lang w:val="it-IT"/>
-        </w:rPr>
-        <w:t>Contenuti essenziali:</w:t>
-      </w:r>
-      <w:r>
-        <w:rPr>
-          <w:lang w:val="it-IT"/>
-        </w:rPr>
-        <w:t xml:space="preserve"> titolo della lezione; tema generale: variabili casuali e distribuzioni.</w:t>
-      </w:r>
-    </w:p>
-    <w:p>
-      <w:r>
-        <w:pict w14:anchorId="7CF342BD">
-          <v:rect id="_x0000_i1277" style="width:0;height:1.5pt" o:hralign="center" o:hrstd="t" o:hr="t" fillcolor="#a0a0a0" stroked="f"/>
-        </w:pict>
-      </w:r>
-    </w:p>
-    <w:p>
-      <w:pPr>
-        <w:rPr>
-          <w:b/>
-          <w:bCs/>
-          <w:lang w:val="it-IT"/>
-        </w:rPr>
-      </w:pPr>
-      <w:r>
-        <w:rPr>
-          <w:b/>
-          <w:bCs/>
-          <w:lang w:val="it-IT"/>
-        </w:rPr>
-        <w:t>1. Apertura: perché servono le variabili casuali — slide 2–4</w:t>
-      </w:r>
-    </w:p>
-    <w:p>
-      <w:pPr>
-        <w:rPr>
-          <w:lang w:val="it-IT"/>
-        </w:rPr>
-      </w:pPr>
-      <w:r>
-        <w:rPr>
-          <w:b/>
-          <w:bCs/>
-          <w:lang w:val="it-IT"/>
-        </w:rPr>
-        <w:t>Tempo parziale:</w:t>
-      </w:r>
-      <w:r>
-        <w:rPr>
-          <w:lang w:val="it-IT"/>
-        </w:rPr>
-        <w:t xml:space="preserve"> 7 minuti</w:t>
-      </w:r>
-      <w:r>
-        <w:rPr>
-          <w:lang w:val="it-IT"/>
-        </w:rPr>
-        <w:br/>
-      </w:r>
-      <w:r>
-        <w:rPr>
-          <w:b/>
-          <w:bCs/>
-          <w:lang w:val="it-IT"/>
-        </w:rPr>
-        <w:t>Tempo cumulato:</w:t>
-      </w:r>
-      <w:r>
-        <w:rPr>
-          <w:lang w:val="it-IT"/>
-        </w:rPr>
-        <w:t xml:space="preserve"> 9 minuti</w:t>
-      </w:r>
-    </w:p>
-    <w:p>
-      <w:pPr>
-        <w:rPr>
-          <w:lang w:val="it-IT"/>
-        </w:rPr>
-      </w:pPr>
-      <w:r>
-        <w:rPr>
-          <w:b/>
-          <w:bCs/>
-          <w:lang w:val="it-IT"/>
-        </w:rPr>
-        <w:t>Idea chiave:</w:t>
-      </w:r>
-      <w:r>
-        <w:rPr>
-          <w:lang w:val="it-IT"/>
-        </w:rPr>
-        <w:t xml:space="preserve"> dagli eventi agli oggetti numerici: rendimenti, perdite, prezzi futuri e payoff sono funzioni degli scenari.</w:t>
-      </w:r>
-    </w:p>
-    <w:p>
-      <w:pPr>
-        <w:rPr>
-          <w:lang w:val="it-IT"/>
-        </w:rPr>
-      </w:pPr>
-      <w:r>
-        <w:rPr>
-          <w:b/>
-          <w:bCs/>
-          <w:lang w:val="it-IT"/>
-        </w:rPr>
-        <w:t>Contenuti essenziali:</w:t>
-      </w:r>
-      <w:r>
-        <w:rPr>
-          <w:lang w:val="it-IT"/>
-        </w:rPr>
-        <w:t xml:space="preserve"> passaggio </w:t>
+          <w:sz w:val="28"/>
+          <w:szCs w:val="28"/>
+          <w:lang w:val="it-IT"/>
+        </w:rPr>
+        <w:t>Contenuti essenziali</w:t>
+      </w:r>
+      <w:r>
+        <w:rPr>
+          <w:sz w:val="28"/>
+          <w:szCs w:val="28"/>
+          <w:lang w:val="it-IT"/>
+        </w:rPr>
+        <w:t xml:space="preserve">: dagli scenari ai valori numerici; </w:t>
       </w:r>
       <m:oMath>
         <m:r>
           <w:rPr>
             <w:rFonts w:ascii="Cambria Math" w:hAnsi="Cambria Math"/>
-            <w:lang w:val="it-IT"/>
-          </w:rPr>
-          <m:t>(</m:t>
+            <w:sz w:val="28"/>
+            <w:szCs w:val="28"/>
+          </w:rPr>
+          <m:t>ω</m:t>
+        </m:r>
+        <m:r>
+          <w:rPr>
+            <w:rFonts w:ascii="Cambria Math" w:hAnsi="Cambria Math"/>
+            <w:sz w:val="28"/>
+            <w:szCs w:val="28"/>
+            <w:lang w:val="it-IT"/>
+          </w:rPr>
+          <m:t>∈</m:t>
         </m:r>
         <m:r>
           <m:rPr>
@@ -253,18 +244,53 @@
           </m:rPr>
           <w:rPr>
             <w:rFonts w:ascii="Cambria Math" w:hAnsi="Cambria Math"/>
+            <w:sz w:val="28"/>
+            <w:szCs w:val="28"/>
           </w:rPr>
           <m:t>Ω</m:t>
         </m:r>
         <m:r>
-          <m:rPr>
-            <m:scr m:val="script"/>
-          </m:rPr>
-          <w:rPr>
-            <w:rFonts w:ascii="Cambria Math" w:hAnsi="Cambria Math"/>
-            <w:lang w:val="it-IT"/>
-          </w:rPr>
-          <m:t>,F,</m:t>
+          <w:rPr>
+            <w:rFonts w:ascii="Cambria Math" w:hAnsi="Cambria Math"/>
+            <w:sz w:val="28"/>
+            <w:szCs w:val="28"/>
+            <w:lang w:val="it-IT"/>
+          </w:rPr>
+          <m:t>↦</m:t>
+        </m:r>
+        <m:r>
+          <w:rPr>
+            <w:rFonts w:ascii="Cambria Math" w:hAnsi="Cambria Math"/>
+            <w:sz w:val="28"/>
+            <w:szCs w:val="28"/>
+          </w:rPr>
+          <m:t>X</m:t>
+        </m:r>
+        <m:r>
+          <w:rPr>
+            <w:rFonts w:ascii="Cambria Math" w:hAnsi="Cambria Math"/>
+            <w:sz w:val="28"/>
+            <w:szCs w:val="28"/>
+            <w:lang w:val="it-IT"/>
+          </w:rPr>
+          <m:t>(</m:t>
+        </m:r>
+        <m:r>
+          <w:rPr>
+            <w:rFonts w:ascii="Cambria Math" w:hAnsi="Cambria Math"/>
+            <w:sz w:val="28"/>
+            <w:szCs w:val="28"/>
+          </w:rPr>
+          <m:t>ω</m:t>
+        </m:r>
+        <m:r>
+          <w:rPr>
+            <w:rFonts w:ascii="Cambria Math" w:hAnsi="Cambria Math"/>
+            <w:sz w:val="28"/>
+            <w:szCs w:val="28"/>
+            <w:lang w:val="it-IT"/>
+          </w:rPr>
+          <m:t>)∈</m:t>
         </m:r>
         <m:r>
           <m:rPr>
@@ -273,40 +299,35 @@
           </m:rPr>
           <w:rPr>
             <w:rFonts w:ascii="Cambria Math" w:hAnsi="Cambria Math"/>
-            <w:lang w:val="it-IT"/>
-          </w:rPr>
-          <m:t>P</m:t>
-        </m:r>
-        <m:r>
-          <w:rPr>
-            <w:rFonts w:ascii="Cambria Math" w:hAnsi="Cambria Math"/>
-            <w:lang w:val="it-IT"/>
-          </w:rPr>
-          <m:t>)→</m:t>
-        </m:r>
-        <m:r>
-          <w:rPr>
-            <w:rFonts w:ascii="Cambria Math" w:hAnsi="Cambria Math"/>
-          </w:rPr>
-          <m:t>X</m:t>
+            <w:sz w:val="28"/>
+            <w:szCs w:val="28"/>
+            <w:lang w:val="it-IT"/>
+          </w:rPr>
+          <m:t>R</m:t>
         </m:r>
       </m:oMath>
       <w:r>
         <w:rPr>
-          <w:lang w:val="it-IT"/>
-        </w:rPr>
-        <w:t xml:space="preserve">; esempi finanziari </w:t>
+          <w:sz w:val="28"/>
+          <w:szCs w:val="28"/>
+          <w:lang w:val="it-IT"/>
+        </w:rPr>
+        <w:t xml:space="preserve">. Esempi finanziari: </w:t>
       </w:r>
       <m:oMath>
         <m:r>
           <w:rPr>
             <w:rFonts w:ascii="Cambria Math" w:hAnsi="Cambria Math"/>
+            <w:sz w:val="28"/>
+            <w:szCs w:val="28"/>
           </w:rPr>
           <m:t>R</m:t>
         </m:r>
       </m:oMath>
       <w:r>
         <w:rPr>
+          <w:sz w:val="28"/>
+          <w:szCs w:val="28"/>
           <w:lang w:val="it-IT"/>
         </w:rPr>
         <w:t xml:space="preserve">, </w:t>
@@ -315,12 +336,16 @@
         <m:r>
           <w:rPr>
             <w:rFonts w:ascii="Cambria Math" w:hAnsi="Cambria Math"/>
+            <w:sz w:val="28"/>
+            <w:szCs w:val="28"/>
           </w:rPr>
           <m:t>L</m:t>
         </m:r>
       </m:oMath>
       <w:r>
         <w:rPr>
+          <w:sz w:val="28"/>
+          <w:szCs w:val="28"/>
           <w:lang w:val="it-IT"/>
         </w:rPr>
         <w:t xml:space="preserve">, </w:t>
@@ -331,6 +356,8 @@
             <m:ctrlPr>
               <w:rPr>
                 <w:rFonts w:ascii="Cambria Math" w:hAnsi="Cambria Math"/>
+                <w:sz w:val="28"/>
+                <w:szCs w:val="28"/>
               </w:rPr>
             </m:ctrlPr>
           </m:sSubPr>
@@ -338,6 +365,8 @@
             <m:r>
               <w:rPr>
                 <w:rFonts w:ascii="Cambria Math" w:hAnsi="Cambria Math"/>
+                <w:sz w:val="28"/>
+                <w:szCs w:val="28"/>
               </w:rPr>
               <m:t>S</m:t>
             </m:r>
@@ -346,6 +375,8 @@
             <m:r>
               <w:rPr>
                 <w:rFonts w:ascii="Cambria Math" w:hAnsi="Cambria Math"/>
+                <w:sz w:val="28"/>
+                <w:szCs w:val="28"/>
               </w:rPr>
               <m:t>T</m:t>
             </m:r>
@@ -354,6 +385,8 @@
       </m:oMath>
       <w:r>
         <w:rPr>
+          <w:sz w:val="28"/>
+          <w:szCs w:val="28"/>
           <w:lang w:val="it-IT"/>
         </w:rPr>
         <w:t xml:space="preserve">, </w:t>
@@ -362,153 +395,162 @@
         <m:r>
           <w:rPr>
             <w:rFonts w:ascii="Cambria Math" w:hAnsi="Cambria Math"/>
+            <w:sz w:val="28"/>
+            <w:szCs w:val="28"/>
           </w:rPr>
           <m:t>H</m:t>
         </m:r>
       </m:oMath>
       <w:r>
         <w:rPr>
-          <w:lang w:val="it-IT"/>
-        </w:rPr>
-        <w:t>; mappa del capitolo.</w:t>
-      </w:r>
-    </w:p>
-    <w:p>
-      <w:r>
-        <w:pict w14:anchorId="1B545375">
-          <v:rect id="_x0000_i1278" style="width:0;height:1.5pt" o:hralign="center" o:hrstd="t" o:hr="t" fillcolor="#a0a0a0" stroked="f"/>
-        </w:pict>
-      </w:r>
-    </w:p>
-    <w:p>
-      <w:pPr>
-        <w:rPr>
-          <w:b/>
-          <w:bCs/>
-          <w:lang w:val="it-IT"/>
-        </w:rPr>
-      </w:pPr>
-      <w:r>
-        <w:rPr>
-          <w:b/>
-          <w:bCs/>
-          <w:lang w:val="it-IT"/>
-        </w:rPr>
-        <w:t>2. Definizione di variabile casuale e misurabilità — slide 5–7</w:t>
-      </w:r>
-    </w:p>
-    <w:p>
-      <w:pPr>
-        <w:rPr>
-          <w:lang w:val="it-IT"/>
-        </w:rPr>
-      </w:pPr>
-      <w:r>
-        <w:rPr>
-          <w:b/>
-          <w:bCs/>
-          <w:lang w:val="it-IT"/>
-        </w:rPr>
-        <w:t>Tempo parziale:</w:t>
-      </w:r>
-      <w:r>
-        <w:rPr>
-          <w:lang w:val="it-IT"/>
-        </w:rPr>
-        <w:t xml:space="preserve"> 8 minuti</w:t>
-      </w:r>
-      <w:r>
-        <w:rPr>
-          <w:lang w:val="it-IT"/>
-        </w:rPr>
-        <w:br/>
-      </w:r>
-      <w:r>
-        <w:rPr>
-          <w:b/>
-          <w:bCs/>
-          <w:lang w:val="it-IT"/>
-        </w:rPr>
-        <w:t>Tempo cumulato:</w:t>
-      </w:r>
-      <w:r>
-        <w:rPr>
-          <w:lang w:val="it-IT"/>
-        </w:rPr>
-        <w:t xml:space="preserve"> 17 minuti</w:t>
-      </w:r>
-    </w:p>
-    <w:p>
-      <w:pPr>
-        <w:rPr>
-          <w:lang w:val="it-IT"/>
-        </w:rPr>
-      </w:pPr>
-      <w:r>
-        <w:rPr>
-          <w:b/>
-          <w:bCs/>
-          <w:lang w:val="it-IT"/>
-        </w:rPr>
-        <w:t>Idea chiave:</w:t>
-      </w:r>
-      <w:r>
-        <w:rPr>
-          <w:lang w:val="it-IT"/>
-        </w:rPr>
-        <w:t xml:space="preserve"> una variabile casuale è una funzione numerica sugli esiti, ma deve generare eventi osservabili.</w:t>
-      </w:r>
-    </w:p>
-    <w:p>
-      <w:pPr>
-        <w:rPr>
-          <w:lang w:val="it-IT"/>
-        </w:rPr>
-      </w:pPr>
-      <w:r>
-        <w:rPr>
-          <w:b/>
-          <w:bCs/>
-          <w:lang w:val="it-IT"/>
-        </w:rPr>
-        <w:t>Contenuti essenziali:</w:t>
-      </w:r>
-      <w:r>
-        <w:rPr>
-          <w:lang w:val="it-IT"/>
-        </w:rPr>
-        <w:t xml:space="preserve"> </w:t>
+          <w:sz w:val="28"/>
+          <w:szCs w:val="28"/>
+          <w:lang w:val="it-IT"/>
+        </w:rPr>
+        <w:t xml:space="preserve">. Mappa generale: </w:t>
       </w:r>
       <m:oMath>
         <m:r>
           <w:rPr>
             <w:rFonts w:ascii="Cambria Math" w:hAnsi="Cambria Math"/>
+            <w:sz w:val="28"/>
+            <w:szCs w:val="28"/>
           </w:rPr>
           <m:t>X</m:t>
         </m:r>
-        <m:r>
-          <w:rPr>
-            <w:rFonts w:ascii="Cambria Math" w:hAnsi="Cambria Math"/>
-            <w:lang w:val="it-IT"/>
-          </w:rPr>
-          <m:t>:</m:t>
-        </m:r>
-        <m:r>
-          <m:rPr>
-            <m:sty m:val="p"/>
-          </m:rPr>
-          <w:rPr>
-            <w:rFonts w:ascii="Cambria Math" w:hAnsi="Cambria Math"/>
-          </w:rPr>
-          <m:t>Ω</m:t>
-        </m:r>
-        <m:r>
-          <w:rPr>
-            <w:rFonts w:ascii="Cambria Math" w:hAnsi="Cambria Math"/>
-            <w:lang w:val="it-IT"/>
-          </w:rPr>
-          <m:t>→</m:t>
-        </m:r>
+      </m:oMath>
+      <w:r>
+        <w:rPr>
+          <w:sz w:val="28"/>
+          <w:szCs w:val="28"/>
+          <w:lang w:val="it-IT"/>
+        </w:rPr>
+        <w:t xml:space="preserve">, distribuzione, </w:t>
+      </w:r>
+      <m:oMath>
+        <m:sSub>
+          <m:sSubPr>
+            <m:ctrlPr>
+              <w:rPr>
+                <w:rFonts w:ascii="Cambria Math" w:hAnsi="Cambria Math"/>
+                <w:sz w:val="28"/>
+                <w:szCs w:val="28"/>
+              </w:rPr>
+            </m:ctrlPr>
+          </m:sSubPr>
+          <m:e>
+            <m:r>
+              <w:rPr>
+                <w:rFonts w:ascii="Cambria Math" w:hAnsi="Cambria Math"/>
+                <w:sz w:val="28"/>
+                <w:szCs w:val="28"/>
+              </w:rPr>
+              <m:t>F</m:t>
+            </m:r>
+          </m:e>
+          <m:sub>
+            <m:r>
+              <w:rPr>
+                <w:rFonts w:ascii="Cambria Math" w:hAnsi="Cambria Math"/>
+                <w:sz w:val="28"/>
+                <w:szCs w:val="28"/>
+              </w:rPr>
+              <m:t>X</m:t>
+            </m:r>
+          </m:sub>
+        </m:sSub>
+      </m:oMath>
+      <w:r>
+        <w:rPr>
+          <w:sz w:val="28"/>
+          <w:szCs w:val="28"/>
+          <w:lang w:val="it-IT"/>
+        </w:rPr>
+        <w:t xml:space="preserve">, </w:t>
+      </w:r>
+      <m:oMath>
+        <m:sSub>
+          <m:sSubPr>
+            <m:ctrlPr>
+              <w:rPr>
+                <w:rFonts w:ascii="Cambria Math" w:hAnsi="Cambria Math"/>
+                <w:sz w:val="28"/>
+                <w:szCs w:val="28"/>
+              </w:rPr>
+            </m:ctrlPr>
+          </m:sSubPr>
+          <m:e>
+            <m:r>
+              <w:rPr>
+                <w:rFonts w:ascii="Cambria Math" w:hAnsi="Cambria Math"/>
+                <w:sz w:val="28"/>
+                <w:szCs w:val="28"/>
+              </w:rPr>
+              <m:t>p</m:t>
+            </m:r>
+          </m:e>
+          <m:sub>
+            <m:r>
+              <w:rPr>
+                <w:rFonts w:ascii="Cambria Math" w:hAnsi="Cambria Math"/>
+                <w:sz w:val="28"/>
+                <w:szCs w:val="28"/>
+              </w:rPr>
+              <m:t>X</m:t>
+            </m:r>
+          </m:sub>
+        </m:sSub>
+      </m:oMath>
+      <w:r>
+        <w:rPr>
+          <w:sz w:val="28"/>
+          <w:szCs w:val="28"/>
+          <w:lang w:val="it-IT"/>
+        </w:rPr>
+        <w:t xml:space="preserve">, </w:t>
+      </w:r>
+      <m:oMath>
+        <m:sSub>
+          <m:sSubPr>
+            <m:ctrlPr>
+              <w:rPr>
+                <w:rFonts w:ascii="Cambria Math" w:hAnsi="Cambria Math"/>
+                <w:sz w:val="28"/>
+                <w:szCs w:val="28"/>
+              </w:rPr>
+            </m:ctrlPr>
+          </m:sSubPr>
+          <m:e>
+            <m:r>
+              <w:rPr>
+                <w:rFonts w:ascii="Cambria Math" w:hAnsi="Cambria Math"/>
+                <w:sz w:val="28"/>
+                <w:szCs w:val="28"/>
+              </w:rPr>
+              <m:t>f</m:t>
+            </m:r>
+          </m:e>
+          <m:sub>
+            <m:r>
+              <w:rPr>
+                <w:rFonts w:ascii="Cambria Math" w:hAnsi="Cambria Math"/>
+                <w:sz w:val="28"/>
+                <w:szCs w:val="28"/>
+              </w:rPr>
+              <m:t>X</m:t>
+            </m:r>
+          </m:sub>
+        </m:sSub>
+      </m:oMath>
+      <w:r>
+        <w:rPr>
+          <w:sz w:val="28"/>
+          <w:szCs w:val="28"/>
+          <w:lang w:val="it-IT"/>
+        </w:rPr>
+        <w:t xml:space="preserve">, </w:t>
+      </w:r>
+      <m:oMath>
         <m:r>
           <m:rPr>
             <m:scr m:val="double-struck"/>
@@ -516,6 +558,302 @@
           </m:rPr>
           <w:rPr>
             <w:rFonts w:ascii="Cambria Math" w:hAnsi="Cambria Math"/>
+            <w:sz w:val="28"/>
+            <w:szCs w:val="28"/>
+          </w:rPr>
+          <m:t>E</m:t>
+        </m:r>
+        <m:r>
+          <w:rPr>
+            <w:rFonts w:ascii="Cambria Math" w:hAnsi="Cambria Math"/>
+            <w:sz w:val="28"/>
+            <w:szCs w:val="28"/>
+            <w:lang w:val="it-IT"/>
+          </w:rPr>
+          <m:t>[</m:t>
+        </m:r>
+        <m:r>
+          <w:rPr>
+            <w:rFonts w:ascii="Cambria Math" w:hAnsi="Cambria Math"/>
+            <w:sz w:val="28"/>
+            <w:szCs w:val="28"/>
+          </w:rPr>
+          <m:t>X</m:t>
+        </m:r>
+        <m:r>
+          <w:rPr>
+            <w:rFonts w:ascii="Cambria Math" w:hAnsi="Cambria Math"/>
+            <w:sz w:val="28"/>
+            <w:szCs w:val="28"/>
+            <w:lang w:val="it-IT"/>
+          </w:rPr>
+          <m:t>]</m:t>
+        </m:r>
+      </m:oMath>
+      <w:r>
+        <w:rPr>
+          <w:sz w:val="28"/>
+          <w:szCs w:val="28"/>
+          <w:lang w:val="it-IT"/>
+        </w:rPr>
+        <w:t xml:space="preserve">, </w:t>
+      </w:r>
+      <m:oMath>
+        <m:r>
+          <m:rPr>
+            <m:sty m:val="p"/>
+          </m:rPr>
+          <w:rPr>
+            <w:rFonts w:ascii="Cambria Math" w:hAnsi="Cambria Math"/>
+            <w:sz w:val="28"/>
+            <w:szCs w:val="28"/>
+            <w:lang w:val="it-IT"/>
+          </w:rPr>
+          <m:t>Var</m:t>
+        </m:r>
+        <m:r>
+          <w:rPr>
+            <w:rFonts w:ascii="Cambria Math" w:hAnsi="Cambria Math"/>
+            <w:sz w:val="28"/>
+            <w:szCs w:val="28"/>
+            <w:lang w:val="it-IT"/>
+          </w:rPr>
+          <m:t>⁡(</m:t>
+        </m:r>
+        <m:r>
+          <w:rPr>
+            <w:rFonts w:ascii="Cambria Math" w:hAnsi="Cambria Math"/>
+            <w:sz w:val="28"/>
+            <w:szCs w:val="28"/>
+          </w:rPr>
+          <m:t>X</m:t>
+        </m:r>
+        <m:r>
+          <w:rPr>
+            <w:rFonts w:ascii="Cambria Math" w:hAnsi="Cambria Math"/>
+            <w:sz w:val="28"/>
+            <w:szCs w:val="28"/>
+            <w:lang w:val="it-IT"/>
+          </w:rPr>
+          <m:t>)</m:t>
+        </m:r>
+      </m:oMath>
+      <w:r>
+        <w:rPr>
+          <w:sz w:val="28"/>
+          <w:szCs w:val="28"/>
+          <w:lang w:val="it-IT"/>
+        </w:rPr>
+        <w:t xml:space="preserve">, </w:t>
+      </w:r>
+      <m:oMath>
+        <m:sSub>
+          <m:sSubPr>
+            <m:ctrlPr>
+              <w:rPr>
+                <w:rFonts w:ascii="Cambria Math" w:hAnsi="Cambria Math"/>
+                <w:sz w:val="28"/>
+                <w:szCs w:val="28"/>
+              </w:rPr>
+            </m:ctrlPr>
+          </m:sSubPr>
+          <m:e>
+            <m:r>
+              <w:rPr>
+                <w:rFonts w:ascii="Cambria Math" w:hAnsi="Cambria Math"/>
+                <w:sz w:val="28"/>
+                <w:szCs w:val="28"/>
+              </w:rPr>
+              <m:t>q</m:t>
+            </m:r>
+          </m:e>
+          <m:sub>
+            <m:r>
+              <w:rPr>
+                <w:rFonts w:ascii="Cambria Math" w:hAnsi="Cambria Math"/>
+                <w:sz w:val="28"/>
+                <w:szCs w:val="28"/>
+              </w:rPr>
+              <m:t>α</m:t>
+            </m:r>
+          </m:sub>
+        </m:sSub>
+        <m:r>
+          <w:rPr>
+            <w:rFonts w:ascii="Cambria Math" w:hAnsi="Cambria Math"/>
+            <w:sz w:val="28"/>
+            <w:szCs w:val="28"/>
+            <w:lang w:val="it-IT"/>
+          </w:rPr>
+          <m:t>(</m:t>
+        </m:r>
+        <m:r>
+          <w:rPr>
+            <w:rFonts w:ascii="Cambria Math" w:hAnsi="Cambria Math"/>
+            <w:sz w:val="28"/>
+            <w:szCs w:val="28"/>
+          </w:rPr>
+          <m:t>X</m:t>
+        </m:r>
+        <m:r>
+          <w:rPr>
+            <w:rFonts w:ascii="Cambria Math" w:hAnsi="Cambria Math"/>
+            <w:sz w:val="28"/>
+            <w:szCs w:val="28"/>
+            <w:lang w:val="it-IT"/>
+          </w:rPr>
+          <m:t>)</m:t>
+        </m:r>
+      </m:oMath>
+      <w:r>
+        <w:rPr>
+          <w:sz w:val="28"/>
+          <w:szCs w:val="28"/>
+          <w:lang w:val="it-IT"/>
+        </w:rPr>
+        <w:t>.</w:t>
+      </w:r>
+    </w:p>
+    <w:p>
+      <w:pPr>
+        <w:rPr>
+          <w:sz w:val="28"/>
+          <w:szCs w:val="28"/>
+        </w:rPr>
+      </w:pPr>
+      <w:r>
+        <w:rPr>
+          <w:sz w:val="28"/>
+          <w:szCs w:val="28"/>
+        </w:rPr>
+        <w:pict w14:anchorId="19D58649">
+          <v:rect id="_x0000_i1053" style="width:0;height:1.5pt" o:hralign="center" o:hrstd="t" o:hr="t" fillcolor="#a0a0a0" stroked="f"/>
+        </w:pict>
+      </w:r>
+    </w:p>
+    <w:p>
+      <w:pPr>
+        <w:numPr>
+          <w:ilvl w:val="0"/>
+          <w:numId w:val="3"/>
+        </w:numPr>
+        <w:rPr>
+          <w:b/>
+          <w:bCs/>
+          <w:sz w:val="28"/>
+          <w:szCs w:val="28"/>
+          <w:lang w:val="it-IT"/>
+        </w:rPr>
+      </w:pPr>
+      <w:r>
+        <w:rPr>
+          <w:b/>
+          <w:bCs/>
+          <w:sz w:val="28"/>
+          <w:szCs w:val="28"/>
+          <w:lang w:val="it-IT"/>
+        </w:rPr>
+        <w:t xml:space="preserve">Definizione di variabile casuale e misurabilità — slide 5–7 </w:t>
+      </w:r>
+    </w:p>
+    <w:p>
+      <w:pPr>
+        <w:rPr>
+          <w:sz w:val="28"/>
+          <w:szCs w:val="28"/>
+          <w:lang w:val="it-IT"/>
+        </w:rPr>
+      </w:pPr>
+      <w:r>
+        <w:rPr>
+          <w:sz w:val="28"/>
+          <w:szCs w:val="28"/>
+          <w:lang w:val="it-IT"/>
+        </w:rPr>
+        <w:t>Tempo parziale: 8 minuti</w:t>
+      </w:r>
+      <w:r>
+        <w:rPr>
+          <w:sz w:val="28"/>
+          <w:szCs w:val="28"/>
+          <w:lang w:val="it-IT"/>
+        </w:rPr>
+        <w:br/>
+        <w:t>Tempo cumulato: 17 minuti</w:t>
+      </w:r>
+    </w:p>
+    <w:p>
+      <w:pPr>
+        <w:rPr>
+          <w:sz w:val="28"/>
+          <w:szCs w:val="28"/>
+          <w:lang w:val="it-IT"/>
+        </w:rPr>
+      </w:pPr>
+      <w:r>
+        <w:rPr>
+          <w:b/>
+          <w:sz w:val="28"/>
+          <w:szCs w:val="28"/>
+          <w:lang w:val="it-IT"/>
+        </w:rPr>
+        <w:t>Contenuti essenziali</w:t>
+      </w:r>
+      <w:r>
+        <w:rPr>
+          <w:sz w:val="28"/>
+          <w:szCs w:val="28"/>
+          <w:lang w:val="it-IT"/>
+        </w:rPr>
+        <w:t xml:space="preserve">: una variabile casuale reale associa un numero a ciascun esito: </w:t>
+      </w:r>
+      <m:oMath>
+        <m:r>
+          <w:rPr>
+            <w:rFonts w:ascii="Cambria Math" w:hAnsi="Cambria Math"/>
+            <w:sz w:val="28"/>
+            <w:szCs w:val="28"/>
+          </w:rPr>
+          <m:t>X</m:t>
+        </m:r>
+        <m:r>
+          <w:rPr>
+            <w:rFonts w:ascii="Cambria Math" w:hAnsi="Cambria Math"/>
+            <w:sz w:val="28"/>
+            <w:szCs w:val="28"/>
+            <w:lang w:val="it-IT"/>
+          </w:rPr>
+          <m:t>:</m:t>
+        </m:r>
+        <m:r>
+          <m:rPr>
+            <m:sty m:val="p"/>
+          </m:rPr>
+          <w:rPr>
+            <w:rFonts w:ascii="Cambria Math" w:hAnsi="Cambria Math"/>
+            <w:sz w:val="28"/>
+            <w:szCs w:val="28"/>
+          </w:rPr>
+          <m:t>Ω</m:t>
+        </m:r>
+        <m:r>
+          <w:rPr>
+            <w:rFonts w:ascii="Cambria Math" w:hAnsi="Cambria Math"/>
+            <w:sz w:val="28"/>
+            <w:szCs w:val="28"/>
+            <w:lang w:val="it-IT"/>
+          </w:rPr>
+          <m:t>→</m:t>
+        </m:r>
+        <m:r>
+          <m:rPr>
+            <m:scr m:val="double-struck"/>
+            <m:sty m:val="p"/>
+          </m:rPr>
+          <w:rPr>
+            <w:rFonts w:ascii="Cambria Math" w:hAnsi="Cambria Math"/>
+            <w:sz w:val="28"/>
+            <w:szCs w:val="28"/>
             <w:lang w:val="it-IT"/>
           </w:rPr>
           <m:t>R</m:t>
@@ -523,9 +861,11 @@
       </m:oMath>
       <w:r>
         <w:rPr>
-          <w:lang w:val="it-IT"/>
-        </w:rPr>
-        <w:t xml:space="preserve">; eventi </w:t>
+          <w:sz w:val="28"/>
+          <w:szCs w:val="28"/>
+          <w:lang w:val="it-IT"/>
+        </w:rPr>
+        <w:t xml:space="preserve">. Eventi generati: </w:t>
       </w:r>
       <m:oMath>
         <m:d>
@@ -536,6 +876,8 @@
             <m:ctrlPr>
               <w:rPr>
                 <w:rFonts w:ascii="Cambria Math" w:hAnsi="Cambria Math"/>
+                <w:sz w:val="28"/>
+                <w:szCs w:val="28"/>
               </w:rPr>
             </m:ctrlPr>
           </m:dPr>
@@ -543,6 +885,8 @@
             <m:r>
               <w:rPr>
                 <w:rFonts w:ascii="Cambria Math" w:hAnsi="Cambria Math"/>
+                <w:sz w:val="28"/>
+                <w:szCs w:val="28"/>
               </w:rPr>
               <m:t>X</m:t>
             </m:r>
@@ -551,6 +895,8 @@
             <m:r>
               <w:rPr>
                 <w:rFonts w:ascii="Cambria Math" w:hAnsi="Cambria Math"/>
+                <w:sz w:val="28"/>
+                <w:szCs w:val="28"/>
               </w:rPr>
               <m:t>x</m:t>
             </m:r>
@@ -559,184 +905,23 @@
       </m:oMath>
       <w:r>
         <w:rPr>
-          <w:lang w:val="it-IT"/>
-        </w:rPr>
-        <w:t xml:space="preserve">; condizione </w:t>
-      </w:r>
-      <m:oMath>
-        <m:r>
-          <w:rPr>
-            <w:rFonts w:ascii="Cambria Math" w:hAnsi="Cambria Math"/>
-            <w:lang w:val="it-IT"/>
-          </w:rPr>
-          <m:t>{</m:t>
-        </m:r>
-        <m:r>
-          <w:rPr>
-            <w:rFonts w:ascii="Cambria Math" w:hAnsi="Cambria Math"/>
-          </w:rPr>
-          <m:t>X</m:t>
-        </m:r>
-        <m:r>
-          <w:rPr>
-            <w:rFonts w:ascii="Cambria Math" w:hAnsi="Cambria Math"/>
-            <w:lang w:val="it-IT"/>
-          </w:rPr>
-          <m:t>≤</m:t>
-        </m:r>
-        <m:r>
-          <w:rPr>
-            <w:rFonts w:ascii="Cambria Math" w:hAnsi="Cambria Math"/>
-          </w:rPr>
-          <m:t>x</m:t>
-        </m:r>
-        <m:r>
-          <m:rPr>
-            <m:scr m:val="script"/>
-          </m:rPr>
-          <w:rPr>
-            <w:rFonts w:ascii="Cambria Math" w:hAnsi="Cambria Math"/>
-            <w:lang w:val="it-IT"/>
-          </w:rPr>
-          <m:t>}∈F</m:t>
-        </m:r>
-      </m:oMath>
-      <w:r>
-        <w:rPr>
-          <w:lang w:val="it-IT"/>
-        </w:rPr>
-        <w:t>; probabilità definite su eventi.</w:t>
-      </w:r>
-    </w:p>
-    <w:p>
-      <w:r>
-        <w:pict w14:anchorId="0D1280A8">
-          <v:rect id="_x0000_i1279" style="width:0;height:1.5pt" o:hralign="center" o:hrstd="t" o:hr="t" fillcolor="#a0a0a0" stroked="f"/>
-        </w:pict>
-      </w:r>
-    </w:p>
-    <w:p>
-      <w:pPr>
-        <w:rPr>
-          <w:b/>
-          <w:bCs/>
-          <w:lang w:val="it-IT"/>
-        </w:rPr>
-      </w:pPr>
-      <w:r>
-        <w:rPr>
-          <w:b/>
-          <w:bCs/>
-          <w:lang w:val="it-IT"/>
-        </w:rPr>
-        <w:t>3. Esempio guida: sei scenari, tre regimi, rendimento — slide 8–10</w:t>
-      </w:r>
-    </w:p>
-    <w:p>
-      <w:pPr>
-        <w:rPr>
-          <w:lang w:val="it-IT"/>
-        </w:rPr>
-      </w:pPr>
-      <w:r>
-        <w:rPr>
-          <w:b/>
-          <w:bCs/>
-          <w:lang w:val="it-IT"/>
-        </w:rPr>
-        <w:t>Tempo parziale:</w:t>
-      </w:r>
-      <w:r>
-        <w:rPr>
-          <w:lang w:val="it-IT"/>
-        </w:rPr>
-        <w:t xml:space="preserve"> 8 minuti</w:t>
-      </w:r>
-      <w:r>
-        <w:rPr>
-          <w:lang w:val="it-IT"/>
-        </w:rPr>
-        <w:br/>
-      </w:r>
-      <w:r>
-        <w:rPr>
-          <w:b/>
-          <w:bCs/>
-          <w:lang w:val="it-IT"/>
-        </w:rPr>
-        <w:t>Tempo cumulato:</w:t>
-      </w:r>
-      <w:r>
-        <w:rPr>
-          <w:lang w:val="it-IT"/>
-        </w:rPr>
-        <w:t xml:space="preserve"> 25 minuti</w:t>
-      </w:r>
-    </w:p>
-    <w:p>
-      <w:pPr>
-        <w:rPr>
-          <w:lang w:val="it-IT"/>
-        </w:rPr>
-      </w:pPr>
-      <w:r>
-        <w:rPr>
-          <w:b/>
-          <w:bCs/>
-          <w:lang w:val="it-IT"/>
-        </w:rPr>
-        <w:t>Idea chiave:</w:t>
-      </w:r>
-      <w:r>
-        <w:rPr>
-          <w:lang w:val="it-IT"/>
-        </w:rPr>
-        <w:t xml:space="preserve"> la variabile casuale aggrega scenari diversi nello stesso valore numerico rilevante.</w:t>
-      </w:r>
-    </w:p>
-    <w:p>
-      <w:pPr>
-        <w:rPr>
-          <w:lang w:val="it-IT"/>
-        </w:rPr>
-      </w:pPr>
-      <w:r>
-        <w:rPr>
-          <w:b/>
-          <w:bCs/>
-          <w:lang w:val="it-IT"/>
-        </w:rPr>
-        <w:t>Contenuti essenziali:</w:t>
-      </w:r>
-      <w:r>
-        <w:rPr>
-          <w:lang w:val="it-IT"/>
-        </w:rPr>
-        <w:t xml:space="preserve"> sei esiti elementari; partizione in tre regimi; sigma-algebra generata; rendimento </w:t>
-      </w:r>
-      <m:oMath>
-        <m:r>
-          <w:rPr>
-            <w:rFonts w:ascii="Cambria Math" w:hAnsi="Cambria Math"/>
-          </w:rPr>
-          <m:t>X</m:t>
-        </m:r>
-      </m:oMath>
-      <w:r>
-        <w:rPr>
-          <w:lang w:val="it-IT"/>
-        </w:rPr>
-        <w:t xml:space="preserve">con tre valori; eventi come </w:t>
+          <w:sz w:val="28"/>
+          <w:szCs w:val="28"/>
+          <w:lang w:val="it-IT"/>
+        </w:rPr>
+        <w:t xml:space="preserve">, </w:t>
       </w:r>
       <m:oMath>
         <m:d>
           <m:dPr>
             <m:begChr m:val="{"/>
-            <m:sepChr m:val="&lt;"/>
+            <m:sepChr m:val="="/>
             <m:endChr m:val="}"/>
             <m:ctrlPr>
               <w:rPr>
                 <w:rFonts w:ascii="Cambria Math" w:hAnsi="Cambria Math"/>
+                <w:sz w:val="28"/>
+                <w:szCs w:val="28"/>
               </w:rPr>
             </m:ctrlPr>
           </m:dPr>
@@ -744,40 +929,207 @@
             <m:r>
               <w:rPr>
                 <w:rFonts w:ascii="Cambria Math" w:hAnsi="Cambria Math"/>
+                <w:sz w:val="28"/>
+                <w:szCs w:val="28"/>
               </w:rPr>
               <m:t>X</m:t>
             </m:r>
           </m:e>
           <m:e>
-            <m:r>
-              <w:rPr>
-                <w:rFonts w:ascii="Cambria Math" w:hAnsi="Cambria Math"/>
-                <w:lang w:val="it-IT"/>
-              </w:rPr>
-              <m:t>0</m:t>
-            </m:r>
+            <m:sSub>
+              <m:sSubPr>
+                <m:ctrlPr>
+                  <w:rPr>
+                    <w:rFonts w:ascii="Cambria Math" w:hAnsi="Cambria Math"/>
+                    <w:sz w:val="28"/>
+                    <w:szCs w:val="28"/>
+                  </w:rPr>
+                </m:ctrlPr>
+              </m:sSubPr>
+              <m:e>
+                <m:r>
+                  <w:rPr>
+                    <w:rFonts w:ascii="Cambria Math" w:hAnsi="Cambria Math"/>
+                    <w:sz w:val="28"/>
+                    <w:szCs w:val="28"/>
+                  </w:rPr>
+                  <m:t>x</m:t>
+                </m:r>
+              </m:e>
+              <m:sub>
+                <m:r>
+                  <w:rPr>
+                    <w:rFonts w:ascii="Cambria Math" w:hAnsi="Cambria Math"/>
+                    <w:sz w:val="28"/>
+                    <w:szCs w:val="28"/>
+                  </w:rPr>
+                  <m:t>i</m:t>
+                </m:r>
+              </m:sub>
+            </m:sSub>
           </m:e>
         </m:d>
       </m:oMath>
       <w:r>
         <w:rPr>
-          <w:lang w:val="it-IT"/>
-        </w:rPr>
-        <w:t>.</w:t>
+          <w:sz w:val="28"/>
+          <w:szCs w:val="28"/>
+          <w:lang w:val="it-IT"/>
+        </w:rPr>
+        <w:t xml:space="preserve">, </w:t>
+      </w:r>
+      <m:oMath>
+        <m:d>
+          <m:dPr>
+            <m:begChr m:val="{"/>
+            <m:endChr m:val="}"/>
+            <m:ctrlPr>
+              <w:rPr>
+                <w:rFonts w:ascii="Cambria Math" w:hAnsi="Cambria Math"/>
+                <w:sz w:val="28"/>
+                <w:szCs w:val="28"/>
+              </w:rPr>
+            </m:ctrlPr>
+          </m:dPr>
+          <m:e>
+            <m:r>
+              <w:rPr>
+                <w:rFonts w:ascii="Cambria Math" w:hAnsi="Cambria Math"/>
+                <w:sz w:val="28"/>
+                <w:szCs w:val="28"/>
+              </w:rPr>
+              <m:t>a</m:t>
+            </m:r>
+            <m:r>
+              <w:rPr>
+                <w:rFonts w:ascii="Cambria Math" w:hAnsi="Cambria Math"/>
+                <w:sz w:val="28"/>
+                <w:szCs w:val="28"/>
+                <w:lang w:val="it-IT"/>
+              </w:rPr>
+              <m:t>&lt;</m:t>
+            </m:r>
+            <m:r>
+              <w:rPr>
+                <w:rFonts w:ascii="Cambria Math" w:hAnsi="Cambria Math"/>
+                <w:sz w:val="28"/>
+                <w:szCs w:val="28"/>
+              </w:rPr>
+              <m:t>X</m:t>
+            </m:r>
+            <m:r>
+              <w:rPr>
+                <w:rFonts w:ascii="Cambria Math" w:hAnsi="Cambria Math"/>
+                <w:sz w:val="28"/>
+                <w:szCs w:val="28"/>
+                <w:lang w:val="it-IT"/>
+              </w:rPr>
+              <m:t>≤</m:t>
+            </m:r>
+            <m:r>
+              <w:rPr>
+                <w:rFonts w:ascii="Cambria Math" w:hAnsi="Cambria Math"/>
+                <w:sz w:val="28"/>
+                <w:szCs w:val="28"/>
+              </w:rPr>
+              <m:t>b</m:t>
+            </m:r>
+          </m:e>
+        </m:d>
+      </m:oMath>
+      <w:r>
+        <w:rPr>
+          <w:sz w:val="28"/>
+          <w:szCs w:val="28"/>
+          <w:lang w:val="it-IT"/>
+        </w:rPr>
+        <w:t xml:space="preserve">. Misurabilità: </w:t>
+      </w:r>
+      <m:oMath>
+        <m:r>
+          <w:rPr>
+            <w:rFonts w:ascii="Cambria Math" w:hAnsi="Cambria Math"/>
+            <w:sz w:val="28"/>
+            <w:szCs w:val="28"/>
+            <w:lang w:val="it-IT"/>
+          </w:rPr>
+          <m:t>{</m:t>
+        </m:r>
+        <m:r>
+          <w:rPr>
+            <w:rFonts w:ascii="Cambria Math" w:hAnsi="Cambria Math"/>
+            <w:sz w:val="28"/>
+            <w:szCs w:val="28"/>
+          </w:rPr>
+          <m:t>X</m:t>
+        </m:r>
+        <m:r>
+          <w:rPr>
+            <w:rFonts w:ascii="Cambria Math" w:hAnsi="Cambria Math"/>
+            <w:sz w:val="28"/>
+            <w:szCs w:val="28"/>
+            <w:lang w:val="it-IT"/>
+          </w:rPr>
+          <m:t>≤</m:t>
+        </m:r>
+        <m:r>
+          <w:rPr>
+            <w:rFonts w:ascii="Cambria Math" w:hAnsi="Cambria Math"/>
+            <w:sz w:val="28"/>
+            <w:szCs w:val="28"/>
+          </w:rPr>
+          <m:t>x</m:t>
+        </m:r>
+        <m:r>
+          <m:rPr>
+            <m:scr m:val="script"/>
+          </m:rPr>
+          <w:rPr>
+            <w:rFonts w:ascii="Cambria Math" w:hAnsi="Cambria Math"/>
+            <w:sz w:val="28"/>
+            <w:szCs w:val="28"/>
+            <w:lang w:val="it-IT"/>
+          </w:rPr>
+          <m:t>}∈F</m:t>
+        </m:r>
+      </m:oMath>
+      <w:r>
+        <w:rPr>
+          <w:sz w:val="28"/>
+          <w:szCs w:val="28"/>
+          <w:lang w:val="it-IT"/>
+        </w:rPr>
+        <w:t>; la probabilità resta definita su eventi dello spazio originario.</w:t>
       </w:r>
     </w:p>
     <w:p>
-      <w:r>
-        <w:pict w14:anchorId="19DE55A5">
-          <v:rect id="_x0000_i1280" style="width:0;height:1.5pt" o:hralign="center" o:hrstd="t" o:hr="t" fillcolor="#a0a0a0" stroked="f"/>
+      <w:pPr>
+        <w:rPr>
+          <w:sz w:val="28"/>
+          <w:szCs w:val="28"/>
+        </w:rPr>
+      </w:pPr>
+      <w:r>
+        <w:rPr>
+          <w:sz w:val="28"/>
+          <w:szCs w:val="28"/>
+        </w:rPr>
+        <w:pict w14:anchorId="2F8D63E8">
+          <v:rect id="_x0000_i1054" style="width:0;height:1.5pt" o:hralign="center" o:hrstd="t" o:hr="t" fillcolor="#a0a0a0" stroked="f"/>
         </w:pict>
       </w:r>
     </w:p>
     <w:p>
       <w:pPr>
+        <w:numPr>
+          <w:ilvl w:val="0"/>
+          <w:numId w:val="4"/>
+        </w:numPr>
         <w:rPr>
           <w:b/>
           <w:bCs/>
+          <w:sz w:val="28"/>
+          <w:szCs w:val="28"/>
           <w:lang w:val="it-IT"/>
         </w:rPr>
       </w:pPr>
@@ -785,145 +1137,495 @@
         <w:rPr>
           <w:b/>
           <w:bCs/>
-          <w:lang w:val="it-IT"/>
-        </w:rPr>
-        <w:t xml:space="preserve">4. </w:t>
-      </w:r>
-      <w:proofErr w:type="spellStart"/>
-      <w:r>
+          <w:sz w:val="28"/>
+          <w:szCs w:val="28"/>
+          <w:lang w:val="it-IT"/>
+        </w:rPr>
+        <w:t xml:space="preserve">Esempio guida: sei scenari, tre regimi, rendimento — slide 8–10 </w:t>
+      </w:r>
+    </w:p>
+    <w:p>
+      <w:pPr>
+        <w:rPr>
+          <w:sz w:val="28"/>
+          <w:szCs w:val="28"/>
+          <w:lang w:val="it-IT"/>
+        </w:rPr>
+      </w:pPr>
+      <w:r>
+        <w:rPr>
+          <w:sz w:val="28"/>
+          <w:szCs w:val="28"/>
+          <w:lang w:val="it-IT"/>
+        </w:rPr>
+        <w:t>Tempo parziale: 8 minuti</w:t>
+      </w:r>
+      <w:r>
+        <w:rPr>
+          <w:sz w:val="28"/>
+          <w:szCs w:val="28"/>
+          <w:lang w:val="it-IT"/>
+        </w:rPr>
+        <w:br/>
+        <w:t>Tempo cumulato: 25 minuti</w:t>
+      </w:r>
+    </w:p>
+    <w:p>
+      <w:pPr>
+        <w:rPr>
+          <w:sz w:val="28"/>
+          <w:szCs w:val="28"/>
+          <w:lang w:val="it-IT"/>
+        </w:rPr>
+      </w:pPr>
+      <w:r>
+        <w:rPr>
+          <w:b/>
+          <w:sz w:val="28"/>
+          <w:szCs w:val="28"/>
+          <w:lang w:val="it-IT"/>
+        </w:rPr>
+        <w:t>Contenuti essenziali</w:t>
+      </w:r>
+      <w:r>
+        <w:rPr>
+          <w:sz w:val="28"/>
+          <w:szCs w:val="28"/>
+          <w:lang w:val="it-IT"/>
+        </w:rPr>
+        <w:t xml:space="preserve">: spazio campionario con sei esiti; partizione in tre regimi </w:t>
+      </w:r>
+      <m:oMath>
+        <m:sSub>
+          <m:sSubPr>
+            <m:ctrlPr>
+              <w:rPr>
+                <w:rFonts w:ascii="Cambria Math" w:hAnsi="Cambria Math"/>
+                <w:sz w:val="28"/>
+                <w:szCs w:val="28"/>
+              </w:rPr>
+            </m:ctrlPr>
+          </m:sSubPr>
+          <m:e>
+            <m:r>
+              <w:rPr>
+                <w:rFonts w:ascii="Cambria Math" w:hAnsi="Cambria Math"/>
+                <w:sz w:val="28"/>
+                <w:szCs w:val="28"/>
+              </w:rPr>
+              <m:t>A</m:t>
+            </m:r>
+          </m:e>
+          <m:sub>
+            <m:r>
+              <w:rPr>
+                <w:rFonts w:ascii="Cambria Math" w:hAnsi="Cambria Math"/>
+                <w:sz w:val="28"/>
+                <w:szCs w:val="28"/>
+                <w:lang w:val="it-IT"/>
+              </w:rPr>
+              <m:t>1</m:t>
+            </m:r>
+          </m:sub>
+        </m:sSub>
+        <m:r>
+          <w:rPr>
+            <w:rFonts w:ascii="Cambria Math" w:hAnsi="Cambria Math"/>
+            <w:sz w:val="28"/>
+            <w:szCs w:val="28"/>
+            <w:lang w:val="it-IT"/>
+          </w:rPr>
+          <m:t>,</m:t>
+        </m:r>
+        <m:sSub>
+          <m:sSubPr>
+            <m:ctrlPr>
+              <w:rPr>
+                <w:rFonts w:ascii="Cambria Math" w:hAnsi="Cambria Math"/>
+                <w:sz w:val="28"/>
+                <w:szCs w:val="28"/>
+              </w:rPr>
+            </m:ctrlPr>
+          </m:sSubPr>
+          <m:e>
+            <m:r>
+              <w:rPr>
+                <w:rFonts w:ascii="Cambria Math" w:hAnsi="Cambria Math"/>
+                <w:sz w:val="28"/>
+                <w:szCs w:val="28"/>
+              </w:rPr>
+              <m:t>A</m:t>
+            </m:r>
+          </m:e>
+          <m:sub>
+            <m:r>
+              <w:rPr>
+                <w:rFonts w:ascii="Cambria Math" w:hAnsi="Cambria Math"/>
+                <w:sz w:val="28"/>
+                <w:szCs w:val="28"/>
+                <w:lang w:val="it-IT"/>
+              </w:rPr>
+              <m:t>2</m:t>
+            </m:r>
+          </m:sub>
+        </m:sSub>
+        <m:r>
+          <w:rPr>
+            <w:rFonts w:ascii="Cambria Math" w:hAnsi="Cambria Math"/>
+            <w:sz w:val="28"/>
+            <w:szCs w:val="28"/>
+            <w:lang w:val="it-IT"/>
+          </w:rPr>
+          <m:t>,</m:t>
+        </m:r>
+        <m:sSub>
+          <m:sSubPr>
+            <m:ctrlPr>
+              <w:rPr>
+                <w:rFonts w:ascii="Cambria Math" w:hAnsi="Cambria Math"/>
+                <w:sz w:val="28"/>
+                <w:szCs w:val="28"/>
+              </w:rPr>
+            </m:ctrlPr>
+          </m:sSubPr>
+          <m:e>
+            <m:r>
+              <w:rPr>
+                <w:rFonts w:ascii="Cambria Math" w:hAnsi="Cambria Math"/>
+                <w:sz w:val="28"/>
+                <w:szCs w:val="28"/>
+              </w:rPr>
+              <m:t>A</m:t>
+            </m:r>
+          </m:e>
+          <m:sub>
+            <m:r>
+              <w:rPr>
+                <w:rFonts w:ascii="Cambria Math" w:hAnsi="Cambria Math"/>
+                <w:sz w:val="28"/>
+                <w:szCs w:val="28"/>
+                <w:lang w:val="it-IT"/>
+              </w:rPr>
+              <m:t>3</m:t>
+            </m:r>
+          </m:sub>
+        </m:sSub>
+      </m:oMath>
+      <w:r>
+        <w:rPr>
+          <w:sz w:val="28"/>
+          <w:szCs w:val="28"/>
+          <w:lang w:val="it-IT"/>
+        </w:rPr>
+        <w:t xml:space="preserve">. La sigma-algebra è generata dalla partizione. Il rendimento </w:t>
+      </w:r>
+      <m:oMath>
+        <m:r>
+          <w:rPr>
+            <w:rFonts w:ascii="Cambria Math" w:hAnsi="Cambria Math"/>
+            <w:sz w:val="28"/>
+            <w:szCs w:val="28"/>
+          </w:rPr>
+          <m:t>X</m:t>
+        </m:r>
+      </m:oMath>
+      <w:r>
+        <w:rPr>
+          <w:sz w:val="28"/>
+          <w:szCs w:val="28"/>
+          <w:lang w:val="it-IT"/>
+        </w:rPr>
+        <w:t xml:space="preserve">assume tre valori e aggrega scenari diversi; eventi come </w:t>
+      </w:r>
+      <m:oMath>
+        <m:r>
+          <w:rPr>
+            <w:rFonts w:ascii="Cambria Math" w:hAnsi="Cambria Math"/>
+            <w:sz w:val="28"/>
+            <w:szCs w:val="28"/>
+            <w:lang w:val="it-IT"/>
+          </w:rPr>
+          <m:t>{</m:t>
+        </m:r>
+        <m:r>
+          <w:rPr>
+            <w:rFonts w:ascii="Cambria Math" w:hAnsi="Cambria Math"/>
+            <w:sz w:val="28"/>
+            <w:szCs w:val="28"/>
+          </w:rPr>
+          <m:t>X</m:t>
+        </m:r>
+        <m:r>
+          <w:rPr>
+            <w:rFonts w:ascii="Cambria Math" w:hAnsi="Cambria Math"/>
+            <w:sz w:val="28"/>
+            <w:szCs w:val="28"/>
+            <w:lang w:val="it-IT"/>
+          </w:rPr>
+          <m:t>&lt;0}=</m:t>
+        </m:r>
+        <m:sSub>
+          <m:sSubPr>
+            <m:ctrlPr>
+              <w:rPr>
+                <w:rFonts w:ascii="Cambria Math" w:hAnsi="Cambria Math"/>
+                <w:sz w:val="28"/>
+                <w:szCs w:val="28"/>
+              </w:rPr>
+            </m:ctrlPr>
+          </m:sSubPr>
+          <m:e>
+            <m:r>
+              <w:rPr>
+                <w:rFonts w:ascii="Cambria Math" w:hAnsi="Cambria Math"/>
+                <w:sz w:val="28"/>
+                <w:szCs w:val="28"/>
+              </w:rPr>
+              <m:t>A</m:t>
+            </m:r>
+          </m:e>
+          <m:sub>
+            <m:r>
+              <w:rPr>
+                <w:rFonts w:ascii="Cambria Math" w:hAnsi="Cambria Math"/>
+                <w:sz w:val="28"/>
+                <w:szCs w:val="28"/>
+                <w:lang w:val="it-IT"/>
+              </w:rPr>
+              <m:t>1</m:t>
+            </m:r>
+          </m:sub>
+        </m:sSub>
+      </m:oMath>
+      <w:r>
+        <w:rPr>
+          <w:sz w:val="28"/>
+          <w:szCs w:val="28"/>
+          <w:lang w:val="it-IT"/>
+        </w:rPr>
+        <w:t xml:space="preserve">e </w:t>
+      </w:r>
+      <m:oMath>
+        <m:r>
+          <w:rPr>
+            <w:rFonts w:ascii="Cambria Math" w:hAnsi="Cambria Math"/>
+            <w:sz w:val="28"/>
+            <w:szCs w:val="28"/>
+            <w:lang w:val="it-IT"/>
+          </w:rPr>
+          <m:t>{</m:t>
+        </m:r>
+        <m:r>
+          <w:rPr>
+            <w:rFonts w:ascii="Cambria Math" w:hAnsi="Cambria Math"/>
+            <w:sz w:val="28"/>
+            <w:szCs w:val="28"/>
+          </w:rPr>
+          <m:t>X</m:t>
+        </m:r>
+        <m:r>
+          <w:rPr>
+            <w:rFonts w:ascii="Cambria Math" w:hAnsi="Cambria Math"/>
+            <w:sz w:val="28"/>
+            <w:szCs w:val="28"/>
+            <w:lang w:val="it-IT"/>
+          </w:rPr>
+          <m:t>≥0.01}=</m:t>
+        </m:r>
+        <m:sSub>
+          <m:sSubPr>
+            <m:ctrlPr>
+              <w:rPr>
+                <w:rFonts w:ascii="Cambria Math" w:hAnsi="Cambria Math"/>
+                <w:sz w:val="28"/>
+                <w:szCs w:val="28"/>
+              </w:rPr>
+            </m:ctrlPr>
+          </m:sSubPr>
+          <m:e>
+            <m:r>
+              <w:rPr>
+                <w:rFonts w:ascii="Cambria Math" w:hAnsi="Cambria Math"/>
+                <w:sz w:val="28"/>
+                <w:szCs w:val="28"/>
+              </w:rPr>
+              <m:t>A</m:t>
+            </m:r>
+          </m:e>
+          <m:sub>
+            <m:r>
+              <w:rPr>
+                <w:rFonts w:ascii="Cambria Math" w:hAnsi="Cambria Math"/>
+                <w:sz w:val="28"/>
+                <w:szCs w:val="28"/>
+                <w:lang w:val="it-IT"/>
+              </w:rPr>
+              <m:t>2</m:t>
+            </m:r>
+          </m:sub>
+        </m:sSub>
+        <m:r>
+          <w:rPr>
+            <w:rFonts w:ascii="Cambria Math" w:hAnsi="Cambria Math"/>
+            <w:sz w:val="28"/>
+            <w:szCs w:val="28"/>
+            <w:lang w:val="it-IT"/>
+          </w:rPr>
+          <m:t>∪</m:t>
+        </m:r>
+        <m:sSub>
+          <m:sSubPr>
+            <m:ctrlPr>
+              <w:rPr>
+                <w:rFonts w:ascii="Cambria Math" w:hAnsi="Cambria Math"/>
+                <w:sz w:val="28"/>
+                <w:szCs w:val="28"/>
+              </w:rPr>
+            </m:ctrlPr>
+          </m:sSubPr>
+          <m:e>
+            <m:r>
+              <w:rPr>
+                <w:rFonts w:ascii="Cambria Math" w:hAnsi="Cambria Math"/>
+                <w:sz w:val="28"/>
+                <w:szCs w:val="28"/>
+              </w:rPr>
+              <m:t>A</m:t>
+            </m:r>
+          </m:e>
+          <m:sub>
+            <m:r>
+              <w:rPr>
+                <w:rFonts w:ascii="Cambria Math" w:hAnsi="Cambria Math"/>
+                <w:sz w:val="28"/>
+                <w:szCs w:val="28"/>
+                <w:lang w:val="it-IT"/>
+              </w:rPr>
+              <m:t>3</m:t>
+            </m:r>
+          </m:sub>
+        </m:sSub>
+      </m:oMath>
+      <w:r>
+        <w:rPr>
+          <w:sz w:val="28"/>
+          <w:szCs w:val="28"/>
+          <w:lang w:val="it-IT"/>
+        </w:rPr>
+        <w:t>.</w:t>
+      </w:r>
+    </w:p>
+    <w:p>
+      <w:pPr>
+        <w:rPr>
+          <w:sz w:val="28"/>
+          <w:szCs w:val="28"/>
+        </w:rPr>
+      </w:pPr>
+      <w:r>
+        <w:rPr>
+          <w:sz w:val="28"/>
+          <w:szCs w:val="28"/>
+        </w:rPr>
+        <w:lastRenderedPageBreak/>
+        <w:pict w14:anchorId="5E3E7666">
+          <v:rect id="_x0000_i1055" style="width:0;height:1.5pt" o:hralign="center" o:hrstd="t" o:hr="t" fillcolor="#a0a0a0" stroked="f"/>
+        </w:pict>
+      </w:r>
+    </w:p>
+    <w:p>
+      <w:pPr>
+        <w:numPr>
+          <w:ilvl w:val="0"/>
+          <w:numId w:val="5"/>
+        </w:numPr>
         <w:rPr>
           <w:b/>
           <w:bCs/>
-          <w:lang w:val="it-IT"/>
-        </w:rPr>
-        <w:t>Controimmagini</w:t>
-      </w:r>
-      <w:proofErr w:type="spellEnd"/>
+          <w:sz w:val="28"/>
+          <w:szCs w:val="28"/>
+          <w:lang w:val="it-IT"/>
+        </w:rPr>
+      </w:pPr>
+      <w:proofErr w:type="spellStart"/>
       <w:r>
         <w:rPr>
           <w:b/>
           <w:bCs/>
-          <w:lang w:val="it-IT"/>
-        </w:rPr>
-        <w:t>, Borel e distribuzione indotta — slide 11–13</w:t>
+          <w:sz w:val="28"/>
+          <w:szCs w:val="28"/>
+          <w:lang w:val="it-IT"/>
+        </w:rPr>
+        <w:t>Controimmagini</w:t>
+      </w:r>
+      <w:proofErr w:type="spellEnd"/>
+      <w:r>
+        <w:rPr>
+          <w:b/>
+          <w:bCs/>
+          <w:sz w:val="28"/>
+          <w:szCs w:val="28"/>
+          <w:lang w:val="it-IT"/>
+        </w:rPr>
+        <w:t xml:space="preserve">, Borel e distribuzione indotta — slide 11–13 </w:t>
       </w:r>
     </w:p>
     <w:p>
       <w:pPr>
         <w:rPr>
-          <w:lang w:val="it-IT"/>
-        </w:rPr>
-      </w:pPr>
-      <w:r>
-        <w:rPr>
-          <w:b/>
-          <w:bCs/>
-          <w:lang w:val="it-IT"/>
-        </w:rPr>
-        <w:t>Tempo parziale:</w:t>
-      </w:r>
-      <w:r>
-        <w:rPr>
-          <w:lang w:val="it-IT"/>
-        </w:rPr>
-        <w:t xml:space="preserve"> 9 minuti</w:t>
-      </w:r>
-      <w:r>
-        <w:rPr>
+          <w:sz w:val="28"/>
+          <w:szCs w:val="28"/>
+          <w:lang w:val="it-IT"/>
+        </w:rPr>
+      </w:pPr>
+      <w:r>
+        <w:rPr>
+          <w:sz w:val="28"/>
+          <w:szCs w:val="28"/>
+          <w:lang w:val="it-IT"/>
+        </w:rPr>
+        <w:t>Tempo parziale: 9 minuti</w:t>
+      </w:r>
+      <w:r>
+        <w:rPr>
+          <w:sz w:val="28"/>
+          <w:szCs w:val="28"/>
           <w:lang w:val="it-IT"/>
         </w:rPr>
         <w:br/>
-      </w:r>
-      <w:r>
-        <w:rPr>
-          <w:b/>
-          <w:bCs/>
-          <w:lang w:val="it-IT"/>
-        </w:rPr>
-        <w:t>Tempo cumulato:</w:t>
-      </w:r>
-      <w:r>
-        <w:rPr>
-          <w:lang w:val="it-IT"/>
-        </w:rPr>
-        <w:t xml:space="preserve"> 34 minuti</w:t>
+        <w:t>Tempo cumulato: 34 minuti</w:t>
       </w:r>
     </w:p>
     <w:p>
       <w:pPr>
         <w:rPr>
+          <w:sz w:val="28"/>
+          <w:szCs w:val="28"/>
           <w:lang w:val="it-IT"/>
         </w:rPr>
       </w:pPr>
       <w:r>
         <w:rPr>
           <w:b/>
-          <w:bCs/>
-          <w:lang w:val="it-IT"/>
-        </w:rPr>
-        <w:t>Idea chiave:</w:t>
-      </w:r>
-      <w:r>
-        <w:rPr>
-          <w:lang w:val="it-IT"/>
-        </w:rPr>
-        <w:t xml:space="preserve"> la distribuzione di </w:t>
-      </w:r>
-      <m:oMath>
-        <m:r>
-          <w:rPr>
-            <w:rFonts w:ascii="Cambria Math" w:hAnsi="Cambria Math"/>
-          </w:rPr>
-          <m:t>X</m:t>
-        </m:r>
-      </m:oMath>
-      <w:r>
-        <w:rPr>
-          <w:lang w:val="it-IT"/>
-        </w:rPr>
-        <w:t xml:space="preserve">nasce trasferendo la probabilità da </w:t>
-      </w:r>
-      <m:oMath>
-        <m:r>
-          <m:rPr>
-            <m:sty m:val="p"/>
-          </m:rPr>
-          <w:rPr>
-            <w:rFonts w:ascii="Cambria Math" w:hAnsi="Cambria Math"/>
-          </w:rPr>
-          <m:t>Ω</m:t>
-        </m:r>
-      </m:oMath>
-      <w:r>
-        <w:rPr>
-          <w:lang w:val="it-IT"/>
-        </w:rPr>
-        <w:t>alla retta reale.</w:t>
-      </w:r>
-    </w:p>
-    <w:p>
-      <w:pPr>
-        <w:rPr>
-          <w:lang w:val="it-IT"/>
-        </w:rPr>
-      </w:pPr>
-      <w:r>
-        <w:rPr>
-          <w:b/>
-          <w:bCs/>
-          <w:lang w:val="it-IT"/>
-        </w:rPr>
-        <w:t>Contenuti essenziali:</w:t>
-      </w:r>
-      <w:r>
-        <w:rPr>
-          <w:lang w:val="it-IT"/>
-        </w:rPr>
-        <w:t xml:space="preserve"> </w:t>
+          <w:sz w:val="28"/>
+          <w:szCs w:val="28"/>
+          <w:lang w:val="it-IT"/>
+        </w:rPr>
+        <w:t>Contenuti essenziali</w:t>
+      </w:r>
+      <w:r>
+        <w:rPr>
+          <w:sz w:val="28"/>
+          <w:szCs w:val="28"/>
+          <w:lang w:val="it-IT"/>
+        </w:rPr>
+        <w:t xml:space="preserve">: la </w:t>
       </w:r>
       <w:proofErr w:type="spellStart"/>
       <w:r>
         <w:rPr>
+          <w:sz w:val="28"/>
+          <w:szCs w:val="28"/>
           <w:lang w:val="it-IT"/>
         </w:rPr>
         <w:t>controimmagine</w:t>
@@ -931,6 +1633,8 @@
       <w:proofErr w:type="spellEnd"/>
       <w:r>
         <w:rPr>
+          <w:sz w:val="28"/>
+          <w:szCs w:val="28"/>
           <w:lang w:val="it-IT"/>
         </w:rPr>
         <w:t xml:space="preserve"> </w:t>
@@ -941,6 +1645,8 @@
             <m:ctrlPr>
               <w:rPr>
                 <w:rFonts w:ascii="Cambria Math" w:hAnsi="Cambria Math"/>
+                <w:sz w:val="28"/>
+                <w:szCs w:val="28"/>
               </w:rPr>
             </m:ctrlPr>
           </m:sSupPr>
@@ -948,6 +1654,8 @@
             <m:r>
               <w:rPr>
                 <w:rFonts w:ascii="Cambria Math" w:hAnsi="Cambria Math"/>
+                <w:sz w:val="28"/>
+                <w:szCs w:val="28"/>
               </w:rPr>
               <m:t>X</m:t>
             </m:r>
@@ -956,6 +1664,8 @@
             <m:r>
               <w:rPr>
                 <w:rFonts w:ascii="Cambria Math" w:hAnsi="Cambria Math"/>
+                <w:sz w:val="28"/>
+                <w:szCs w:val="28"/>
                 <w:lang w:val="it-IT"/>
               </w:rPr>
               <m:t>-1</m:t>
@@ -965,6 +1675,8 @@
         <m:r>
           <w:rPr>
             <w:rFonts w:ascii="Cambria Math" w:hAnsi="Cambria Math"/>
+            <w:sz w:val="28"/>
+            <w:szCs w:val="28"/>
             <w:lang w:val="it-IT"/>
           </w:rPr>
           <m:t>(</m:t>
@@ -972,12 +1684,16 @@
         <m:r>
           <w:rPr>
             <w:rFonts w:ascii="Cambria Math" w:hAnsi="Cambria Math"/>
+            <w:sz w:val="28"/>
+            <w:szCs w:val="28"/>
           </w:rPr>
           <m:t>B</m:t>
         </m:r>
         <m:r>
           <w:rPr>
             <w:rFonts w:ascii="Cambria Math" w:hAnsi="Cambria Math"/>
+            <w:sz w:val="28"/>
+            <w:szCs w:val="28"/>
             <w:lang w:val="it-IT"/>
           </w:rPr>
           <m:t>)</m:t>
@@ -985,9 +1701,32 @@
       </m:oMath>
       <w:r>
         <w:rPr>
-          <w:lang w:val="it-IT"/>
-        </w:rPr>
-        <w:t xml:space="preserve">; ruolo di </w:t>
+          <w:sz w:val="28"/>
+          <w:szCs w:val="28"/>
+          <w:lang w:val="it-IT"/>
+        </w:rPr>
+        <w:t xml:space="preserve">riporta insiemi della retta reale a eventi in </w:t>
+      </w:r>
+      <m:oMath>
+        <m:r>
+          <m:rPr>
+            <m:sty m:val="p"/>
+          </m:rPr>
+          <w:rPr>
+            <w:rFonts w:ascii="Cambria Math" w:hAnsi="Cambria Math"/>
+            <w:sz w:val="28"/>
+            <w:szCs w:val="28"/>
+          </w:rPr>
+          <m:t>Ω</m:t>
+        </m:r>
+      </m:oMath>
+      <w:r>
+        <w:rPr>
+          <w:sz w:val="28"/>
+          <w:szCs w:val="28"/>
+          <w:lang w:val="it-IT"/>
+        </w:rPr>
+        <w:t xml:space="preserve">. La sigma-algebra boreliana </w:t>
       </w:r>
       <m:oMath>
         <m:r>
@@ -996,6 +1735,8 @@
           </m:rPr>
           <w:rPr>
             <w:rFonts w:ascii="Cambria Math" w:hAnsi="Cambria Math"/>
+            <w:sz w:val="28"/>
+            <w:szCs w:val="28"/>
             <w:lang w:val="it-IT"/>
           </w:rPr>
           <m:t>B(</m:t>
@@ -1007,6 +1748,8 @@
           </m:rPr>
           <w:rPr>
             <w:rFonts w:ascii="Cambria Math" w:hAnsi="Cambria Math"/>
+            <w:sz w:val="28"/>
+            <w:szCs w:val="28"/>
             <w:lang w:val="it-IT"/>
           </w:rPr>
           <m:t>R</m:t>
@@ -1014,6 +1757,8 @@
         <m:r>
           <w:rPr>
             <w:rFonts w:ascii="Cambria Math" w:hAnsi="Cambria Math"/>
+            <w:sz w:val="28"/>
+            <w:szCs w:val="28"/>
             <w:lang w:val="it-IT"/>
           </w:rPr>
           <m:t>)</m:t>
@@ -1021,9 +1766,11 @@
       </m:oMath>
       <w:r>
         <w:rPr>
-          <w:lang w:val="it-IT"/>
-        </w:rPr>
-        <w:t xml:space="preserve">; probabilità indotta </w:t>
+          <w:sz w:val="28"/>
+          <w:szCs w:val="28"/>
+          <w:lang w:val="it-IT"/>
+        </w:rPr>
+        <w:t xml:space="preserve">formalizza gli eventi sui valori reali. La distribuzione indotta è </w:t>
       </w:r>
       <m:oMath>
         <m:sSub>
@@ -1031,6 +1778,8 @@
             <m:ctrlPr>
               <w:rPr>
                 <w:rFonts w:ascii="Cambria Math" w:hAnsi="Cambria Math"/>
+                <w:sz w:val="28"/>
+                <w:szCs w:val="28"/>
               </w:rPr>
             </m:ctrlPr>
           </m:sSubPr>
@@ -1042,6 +1791,8 @@
               </m:rPr>
               <w:rPr>
                 <w:rFonts w:ascii="Cambria Math" w:hAnsi="Cambria Math"/>
+                <w:sz w:val="28"/>
+                <w:szCs w:val="28"/>
                 <w:lang w:val="it-IT"/>
               </w:rPr>
               <m:t>P</m:t>
@@ -1051,6 +1802,8 @@
             <m:r>
               <w:rPr>
                 <w:rFonts w:ascii="Cambria Math" w:hAnsi="Cambria Math"/>
+                <w:sz w:val="28"/>
+                <w:szCs w:val="28"/>
               </w:rPr>
               <m:t>X</m:t>
             </m:r>
@@ -1059,6 +1812,8 @@
         <m:r>
           <w:rPr>
             <w:rFonts w:ascii="Cambria Math" w:hAnsi="Cambria Math"/>
+            <w:sz w:val="28"/>
+            <w:szCs w:val="28"/>
             <w:lang w:val="it-IT"/>
           </w:rPr>
           <m:t>=</m:t>
@@ -1070,6 +1825,8 @@
           </m:rPr>
           <w:rPr>
             <w:rFonts w:ascii="Cambria Math" w:hAnsi="Cambria Math"/>
+            <w:sz w:val="28"/>
+            <w:szCs w:val="28"/>
             <w:lang w:val="it-IT"/>
           </w:rPr>
           <m:t>P</m:t>
@@ -1077,6 +1834,8 @@
         <m:r>
           <w:rPr>
             <w:rFonts w:ascii="Cambria Math" w:hAnsi="Cambria Math"/>
+            <w:sz w:val="28"/>
+            <w:szCs w:val="28"/>
             <w:lang w:val="it-IT"/>
           </w:rPr>
           <m:t>∘</m:t>
@@ -1086,6 +1845,8 @@
             <m:ctrlPr>
               <w:rPr>
                 <w:rFonts w:ascii="Cambria Math" w:hAnsi="Cambria Math"/>
+                <w:sz w:val="28"/>
+                <w:szCs w:val="28"/>
               </w:rPr>
             </m:ctrlPr>
           </m:sSupPr>
@@ -1093,6 +1854,8 @@
             <m:r>
               <w:rPr>
                 <w:rFonts w:ascii="Cambria Math" w:hAnsi="Cambria Math"/>
+                <w:sz w:val="28"/>
+                <w:szCs w:val="28"/>
               </w:rPr>
               <m:t>X</m:t>
             </m:r>
@@ -1101,6 +1864,8 @@
             <m:r>
               <w:rPr>
                 <w:rFonts w:ascii="Cambria Math" w:hAnsi="Cambria Math"/>
+                <w:sz w:val="28"/>
+                <w:szCs w:val="28"/>
                 <w:lang w:val="it-IT"/>
               </w:rPr>
               <m:t>-1</m:t>
@@ -1110,96 +1875,11 @@
       </m:oMath>
       <w:r>
         <w:rPr>
-          <w:lang w:val="it-IT"/>
-        </w:rPr>
-        <w:t>.</w:t>
-      </w:r>
-    </w:p>
-    <w:p>
-      <w:r>
-        <w:lastRenderedPageBreak/>
-        <w:pict w14:anchorId="01885FA8">
-          <v:rect id="_x0000_i1281" style="width:0;height:1.5pt" o:hralign="center" o:hrstd="t" o:hr="t" fillcolor="#a0a0a0" stroked="f"/>
-        </w:pict>
-      </w:r>
-    </w:p>
-    <w:p>
-      <w:pPr>
-        <w:rPr>
-          <w:b/>
-          <w:bCs/>
-          <w:lang w:val="it-IT"/>
-        </w:rPr>
-      </w:pPr>
-      <w:r>
-        <w:rPr>
-          <w:b/>
-          <w:bCs/>
-          <w:lang w:val="it-IT"/>
-        </w:rPr>
-        <w:t>5. Funzione di distribuzione: oggetto unificante — slide 14–18</w:t>
-      </w:r>
-    </w:p>
-    <w:p>
-      <w:pPr>
-        <w:rPr>
-          <w:lang w:val="it-IT"/>
-        </w:rPr>
-      </w:pPr>
-      <w:r>
-        <w:rPr>
-          <w:b/>
-          <w:bCs/>
-          <w:lang w:val="it-IT"/>
-        </w:rPr>
-        <w:t>Tempo parziale:</w:t>
-      </w:r>
-      <w:r>
-        <w:rPr>
-          <w:lang w:val="it-IT"/>
-        </w:rPr>
-        <w:t xml:space="preserve"> 13 minuti</w:t>
-      </w:r>
-      <w:r>
-        <w:rPr>
-          <w:lang w:val="it-IT"/>
-        </w:rPr>
-        <w:br/>
-      </w:r>
-      <w:r>
-        <w:rPr>
-          <w:b/>
-          <w:bCs/>
-          <w:lang w:val="it-IT"/>
-        </w:rPr>
-        <w:t>Tempo cumulato:</w:t>
-      </w:r>
-      <w:r>
-        <w:rPr>
-          <w:lang w:val="it-IT"/>
-        </w:rPr>
-        <w:t xml:space="preserve"> 47 minuti</w:t>
-      </w:r>
-    </w:p>
-    <w:p>
-      <w:pPr>
-        <w:rPr>
-          <w:lang w:val="it-IT"/>
-        </w:rPr>
-      </w:pPr>
-      <w:r>
-        <w:rPr>
-          <w:b/>
-          <w:bCs/>
-          <w:lang w:val="it-IT"/>
-        </w:rPr>
-        <w:t>Idea chiave:</w:t>
-      </w:r>
-      <w:r>
-        <w:rPr>
-          <w:lang w:val="it-IT"/>
-        </w:rPr>
-        <w:t xml:space="preserve"> </w:t>
+          <w:sz w:val="28"/>
+          <w:szCs w:val="28"/>
+          <w:lang w:val="it-IT"/>
+        </w:rPr>
+        <w:t xml:space="preserve">, cioè </w:t>
       </w:r>
       <m:oMath>
         <m:sSub>
@@ -1207,21 +1887,32 @@
             <m:ctrlPr>
               <w:rPr>
                 <w:rFonts w:ascii="Cambria Math" w:hAnsi="Cambria Math"/>
+                <w:sz w:val="28"/>
+                <w:szCs w:val="28"/>
               </w:rPr>
             </m:ctrlPr>
           </m:sSubPr>
           <m:e>
             <m:r>
-              <w:rPr>
-                <w:rFonts w:ascii="Cambria Math" w:hAnsi="Cambria Math"/>
-              </w:rPr>
-              <m:t>F</m:t>
+              <m:rPr>
+                <m:scr m:val="double-struck"/>
+                <m:sty m:val="p"/>
+              </m:rPr>
+              <w:rPr>
+                <w:rFonts w:ascii="Cambria Math" w:hAnsi="Cambria Math"/>
+                <w:sz w:val="28"/>
+                <w:szCs w:val="28"/>
+                <w:lang w:val="it-IT"/>
+              </w:rPr>
+              <m:t>P</m:t>
             </m:r>
           </m:e>
           <m:sub>
             <m:r>
               <w:rPr>
                 <w:rFonts w:ascii="Cambria Math" w:hAnsi="Cambria Math"/>
+                <w:sz w:val="28"/>
+                <w:szCs w:val="28"/>
               </w:rPr>
               <m:t>X</m:t>
             </m:r>
@@ -1230,6 +1921,8 @@
         <m:r>
           <w:rPr>
             <w:rFonts w:ascii="Cambria Math" w:hAnsi="Cambria Math"/>
+            <w:sz w:val="28"/>
+            <w:szCs w:val="28"/>
             <w:lang w:val="it-IT"/>
           </w:rPr>
           <m:t>(</m:t>
@@ -1237,43 +1930,202 @@
         <m:r>
           <w:rPr>
             <w:rFonts w:ascii="Cambria Math" w:hAnsi="Cambria Math"/>
-          </w:rPr>
-          <m:t>x</m:t>
-        </m:r>
-        <m:r>
-          <w:rPr>
-            <w:rFonts w:ascii="Cambria Math" w:hAnsi="Cambria Math"/>
-            <w:lang w:val="it-IT"/>
-          </w:rPr>
-          <m:t>)</m:t>
+            <w:sz w:val="28"/>
+            <w:szCs w:val="28"/>
+          </w:rPr>
+          <m:t>B</m:t>
+        </m:r>
+        <m:r>
+          <w:rPr>
+            <w:rFonts w:ascii="Cambria Math" w:hAnsi="Cambria Math"/>
+            <w:sz w:val="28"/>
+            <w:szCs w:val="28"/>
+            <w:lang w:val="it-IT"/>
+          </w:rPr>
+          <m:t>)=</m:t>
+        </m:r>
+        <m:r>
+          <m:rPr>
+            <m:scr m:val="double-struck"/>
+            <m:sty m:val="p"/>
+          </m:rPr>
+          <w:rPr>
+            <w:rFonts w:ascii="Cambria Math" w:hAnsi="Cambria Math"/>
+            <w:sz w:val="28"/>
+            <w:szCs w:val="28"/>
+            <w:lang w:val="it-IT"/>
+          </w:rPr>
+          <m:t>P</m:t>
+        </m:r>
+        <m:r>
+          <w:rPr>
+            <w:rFonts w:ascii="Cambria Math" w:hAnsi="Cambria Math"/>
+            <w:sz w:val="28"/>
+            <w:szCs w:val="28"/>
+            <w:lang w:val="it-IT"/>
+          </w:rPr>
+          <m:t>(</m:t>
+        </m:r>
+        <m:sSup>
+          <m:sSupPr>
+            <m:ctrlPr>
+              <w:rPr>
+                <w:rFonts w:ascii="Cambria Math" w:hAnsi="Cambria Math"/>
+                <w:sz w:val="28"/>
+                <w:szCs w:val="28"/>
+              </w:rPr>
+            </m:ctrlPr>
+          </m:sSupPr>
+          <m:e>
+            <m:r>
+              <w:rPr>
+                <w:rFonts w:ascii="Cambria Math" w:hAnsi="Cambria Math"/>
+                <w:sz w:val="28"/>
+                <w:szCs w:val="28"/>
+              </w:rPr>
+              <m:t>X</m:t>
+            </m:r>
+          </m:e>
+          <m:sup>
+            <m:r>
+              <w:rPr>
+                <w:rFonts w:ascii="Cambria Math" w:hAnsi="Cambria Math"/>
+                <w:sz w:val="28"/>
+                <w:szCs w:val="28"/>
+                <w:lang w:val="it-IT"/>
+              </w:rPr>
+              <m:t>-1</m:t>
+            </m:r>
+          </m:sup>
+        </m:sSup>
+        <m:r>
+          <w:rPr>
+            <w:rFonts w:ascii="Cambria Math" w:hAnsi="Cambria Math"/>
+            <w:sz w:val="28"/>
+            <w:szCs w:val="28"/>
+            <w:lang w:val="it-IT"/>
+          </w:rPr>
+          <m:t>(</m:t>
+        </m:r>
+        <m:r>
+          <w:rPr>
+            <w:rFonts w:ascii="Cambria Math" w:hAnsi="Cambria Math"/>
+            <w:sz w:val="28"/>
+            <w:szCs w:val="28"/>
+          </w:rPr>
+          <m:t>B</m:t>
+        </m:r>
+        <m:r>
+          <w:rPr>
+            <w:rFonts w:ascii="Cambria Math" w:hAnsi="Cambria Math"/>
+            <w:sz w:val="28"/>
+            <w:szCs w:val="28"/>
+            <w:lang w:val="it-IT"/>
+          </w:rPr>
+          <m:t>))</m:t>
         </m:r>
       </m:oMath>
       <w:r>
         <w:rPr>
-          <w:lang w:val="it-IT"/>
-        </w:rPr>
-        <w:t>contiene informazione cumulata sulla distribuzione e funziona sia nel discreto sia nel continuo.</w:t>
+          <w:sz w:val="28"/>
+          <w:szCs w:val="28"/>
+          <w:lang w:val="it-IT"/>
+        </w:rPr>
+        <w:t>.</w:t>
       </w:r>
     </w:p>
     <w:p>
       <w:pPr>
         <w:rPr>
-          <w:lang w:val="it-IT"/>
-        </w:rPr>
-      </w:pPr>
-      <w:r>
+          <w:sz w:val="28"/>
+          <w:szCs w:val="28"/>
+        </w:rPr>
+      </w:pPr>
+      <w:r>
+        <w:rPr>
+          <w:sz w:val="28"/>
+          <w:szCs w:val="28"/>
+        </w:rPr>
+        <w:pict w14:anchorId="1D510CF6">
+          <v:rect id="_x0000_i1056" style="width:0;height:1.5pt" o:hralign="center" o:hrstd="t" o:hr="t" fillcolor="#a0a0a0" stroked="f"/>
+        </w:pict>
+      </w:r>
+    </w:p>
+    <w:p>
+      <w:pPr>
+        <w:numPr>
+          <w:ilvl w:val="0"/>
+          <w:numId w:val="6"/>
+        </w:numPr>
         <w:rPr>
           <w:b/>
           <w:bCs/>
-          <w:lang w:val="it-IT"/>
-        </w:rPr>
-        <w:t>Contenuti essenziali:</w:t>
-      </w:r>
-      <w:r>
-        <w:rPr>
-          <w:lang w:val="it-IT"/>
-        </w:rPr>
-        <w:t xml:space="preserve"> </w:t>
+          <w:sz w:val="28"/>
+          <w:szCs w:val="28"/>
+          <w:lang w:val="it-IT"/>
+        </w:rPr>
+      </w:pPr>
+      <w:r>
+        <w:rPr>
+          <w:b/>
+          <w:bCs/>
+          <w:sz w:val="28"/>
+          <w:szCs w:val="28"/>
+          <w:lang w:val="it-IT"/>
+        </w:rPr>
+        <w:t xml:space="preserve">Funzione di distribuzione: oggetto unificante — slide 14–18 </w:t>
+      </w:r>
+    </w:p>
+    <w:p>
+      <w:pPr>
+        <w:rPr>
+          <w:sz w:val="28"/>
+          <w:szCs w:val="28"/>
+          <w:lang w:val="it-IT"/>
+        </w:rPr>
+      </w:pPr>
+      <w:r>
+        <w:rPr>
+          <w:sz w:val="28"/>
+          <w:szCs w:val="28"/>
+          <w:lang w:val="it-IT"/>
+        </w:rPr>
+        <w:t>Tempo parziale: 13 minuti</w:t>
+      </w:r>
+      <w:r>
+        <w:rPr>
+          <w:sz w:val="28"/>
+          <w:szCs w:val="28"/>
+          <w:lang w:val="it-IT"/>
+        </w:rPr>
+        <w:br/>
+        <w:t>Tempo cumulato: 47 minuti</w:t>
+      </w:r>
+    </w:p>
+    <w:p>
+      <w:pPr>
+        <w:rPr>
+          <w:sz w:val="28"/>
+          <w:szCs w:val="28"/>
+          <w:lang w:val="it-IT"/>
+        </w:rPr>
+      </w:pPr>
+      <w:r>
+        <w:rPr>
+          <w:b/>
+          <w:sz w:val="28"/>
+          <w:szCs w:val="28"/>
+          <w:lang w:val="it-IT"/>
+        </w:rPr>
+        <w:t>Contenuti essenziali</w:t>
+      </w:r>
+      <w:r>
+        <w:rPr>
+          <w:sz w:val="28"/>
+          <w:szCs w:val="28"/>
+          <w:lang w:val="it-IT"/>
+        </w:rPr>
+        <w:t xml:space="preserve">: </w:t>
       </w:r>
       <m:oMath>
         <m:sSub>
@@ -1281,6 +2133,8 @@
             <m:ctrlPr>
               <w:rPr>
                 <w:rFonts w:ascii="Cambria Math" w:hAnsi="Cambria Math"/>
+                <w:sz w:val="28"/>
+                <w:szCs w:val="28"/>
               </w:rPr>
             </m:ctrlPr>
           </m:sSubPr>
@@ -1288,6 +2142,8 @@
             <m:r>
               <w:rPr>
                 <w:rFonts w:ascii="Cambria Math" w:hAnsi="Cambria Math"/>
+                <w:sz w:val="28"/>
+                <w:szCs w:val="28"/>
               </w:rPr>
               <m:t>F</m:t>
             </m:r>
@@ -1296,6 +2152,8 @@
             <m:r>
               <w:rPr>
                 <w:rFonts w:ascii="Cambria Math" w:hAnsi="Cambria Math"/>
+                <w:sz w:val="28"/>
+                <w:szCs w:val="28"/>
               </w:rPr>
               <m:t>X</m:t>
             </m:r>
@@ -1304,6 +2162,8 @@
         <m:r>
           <w:rPr>
             <w:rFonts w:ascii="Cambria Math" w:hAnsi="Cambria Math"/>
+            <w:sz w:val="28"/>
+            <w:szCs w:val="28"/>
             <w:lang w:val="it-IT"/>
           </w:rPr>
           <m:t>(</m:t>
@@ -1311,15 +2171,102 @@
         <m:r>
           <w:rPr>
             <w:rFonts w:ascii="Cambria Math" w:hAnsi="Cambria Math"/>
+            <w:sz w:val="28"/>
+            <w:szCs w:val="28"/>
           </w:rPr>
           <m:t>x</m:t>
         </m:r>
         <m:r>
           <w:rPr>
             <w:rFonts w:ascii="Cambria Math" w:hAnsi="Cambria Math"/>
+            <w:sz w:val="28"/>
+            <w:szCs w:val="28"/>
             <w:lang w:val="it-IT"/>
           </w:rPr>
           <m:t>)=</m:t>
+        </m:r>
+        <m:sSub>
+          <m:sSubPr>
+            <m:ctrlPr>
+              <w:rPr>
+                <w:rFonts w:ascii="Cambria Math" w:hAnsi="Cambria Math"/>
+                <w:sz w:val="28"/>
+                <w:szCs w:val="28"/>
+              </w:rPr>
+            </m:ctrlPr>
+          </m:sSubPr>
+          <m:e>
+            <m:r>
+              <m:rPr>
+                <m:scr m:val="double-struck"/>
+                <m:sty m:val="p"/>
+              </m:rPr>
+              <w:rPr>
+                <w:rFonts w:ascii="Cambria Math" w:hAnsi="Cambria Math"/>
+                <w:sz w:val="28"/>
+                <w:szCs w:val="28"/>
+                <w:lang w:val="it-IT"/>
+              </w:rPr>
+              <m:t>P</m:t>
+            </m:r>
+          </m:e>
+          <m:sub>
+            <m:r>
+              <w:rPr>
+                <w:rFonts w:ascii="Cambria Math" w:hAnsi="Cambria Math"/>
+                <w:sz w:val="28"/>
+                <w:szCs w:val="28"/>
+              </w:rPr>
+              <m:t>X</m:t>
+            </m:r>
+          </m:sub>
+        </m:sSub>
+        <m:r>
+          <w:rPr>
+            <w:rFonts w:ascii="Cambria Math" w:hAnsi="Cambria Math"/>
+            <w:sz w:val="28"/>
+            <w:szCs w:val="28"/>
+            <w:lang w:val="it-IT"/>
+          </w:rPr>
+          <m:t>((-</m:t>
+        </m:r>
+        <m:r>
+          <m:rPr>
+            <m:sty m:val="p"/>
+          </m:rPr>
+          <w:rPr>
+            <w:rFonts w:ascii="Cambria Math" w:hAnsi="Cambria Math"/>
+            <w:sz w:val="28"/>
+            <w:szCs w:val="28"/>
+            <w:lang w:val="it-IT"/>
+          </w:rPr>
+          <m:t>∞</m:t>
+        </m:r>
+        <m:r>
+          <w:rPr>
+            <w:rFonts w:ascii="Cambria Math" w:hAnsi="Cambria Math"/>
+            <w:sz w:val="28"/>
+            <w:szCs w:val="28"/>
+            <w:lang w:val="it-IT"/>
+          </w:rPr>
+          <m:t>,</m:t>
+        </m:r>
+        <m:r>
+          <w:rPr>
+            <w:rFonts w:ascii="Cambria Math" w:hAnsi="Cambria Math"/>
+            <w:sz w:val="28"/>
+            <w:szCs w:val="28"/>
+          </w:rPr>
+          <m:t>x</m:t>
+        </m:r>
+        <m:r>
+          <w:rPr>
+            <w:rFonts w:ascii="Cambria Math" w:hAnsi="Cambria Math"/>
+            <w:sz w:val="28"/>
+            <w:szCs w:val="28"/>
+            <w:lang w:val="it-IT"/>
+          </w:rPr>
+          <m:t>])=</m:t>
         </m:r>
         <m:r>
           <m:rPr>
@@ -1328,6 +2275,8 @@
           </m:rPr>
           <w:rPr>
             <w:rFonts w:ascii="Cambria Math" w:hAnsi="Cambria Math"/>
+            <w:sz w:val="28"/>
+            <w:szCs w:val="28"/>
             <w:lang w:val="it-IT"/>
           </w:rPr>
           <m:t>P</m:t>
@@ -1335,6 +2284,8 @@
         <m:r>
           <w:rPr>
             <w:rFonts w:ascii="Cambria Math" w:hAnsi="Cambria Math"/>
+            <w:sz w:val="28"/>
+            <w:szCs w:val="28"/>
             <w:lang w:val="it-IT"/>
           </w:rPr>
           <m:t>(</m:t>
@@ -1342,12 +2293,16 @@
         <m:r>
           <w:rPr>
             <w:rFonts w:ascii="Cambria Math" w:hAnsi="Cambria Math"/>
+            <w:sz w:val="28"/>
+            <w:szCs w:val="28"/>
           </w:rPr>
           <m:t>X</m:t>
         </m:r>
         <m:r>
           <w:rPr>
             <w:rFonts w:ascii="Cambria Math" w:hAnsi="Cambria Math"/>
+            <w:sz w:val="28"/>
+            <w:szCs w:val="28"/>
             <w:lang w:val="it-IT"/>
           </w:rPr>
           <m:t>≤</m:t>
@@ -1355,12 +2310,16 @@
         <m:r>
           <w:rPr>
             <w:rFonts w:ascii="Cambria Math" w:hAnsi="Cambria Math"/>
+            <w:sz w:val="28"/>
+            <w:szCs w:val="28"/>
           </w:rPr>
           <m:t>x</m:t>
         </m:r>
         <m:r>
           <w:rPr>
             <w:rFonts w:ascii="Cambria Math" w:hAnsi="Cambria Math"/>
+            <w:sz w:val="28"/>
+            <w:szCs w:val="28"/>
             <w:lang w:val="it-IT"/>
           </w:rPr>
           <m:t>)</m:t>
@@ -1368,23 +2327,72 @@
       </m:oMath>
       <w:r>
         <w:rPr>
-          <w:lang w:val="it-IT"/>
-        </w:rPr>
-        <w:t>; proprietà; probabilità di intervallo; limite sinistro; salti e probabilità puntuali; grafico a gradini.</w:t>
+          <w:sz w:val="28"/>
+          <w:szCs w:val="28"/>
+          <w:lang w:val="it-IT"/>
+        </w:rPr>
+        <w:t xml:space="preserve">. Proprietà: valori tra 0 e 1, monotonia, limiti a </w:t>
+      </w:r>
+      <m:oMath>
+        <m:r>
+          <w:rPr>
+            <w:rFonts w:ascii="Cambria Math" w:hAnsi="Cambria Math"/>
+            <w:sz w:val="28"/>
+            <w:szCs w:val="28"/>
+            <w:lang w:val="it-IT"/>
+          </w:rPr>
+          <m:t>±</m:t>
+        </m:r>
+        <m:r>
+          <m:rPr>
+            <m:sty m:val="p"/>
+          </m:rPr>
+          <w:rPr>
+            <w:rFonts w:ascii="Cambria Math" w:hAnsi="Cambria Math"/>
+            <w:sz w:val="28"/>
+            <w:szCs w:val="28"/>
+            <w:lang w:val="it-IT"/>
+          </w:rPr>
+          <m:t>∞</m:t>
+        </m:r>
+      </m:oMath>
+      <w:r>
+        <w:rPr>
+          <w:sz w:val="28"/>
+          <w:szCs w:val="28"/>
+          <w:lang w:val="it-IT"/>
+        </w:rPr>
+        <w:t>, continuità da destra. Probabilità di intervallo, limite sinistro, salti e probabilità puntuali; grafico a gradini dell’esempio discreto.</w:t>
       </w:r>
     </w:p>
     <w:p>
-      <w:r>
-        <w:pict w14:anchorId="67CA52CC">
-          <v:rect id="_x0000_i1282" style="width:0;height:1.5pt" o:hralign="center" o:hrstd="t" o:hr="t" fillcolor="#a0a0a0" stroked="f"/>
+      <w:pPr>
+        <w:rPr>
+          <w:sz w:val="28"/>
+          <w:szCs w:val="28"/>
+        </w:rPr>
+      </w:pPr>
+      <w:r>
+        <w:rPr>
+          <w:sz w:val="28"/>
+          <w:szCs w:val="28"/>
+        </w:rPr>
+        <w:pict w14:anchorId="496AEE0B">
+          <v:rect id="_x0000_i1057" style="width:0;height:1.5pt" o:hralign="center" o:hrstd="t" o:hr="t" fillcolor="#a0a0a0" stroked="f"/>
         </w:pict>
       </w:r>
     </w:p>
     <w:p>
       <w:pPr>
+        <w:numPr>
+          <w:ilvl w:val="0"/>
+          <w:numId w:val="7"/>
+        </w:numPr>
         <w:rPr>
           <w:b/>
           <w:bCs/>
+          <w:sz w:val="28"/>
+          <w:szCs w:val="28"/>
           <w:lang w:val="it-IT"/>
         </w:rPr>
       </w:pPr>
@@ -1392,92 +2400,63 @@
         <w:rPr>
           <w:b/>
           <w:bCs/>
-          <w:lang w:val="it-IT"/>
-        </w:rPr>
-        <w:t>6. Variabili continue e densità — slide 19–25</w:t>
+          <w:sz w:val="28"/>
+          <w:szCs w:val="28"/>
+          <w:lang w:val="it-IT"/>
+        </w:rPr>
+        <w:t xml:space="preserve">Variabili continue e densità — slide 19–25 </w:t>
       </w:r>
     </w:p>
     <w:p>
       <w:pPr>
         <w:rPr>
-          <w:lang w:val="it-IT"/>
-        </w:rPr>
-      </w:pPr>
-      <w:r>
-        <w:rPr>
-          <w:b/>
-          <w:bCs/>
-          <w:lang w:val="it-IT"/>
-        </w:rPr>
-        <w:t>Tempo parziale:</w:t>
-      </w:r>
-      <w:r>
-        <w:rPr>
-          <w:lang w:val="it-IT"/>
-        </w:rPr>
-        <w:t xml:space="preserve"> 17 minuti</w:t>
-      </w:r>
-      <w:r>
-        <w:rPr>
+          <w:sz w:val="28"/>
+          <w:szCs w:val="28"/>
+          <w:lang w:val="it-IT"/>
+        </w:rPr>
+      </w:pPr>
+      <w:r>
+        <w:rPr>
+          <w:sz w:val="28"/>
+          <w:szCs w:val="28"/>
+          <w:lang w:val="it-IT"/>
+        </w:rPr>
+        <w:t>Tempo parziale: 16 minuti</w:t>
+      </w:r>
+      <w:r>
+        <w:rPr>
+          <w:sz w:val="28"/>
+          <w:szCs w:val="28"/>
           <w:lang w:val="it-IT"/>
         </w:rPr>
         <w:br/>
-      </w:r>
-      <w:r>
-        <w:rPr>
-          <w:b/>
-          <w:bCs/>
-          <w:lang w:val="it-IT"/>
-        </w:rPr>
-        <w:t>Tempo cumulato:</w:t>
-      </w:r>
-      <w:r>
-        <w:rPr>
-          <w:lang w:val="it-IT"/>
-        </w:rPr>
-        <w:t xml:space="preserve"> 64 minuti</w:t>
+        <w:t>Tempo cumulato: 63 minuti</w:t>
       </w:r>
     </w:p>
     <w:p>
       <w:pPr>
         <w:rPr>
+          <w:sz w:val="28"/>
+          <w:szCs w:val="28"/>
           <w:lang w:val="it-IT"/>
         </w:rPr>
       </w:pPr>
       <w:r>
         <w:rPr>
           <w:b/>
-          <w:bCs/>
-          <w:lang w:val="it-IT"/>
-        </w:rPr>
-        <w:t>Idea chiave:</w:t>
-      </w:r>
-      <w:r>
-        <w:rPr>
-          <w:lang w:val="it-IT"/>
-        </w:rPr>
-        <w:t xml:space="preserve"> nel continuo la probabilità non è sui punti, ma sulle aree sotto la densità.</w:t>
-      </w:r>
-    </w:p>
-    <w:p>
-      <w:pPr>
-        <w:rPr>
-          <w:lang w:val="it-IT"/>
-        </w:rPr>
-      </w:pPr>
-      <w:r>
-        <w:rPr>
-          <w:b/>
-          <w:bCs/>
-          <w:lang w:val="it-IT"/>
-        </w:rPr>
-        <w:t>Contenuti essenziali:</w:t>
-      </w:r>
-      <w:r>
-        <w:rPr>
-          <w:lang w:val="it-IT"/>
-        </w:rPr>
-        <w:t xml:space="preserve"> densità </w:t>
+          <w:sz w:val="28"/>
+          <w:szCs w:val="28"/>
+          <w:lang w:val="it-IT"/>
+        </w:rPr>
+        <w:t>Contenuti essenziali</w:t>
+      </w:r>
+      <w:r>
+        <w:rPr>
+          <w:sz w:val="28"/>
+          <w:szCs w:val="28"/>
+          <w:lang w:val="it-IT"/>
+        </w:rPr>
+        <w:t xml:space="preserve">: variabile assolutamente continua e densità </w:t>
       </w:r>
       <m:oMath>
         <m:sSub>
@@ -1485,6 +2464,8 @@
             <m:ctrlPr>
               <w:rPr>
                 <w:rFonts w:ascii="Cambria Math" w:hAnsi="Cambria Math"/>
+                <w:sz w:val="28"/>
+                <w:szCs w:val="28"/>
               </w:rPr>
             </m:ctrlPr>
           </m:sSubPr>
@@ -1492,6 +2473,8 @@
             <m:r>
               <w:rPr>
                 <w:rFonts w:ascii="Cambria Math" w:hAnsi="Cambria Math"/>
+                <w:sz w:val="28"/>
+                <w:szCs w:val="28"/>
               </w:rPr>
               <m:t>f</m:t>
             </m:r>
@@ -1500,6 +2483,8 @@
             <m:r>
               <w:rPr>
                 <w:rFonts w:ascii="Cambria Math" w:hAnsi="Cambria Math"/>
+                <w:sz w:val="28"/>
+                <w:szCs w:val="28"/>
               </w:rPr>
               <m:t>X</m:t>
             </m:r>
@@ -1508,45 +2493,120 @@
       </m:oMath>
       <w:r>
         <w:rPr>
-          <w:lang w:val="it-IT"/>
-        </w:rPr>
-        <w:t xml:space="preserve">; normalizzazione; area su </w:t>
+          <w:sz w:val="28"/>
+          <w:szCs w:val="28"/>
+          <w:lang w:val="it-IT"/>
+        </w:rPr>
+        <w:t xml:space="preserve">; normalizzazione </w:t>
       </w:r>
       <m:oMath>
-        <m:d>
-          <m:dPr>
-            <m:begChr m:val="["/>
-            <m:sepChr m:val=","/>
-            <m:endChr m:val="]"/>
+        <m:sSub>
+          <m:sSubPr>
             <m:ctrlPr>
               <w:rPr>
                 <w:rFonts w:ascii="Cambria Math" w:hAnsi="Cambria Math"/>
+                <w:sz w:val="28"/>
+                <w:szCs w:val="28"/>
               </w:rPr>
             </m:ctrlPr>
-          </m:dPr>
+          </m:sSubPr>
           <m:e>
             <m:r>
               <w:rPr>
                 <w:rFonts w:ascii="Cambria Math" w:hAnsi="Cambria Math"/>
-              </w:rPr>
-              <m:t>a</m:t>
+                <w:sz w:val="28"/>
+                <w:szCs w:val="28"/>
+              </w:rPr>
+              <m:t>f</m:t>
             </m:r>
           </m:e>
+          <m:sub>
+            <m:r>
+              <w:rPr>
+                <w:rFonts w:ascii="Cambria Math" w:hAnsi="Cambria Math"/>
+                <w:sz w:val="28"/>
+                <w:szCs w:val="28"/>
+              </w:rPr>
+              <m:t>X</m:t>
+            </m:r>
+          </m:sub>
+        </m:sSub>
+        <m:r>
+          <w:rPr>
+            <w:rFonts w:ascii="Cambria Math" w:hAnsi="Cambria Math"/>
+            <w:sz w:val="28"/>
+            <w:szCs w:val="28"/>
+            <w:lang w:val="it-IT"/>
+          </w:rPr>
+          <m:t>≥0</m:t>
+        </m:r>
+      </m:oMath>
+      <w:r>
+        <w:rPr>
+          <w:sz w:val="28"/>
+          <w:szCs w:val="28"/>
+          <w:lang w:val="it-IT"/>
+        </w:rPr>
+        <w:t xml:space="preserve">, </w:t>
+      </w:r>
+      <m:oMath>
+        <m:r>
+          <w:rPr>
+            <w:rFonts w:ascii="Cambria Math" w:hAnsi="Cambria Math"/>
+            <w:sz w:val="28"/>
+            <w:szCs w:val="28"/>
+            <w:lang w:val="it-IT"/>
+          </w:rPr>
+          <m:t>∫</m:t>
+        </m:r>
+        <m:sSub>
+          <m:sSubPr>
+            <m:ctrlPr>
+              <w:rPr>
+                <w:rFonts w:ascii="Cambria Math" w:hAnsi="Cambria Math"/>
+                <w:sz w:val="28"/>
+                <w:szCs w:val="28"/>
+              </w:rPr>
+            </m:ctrlPr>
+          </m:sSubPr>
           <m:e>
             <m:r>
               <w:rPr>
                 <w:rFonts w:ascii="Cambria Math" w:hAnsi="Cambria Math"/>
-              </w:rPr>
-              <m:t>b</m:t>
+                <w:sz w:val="28"/>
+                <w:szCs w:val="28"/>
+              </w:rPr>
+              <m:t>f</m:t>
             </m:r>
           </m:e>
-        </m:d>
+          <m:sub>
+            <m:r>
+              <w:rPr>
+                <w:rFonts w:ascii="Cambria Math" w:hAnsi="Cambria Math"/>
+                <w:sz w:val="28"/>
+                <w:szCs w:val="28"/>
+              </w:rPr>
+              <m:t>X</m:t>
+            </m:r>
+          </m:sub>
+        </m:sSub>
+        <m:r>
+          <w:rPr>
+            <w:rFonts w:ascii="Cambria Math" w:hAnsi="Cambria Math"/>
+            <w:sz w:val="28"/>
+            <w:szCs w:val="28"/>
+            <w:lang w:val="it-IT"/>
+          </w:rPr>
+          <m:t>=1</m:t>
+        </m:r>
       </m:oMath>
       <w:r>
         <w:rPr>
-          <w:lang w:val="it-IT"/>
-        </w:rPr>
-        <w:t xml:space="preserve">; </w:t>
+          <w:sz w:val="28"/>
+          <w:szCs w:val="28"/>
+          <w:lang w:val="it-IT"/>
+        </w:rPr>
+        <w:t xml:space="preserve">. Probabilità come area: </w:t>
       </w:r>
       <m:oMath>
         <m:r>
@@ -1556,6 +2616,8 @@
           </m:rPr>
           <w:rPr>
             <w:rFonts w:ascii="Cambria Math" w:hAnsi="Cambria Math"/>
+            <w:sz w:val="28"/>
+            <w:szCs w:val="28"/>
             <w:lang w:val="it-IT"/>
           </w:rPr>
           <m:t>P</m:t>
@@ -1563,6 +2625,8 @@
         <m:r>
           <w:rPr>
             <w:rFonts w:ascii="Cambria Math" w:hAnsi="Cambria Math"/>
+            <w:sz w:val="28"/>
+            <w:szCs w:val="28"/>
             <w:lang w:val="it-IT"/>
           </w:rPr>
           <m:t>(</m:t>
@@ -1570,78 +2634,50 @@
         <m:r>
           <w:rPr>
             <w:rFonts w:ascii="Cambria Math" w:hAnsi="Cambria Math"/>
+            <w:sz w:val="28"/>
+            <w:szCs w:val="28"/>
+          </w:rPr>
+          <m:t>a</m:t>
+        </m:r>
+        <m:r>
+          <w:rPr>
+            <w:rFonts w:ascii="Cambria Math" w:hAnsi="Cambria Math"/>
+            <w:sz w:val="28"/>
+            <w:szCs w:val="28"/>
+            <w:lang w:val="it-IT"/>
+          </w:rPr>
+          <m:t>&lt;</m:t>
+        </m:r>
+        <m:r>
+          <w:rPr>
+            <w:rFonts w:ascii="Cambria Math" w:hAnsi="Cambria Math"/>
+            <w:sz w:val="28"/>
+            <w:szCs w:val="28"/>
           </w:rPr>
           <m:t>X</m:t>
         </m:r>
         <m:r>
           <w:rPr>
             <w:rFonts w:ascii="Cambria Math" w:hAnsi="Cambria Math"/>
-            <w:lang w:val="it-IT"/>
-          </w:rPr>
-          <m:t>=</m:t>
-        </m:r>
-        <m:r>
-          <w:rPr>
-            <w:rFonts w:ascii="Cambria Math" w:hAnsi="Cambria Math"/>
-          </w:rPr>
-          <m:t>x</m:t>
-        </m:r>
-        <m:r>
-          <w:rPr>
-            <w:rFonts w:ascii="Cambria Math" w:hAnsi="Cambria Math"/>
-            <w:lang w:val="it-IT"/>
-          </w:rPr>
-          <m:t>)=0</m:t>
-        </m:r>
-      </m:oMath>
-      <w:r>
-        <w:rPr>
-          <w:lang w:val="it-IT"/>
-        </w:rPr>
-        <w:t xml:space="preserve">; </w:t>
-      </w:r>
-      <m:oMath>
-        <m:sSub>
-          <m:sSubPr>
-            <m:ctrlPr>
-              <w:rPr>
-                <w:rFonts w:ascii="Cambria Math" w:hAnsi="Cambria Math"/>
-              </w:rPr>
-            </m:ctrlPr>
-          </m:sSubPr>
-          <m:e>
-            <m:r>
-              <w:rPr>
-                <w:rFonts w:ascii="Cambria Math" w:hAnsi="Cambria Math"/>
-              </w:rPr>
-              <m:t>F</m:t>
-            </m:r>
-          </m:e>
-          <m:sub>
-            <m:r>
-              <w:rPr>
-                <w:rFonts w:ascii="Cambria Math" w:hAnsi="Cambria Math"/>
-              </w:rPr>
-              <m:t>X</m:t>
-            </m:r>
-          </m:sub>
-        </m:sSub>
-        <m:r>
-          <w:rPr>
-            <w:rFonts w:ascii="Cambria Math" w:hAnsi="Cambria Math"/>
-            <w:lang w:val="it-IT"/>
-          </w:rPr>
-          <m:t>(</m:t>
-        </m:r>
-        <m:r>
-          <w:rPr>
-            <w:rFonts w:ascii="Cambria Math" w:hAnsi="Cambria Math"/>
-          </w:rPr>
-          <m:t>x</m:t>
-        </m:r>
-        <m:r>
-          <w:rPr>
-            <w:rFonts w:ascii="Cambria Math" w:hAnsi="Cambria Math"/>
+            <w:sz w:val="28"/>
+            <w:szCs w:val="28"/>
+            <w:lang w:val="it-IT"/>
+          </w:rPr>
+          <m:t>≤</m:t>
+        </m:r>
+        <m:r>
+          <w:rPr>
+            <w:rFonts w:ascii="Cambria Math" w:hAnsi="Cambria Math"/>
+            <w:sz w:val="28"/>
+            <w:szCs w:val="28"/>
+          </w:rPr>
+          <m:t>b</m:t>
+        </m:r>
+        <m:r>
+          <w:rPr>
+            <w:rFonts w:ascii="Cambria Math" w:hAnsi="Cambria Math"/>
+            <w:sz w:val="28"/>
+            <w:szCs w:val="28"/>
             <w:lang w:val="it-IT"/>
           </w:rPr>
           <m:t>)=</m:t>
@@ -1653,6 +2689,8 @@
             <m:ctrlPr>
               <w:rPr>
                 <w:rFonts w:ascii="Cambria Math" w:hAnsi="Cambria Math"/>
+                <w:sz w:val="28"/>
+                <w:szCs w:val="28"/>
               </w:rPr>
             </m:ctrlPr>
           </m:naryPr>
@@ -1660,27 +2698,20 @@
             <m:r>
               <w:rPr>
                 <w:rFonts w:ascii="Cambria Math" w:hAnsi="Cambria Math"/>
-                <w:lang w:val="it-IT"/>
-              </w:rPr>
-              <m:t>-</m:t>
-            </m:r>
-            <m:r>
-              <m:rPr>
-                <m:sty m:val="p"/>
-              </m:rPr>
-              <w:rPr>
-                <w:rFonts w:ascii="Cambria Math" w:hAnsi="Cambria Math"/>
-                <w:lang w:val="it-IT"/>
-              </w:rPr>
-              <m:t>∞</m:t>
+                <w:sz w:val="28"/>
+                <w:szCs w:val="28"/>
+              </w:rPr>
+              <m:t>a</m:t>
             </m:r>
           </m:sub>
           <m:sup>
             <m:r>
               <w:rPr>
                 <w:rFonts w:ascii="Cambria Math" w:hAnsi="Cambria Math"/>
-              </w:rPr>
-              <m:t>x</m:t>
+                <w:sz w:val="28"/>
+                <w:szCs w:val="28"/>
+              </w:rPr>
+              <m:t>b</m:t>
             </m:r>
           </m:sup>
           <m:e>
@@ -1689,6 +2720,8 @@
                 <m:ctrlPr>
                   <w:rPr>
                     <w:rFonts w:ascii="Cambria Math" w:hAnsi="Cambria Math"/>
+                    <w:sz w:val="28"/>
+                    <w:szCs w:val="28"/>
                   </w:rPr>
                 </m:ctrlPr>
               </m:sSubPr>
@@ -1696,6 +2729,8 @@
                 <m:r>
                   <w:rPr>
                     <w:rFonts w:ascii="Cambria Math" w:hAnsi="Cambria Math"/>
+                    <w:sz w:val="28"/>
+                    <w:szCs w:val="28"/>
                   </w:rPr>
                   <m:t>f</m:t>
                 </m:r>
@@ -1704,6 +2739,8 @@
                 <m:r>
                   <w:rPr>
                     <w:rFonts w:ascii="Cambria Math" w:hAnsi="Cambria Math"/>
+                    <w:sz w:val="28"/>
+                    <w:szCs w:val="28"/>
                   </w:rPr>
                   <m:t>X</m:t>
                 </m:r>
@@ -1714,6 +2751,8 @@
         <m:r>
           <w:rPr>
             <w:rFonts w:ascii="Cambria Math" w:hAnsi="Cambria Math"/>
+            <w:sz w:val="28"/>
+            <w:szCs w:val="28"/>
             <w:lang w:val="it-IT"/>
           </w:rPr>
           <m:t>(</m:t>
@@ -1721,12 +2760,16 @@
         <m:r>
           <w:rPr>
             <w:rFonts w:ascii="Cambria Math" w:hAnsi="Cambria Math"/>
-          </w:rPr>
-          <m:t>s</m:t>
-        </m:r>
-        <m:r>
-          <w:rPr>
-            <w:rFonts w:ascii="Cambria Math" w:hAnsi="Cambria Math"/>
+            <w:sz w:val="28"/>
+            <w:szCs w:val="28"/>
+          </w:rPr>
+          <m:t>x</m:t>
+        </m:r>
+        <m:r>
+          <w:rPr>
+            <w:rFonts w:ascii="Cambria Math" w:hAnsi="Cambria Math"/>
+            <w:sz w:val="28"/>
+            <w:szCs w:val="28"/>
             <w:lang w:val="it-IT"/>
           </w:rPr>
           <m:t>)</m:t>
@@ -1737,6 +2780,8 @@
           </m:rPr>
           <w:rPr>
             <w:rFonts w:ascii="Arial" w:hAnsi="Arial" w:cs="Arial"/>
+            <w:sz w:val="28"/>
+            <w:szCs w:val="28"/>
             <w:lang w:val="it-IT"/>
           </w:rPr>
           <m:t> </m:t>
@@ -1744,187 +2789,19 @@
         <m:r>
           <w:rPr>
             <w:rFonts w:ascii="Cambria Math" w:hAnsi="Cambria Math"/>
-          </w:rPr>
-          <m:t>ds</m:t>
+            <w:sz w:val="28"/>
+            <w:szCs w:val="28"/>
+          </w:rPr>
+          <m:t>dx</m:t>
         </m:r>
       </m:oMath>
       <w:r>
         <w:rPr>
-          <w:lang w:val="it-IT"/>
-        </w:rPr>
-        <w:t>; esempio uniforme.</w:t>
-      </w:r>
-    </w:p>
-    <w:p>
-      <w:r>
-        <w:pict w14:anchorId="57D740BD">
-          <v:rect id="_x0000_i1283" style="width:0;height:1.5pt" o:hralign="center" o:hrstd="t" o:hr="t" fillcolor="#a0a0a0" stroked="f"/>
-        </w:pict>
-      </w:r>
-    </w:p>
-    <w:p>
-      <w:pPr>
-        <w:rPr>
-          <w:b/>
-          <w:bCs/>
-          <w:lang w:val="it-IT"/>
-        </w:rPr>
-      </w:pPr>
-      <w:r>
-        <w:rPr>
-          <w:b/>
-          <w:bCs/>
-          <w:lang w:val="it-IT"/>
-        </w:rPr>
-        <w:t>Break — 15 minuti</w:t>
-      </w:r>
-    </w:p>
-    <w:p>
-      <w:pPr>
-        <w:rPr>
-          <w:lang w:val="it-IT"/>
-        </w:rPr>
-      </w:pPr>
-      <w:r>
-        <w:rPr>
-          <w:b/>
-          <w:bCs/>
-          <w:lang w:val="it-IT"/>
-        </w:rPr>
-        <w:t>Tempo parziale:</w:t>
-      </w:r>
-      <w:r>
-        <w:rPr>
-          <w:lang w:val="it-IT"/>
-        </w:rPr>
-        <w:t xml:space="preserve"> 15 minuti</w:t>
-      </w:r>
-      <w:r>
-        <w:rPr>
-          <w:lang w:val="it-IT"/>
-        </w:rPr>
-        <w:br/>
-      </w:r>
-      <w:r>
-        <w:rPr>
-          <w:b/>
-          <w:bCs/>
-          <w:lang w:val="it-IT"/>
-        </w:rPr>
-        <w:t>Tempo cumulato:</w:t>
-      </w:r>
-      <w:r>
-        <w:rPr>
-          <w:lang w:val="it-IT"/>
-        </w:rPr>
-        <w:t xml:space="preserve"> 79 minuti</w:t>
-      </w:r>
-    </w:p>
-    <w:p>
-      <w:r>
-        <w:pict w14:anchorId="77DB75CA">
-          <v:rect id="_x0000_i1284" style="width:0;height:1.5pt" o:hralign="center" o:hrstd="t" o:hr="t" fillcolor="#a0a0a0" stroked="f"/>
-        </w:pict>
-      </w:r>
-    </w:p>
-    <w:p>
-      <w:pPr>
-        <w:rPr>
-          <w:b/>
-          <w:bCs/>
-          <w:lang w:val="it-IT"/>
-        </w:rPr>
-      </w:pPr>
-      <w:r>
-        <w:rPr>
-          <w:b/>
-          <w:bCs/>
-          <w:lang w:val="it-IT"/>
-        </w:rPr>
-        <w:t>7. Probabilità di coda e quantili — slide 26–31</w:t>
-      </w:r>
-    </w:p>
-    <w:p>
-      <w:pPr>
-        <w:rPr>
-          <w:lang w:val="it-IT"/>
-        </w:rPr>
-      </w:pPr>
-      <w:r>
-        <w:rPr>
-          <w:b/>
-          <w:bCs/>
-          <w:lang w:val="it-IT"/>
-        </w:rPr>
-        <w:t>Tempo parziale:</w:t>
-      </w:r>
-      <w:r>
-        <w:rPr>
-          <w:lang w:val="it-IT"/>
-        </w:rPr>
-        <w:t xml:space="preserve"> 15 minuti</w:t>
-      </w:r>
-      <w:r>
-        <w:rPr>
-          <w:lang w:val="it-IT"/>
-        </w:rPr>
-        <w:br/>
-      </w:r>
-      <w:r>
-        <w:rPr>
-          <w:b/>
-          <w:bCs/>
-          <w:lang w:val="it-IT"/>
-        </w:rPr>
-        <w:t>Tempo cumulato:</w:t>
-      </w:r>
-      <w:r>
-        <w:rPr>
-          <w:lang w:val="it-IT"/>
-        </w:rPr>
-        <w:t xml:space="preserve"> 94 minuti</w:t>
-      </w:r>
-    </w:p>
-    <w:p>
-      <w:pPr>
-        <w:rPr>
-          <w:lang w:val="it-IT"/>
-        </w:rPr>
-      </w:pPr>
-      <w:r>
-        <w:rPr>
-          <w:b/>
-          <w:bCs/>
-          <w:lang w:val="it-IT"/>
-        </w:rPr>
-        <w:t>Idea chiave:</w:t>
-      </w:r>
-      <w:r>
-        <w:rPr>
-          <w:lang w:val="it-IT"/>
-        </w:rPr>
-        <w:t xml:space="preserve"> code e quantili trasformano la distribuzione in soglie di rischio.</w:t>
-      </w:r>
-    </w:p>
-    <w:p>
-      <w:pPr>
-        <w:rPr>
-          <w:lang w:val="it-IT"/>
-        </w:rPr>
-      </w:pPr>
-      <w:r>
-        <w:rPr>
-          <w:b/>
-          <w:bCs/>
-          <w:lang w:val="it-IT"/>
-        </w:rPr>
-        <w:t>Contenuti essenziali:</w:t>
-      </w:r>
-      <w:r>
-        <w:rPr>
-          <w:lang w:val="it-IT"/>
-        </w:rPr>
-        <w:t xml:space="preserve"> coda sinistra/destra; quantile </w:t>
+          <w:sz w:val="28"/>
+          <w:szCs w:val="28"/>
+          <w:lang w:val="it-IT"/>
+        </w:rPr>
+        <w:t xml:space="preserve">; i punti hanno probabilità nulla. Relazione </w:t>
       </w:r>
       <m:oMath>
         <m:sSub>
@@ -1932,6 +2809,8 @@
             <m:ctrlPr>
               <w:rPr>
                 <w:rFonts w:ascii="Cambria Math" w:hAnsi="Cambria Math"/>
+                <w:sz w:val="28"/>
+                <w:szCs w:val="28"/>
               </w:rPr>
             </m:ctrlPr>
           </m:sSubPr>
@@ -1939,22 +2818,28 @@
             <m:r>
               <w:rPr>
                 <w:rFonts w:ascii="Cambria Math" w:hAnsi="Cambria Math"/>
-              </w:rPr>
-              <m:t>q</m:t>
+                <w:sz w:val="28"/>
+                <w:szCs w:val="28"/>
+              </w:rPr>
+              <m:t>F</m:t>
             </m:r>
           </m:e>
           <m:sub>
             <m:r>
               <w:rPr>
                 <w:rFonts w:ascii="Cambria Math" w:hAnsi="Cambria Math"/>
-              </w:rPr>
-              <m:t>α</m:t>
+                <w:sz w:val="28"/>
+                <w:szCs w:val="28"/>
+              </w:rPr>
+              <m:t>X</m:t>
             </m:r>
           </m:sub>
         </m:sSub>
         <m:r>
           <w:rPr>
             <w:rFonts w:ascii="Cambria Math" w:hAnsi="Cambria Math"/>
+            <w:sz w:val="28"/>
+            <w:szCs w:val="28"/>
             <w:lang w:val="it-IT"/>
           </w:rPr>
           <m:t>(</m:t>
@@ -1962,12 +2847,478 @@
         <m:r>
           <w:rPr>
             <w:rFonts w:ascii="Cambria Math" w:hAnsi="Cambria Math"/>
+            <w:sz w:val="28"/>
+            <w:szCs w:val="28"/>
+          </w:rPr>
+          <m:t>x</m:t>
+        </m:r>
+        <m:r>
+          <w:rPr>
+            <w:rFonts w:ascii="Cambria Math" w:hAnsi="Cambria Math"/>
+            <w:sz w:val="28"/>
+            <w:szCs w:val="28"/>
+            <w:lang w:val="it-IT"/>
+          </w:rPr>
+          <m:t>)=</m:t>
+        </m:r>
+        <m:nary>
+          <m:naryPr>
+            <m:limLoc m:val="subSup"/>
+            <m:grow m:val="1"/>
+            <m:ctrlPr>
+              <w:rPr>
+                <w:rFonts w:ascii="Cambria Math" w:hAnsi="Cambria Math"/>
+                <w:sz w:val="28"/>
+                <w:szCs w:val="28"/>
+              </w:rPr>
+            </m:ctrlPr>
+          </m:naryPr>
+          <m:sub>
+            <m:r>
+              <w:rPr>
+                <w:rFonts w:ascii="Cambria Math" w:hAnsi="Cambria Math"/>
+                <w:sz w:val="28"/>
+                <w:szCs w:val="28"/>
+                <w:lang w:val="it-IT"/>
+              </w:rPr>
+              <m:t>-</m:t>
+            </m:r>
+            <m:r>
+              <m:rPr>
+                <m:sty m:val="p"/>
+              </m:rPr>
+              <w:rPr>
+                <w:rFonts w:ascii="Cambria Math" w:hAnsi="Cambria Math"/>
+                <w:sz w:val="28"/>
+                <w:szCs w:val="28"/>
+                <w:lang w:val="it-IT"/>
+              </w:rPr>
+              <m:t>∞</m:t>
+            </m:r>
+          </m:sub>
+          <m:sup>
+            <m:r>
+              <w:rPr>
+                <w:rFonts w:ascii="Cambria Math" w:hAnsi="Cambria Math"/>
+                <w:sz w:val="28"/>
+                <w:szCs w:val="28"/>
+              </w:rPr>
+              <m:t>x</m:t>
+            </m:r>
+          </m:sup>
+          <m:e>
+            <m:sSub>
+              <m:sSubPr>
+                <m:ctrlPr>
+                  <w:rPr>
+                    <w:rFonts w:ascii="Cambria Math" w:hAnsi="Cambria Math"/>
+                    <w:sz w:val="28"/>
+                    <w:szCs w:val="28"/>
+                  </w:rPr>
+                </m:ctrlPr>
+              </m:sSubPr>
+              <m:e>
+                <m:r>
+                  <w:rPr>
+                    <w:rFonts w:ascii="Cambria Math" w:hAnsi="Cambria Math"/>
+                    <w:sz w:val="28"/>
+                    <w:szCs w:val="28"/>
+                  </w:rPr>
+                  <m:t>f</m:t>
+                </m:r>
+              </m:e>
+              <m:sub>
+                <m:r>
+                  <w:rPr>
+                    <w:rFonts w:ascii="Cambria Math" w:hAnsi="Cambria Math"/>
+                    <w:sz w:val="28"/>
+                    <w:szCs w:val="28"/>
+                  </w:rPr>
+                  <m:t>X</m:t>
+                </m:r>
+              </m:sub>
+            </m:sSub>
+          </m:e>
+        </m:nary>
+        <m:r>
+          <w:rPr>
+            <w:rFonts w:ascii="Cambria Math" w:hAnsi="Cambria Math"/>
+            <w:sz w:val="28"/>
+            <w:szCs w:val="28"/>
+            <w:lang w:val="it-IT"/>
+          </w:rPr>
+          <m:t>(</m:t>
+        </m:r>
+        <m:r>
+          <w:rPr>
+            <w:rFonts w:ascii="Cambria Math" w:hAnsi="Cambria Math"/>
+            <w:sz w:val="28"/>
+            <w:szCs w:val="28"/>
+          </w:rPr>
+          <m:t>s</m:t>
+        </m:r>
+        <m:r>
+          <w:rPr>
+            <w:rFonts w:ascii="Cambria Math" w:hAnsi="Cambria Math"/>
+            <w:sz w:val="28"/>
+            <w:szCs w:val="28"/>
+            <w:lang w:val="it-IT"/>
+          </w:rPr>
+          <m:t>)</m:t>
+        </m:r>
+        <m:r>
+          <m:rPr>
+            <m:nor/>
+          </m:rPr>
+          <w:rPr>
+            <w:rFonts w:ascii="Arial" w:hAnsi="Arial" w:cs="Arial"/>
+            <w:sz w:val="28"/>
+            <w:szCs w:val="28"/>
+            <w:lang w:val="it-IT"/>
+          </w:rPr>
+          <m:t> </m:t>
+        </m:r>
+        <m:r>
+          <w:rPr>
+            <w:rFonts w:ascii="Cambria Math" w:hAnsi="Cambria Math"/>
+            <w:sz w:val="28"/>
+            <w:szCs w:val="28"/>
+          </w:rPr>
+          <m:t>ds</m:t>
+        </m:r>
+      </m:oMath>
+      <w:r>
+        <w:rPr>
+          <w:sz w:val="28"/>
+          <w:szCs w:val="28"/>
+          <w:lang w:val="it-IT"/>
+        </w:rPr>
+        <w:t xml:space="preserve">; esempio uniforme su </w:t>
+      </w:r>
+      <m:oMath>
+        <m:d>
+          <m:dPr>
+            <m:begChr m:val="["/>
+            <m:endChr m:val="]"/>
+            <m:ctrlPr>
+              <w:rPr>
+                <w:rFonts w:ascii="Cambria Math" w:hAnsi="Cambria Math"/>
+                <w:sz w:val="28"/>
+                <w:szCs w:val="28"/>
+              </w:rPr>
+            </m:ctrlPr>
+          </m:dPr>
+          <m:e>
+            <m:r>
+              <w:rPr>
+                <w:rFonts w:ascii="Cambria Math" w:hAnsi="Cambria Math"/>
+                <w:sz w:val="28"/>
+                <w:szCs w:val="28"/>
+                <w:lang w:val="it-IT"/>
+              </w:rPr>
+              <m:t>-0.04,0.06</m:t>
+            </m:r>
+          </m:e>
+        </m:d>
+      </m:oMath>
+      <w:r>
+        <w:rPr>
+          <w:sz w:val="28"/>
+          <w:szCs w:val="28"/>
+          <w:lang w:val="it-IT"/>
+        </w:rPr>
+        <w:t>.</w:t>
+      </w:r>
+    </w:p>
+    <w:p>
+      <w:pPr>
+        <w:rPr>
+          <w:sz w:val="28"/>
+          <w:szCs w:val="28"/>
+        </w:rPr>
+      </w:pPr>
+      <w:r>
+        <w:rPr>
+          <w:sz w:val="28"/>
+          <w:szCs w:val="28"/>
+        </w:rPr>
+        <w:pict w14:anchorId="263AEA13">
+          <v:rect id="_x0000_i1058" style="width:0;height:1.5pt" o:hralign="center" o:hrstd="t" o:hr="t" fillcolor="#a0a0a0" stroked="f"/>
+        </w:pict>
+      </w:r>
+    </w:p>
+    <w:p>
+      <w:pPr>
+        <w:rPr>
+          <w:sz w:val="28"/>
+          <w:szCs w:val="28"/>
+          <w:lang w:val="it-IT"/>
+        </w:rPr>
+      </w:pPr>
+      <w:r>
+        <w:rPr>
+          <w:sz w:val="28"/>
+          <w:szCs w:val="28"/>
+          <w:lang w:val="it-IT"/>
+        </w:rPr>
+        <w:t>Break</w:t>
+      </w:r>
+    </w:p>
+    <w:p>
+      <w:pPr>
+        <w:rPr>
+          <w:sz w:val="28"/>
+          <w:szCs w:val="28"/>
+          <w:lang w:val="it-IT"/>
+        </w:rPr>
+      </w:pPr>
+      <w:r>
+        <w:rPr>
+          <w:sz w:val="28"/>
+          <w:szCs w:val="28"/>
+          <w:lang w:val="it-IT"/>
+        </w:rPr>
+        <w:t>Tempo parziale: 15 minuti</w:t>
+      </w:r>
+      <w:r>
+        <w:rPr>
+          <w:sz w:val="28"/>
+          <w:szCs w:val="28"/>
+          <w:lang w:val="it-IT"/>
+        </w:rPr>
+        <w:br/>
+        <w:t>Tempo cumulato: 78 minuti</w:t>
+      </w:r>
+    </w:p>
+    <w:p>
+      <w:pPr>
+        <w:rPr>
+          <w:sz w:val="28"/>
+          <w:szCs w:val="28"/>
+          <w:lang w:val="it-IT"/>
+        </w:rPr>
+      </w:pPr>
+      <w:r>
+        <w:rPr>
+          <w:b/>
+          <w:sz w:val="28"/>
+          <w:szCs w:val="28"/>
+          <w:lang w:val="it-IT"/>
+        </w:rPr>
+        <w:t>Contenuti essenziali</w:t>
+      </w:r>
+      <w:r>
+        <w:rPr>
+          <w:sz w:val="28"/>
+          <w:szCs w:val="28"/>
+          <w:lang w:val="it-IT"/>
+        </w:rPr>
+        <w:t>: pausa dopo la parte strutturale su distribuzione, funzione di distribuzione e densità. Al rientro, passare da “descrivere la distribuzione” a “leggere rischio, code e indicatori sintetici”.</w:t>
+      </w:r>
+    </w:p>
+    <w:p>
+      <w:pPr>
+        <w:rPr>
+          <w:sz w:val="28"/>
+          <w:szCs w:val="28"/>
+        </w:rPr>
+      </w:pPr>
+      <w:r>
+        <w:rPr>
+          <w:sz w:val="28"/>
+          <w:szCs w:val="28"/>
+        </w:rPr>
+        <w:pict w14:anchorId="3D3298B8">
+          <v:rect id="_x0000_i1059" style="width:0;height:1.5pt" o:hralign="center" o:hrstd="t" o:hr="t" fillcolor="#a0a0a0" stroked="f"/>
+        </w:pict>
+      </w:r>
+    </w:p>
+    <w:p>
+      <w:pPr>
+        <w:numPr>
+          <w:ilvl w:val="0"/>
+          <w:numId w:val="8"/>
+        </w:numPr>
+        <w:rPr>
+          <w:b/>
+          <w:bCs/>
+          <w:sz w:val="28"/>
+          <w:szCs w:val="28"/>
+          <w:lang w:val="it-IT"/>
+        </w:rPr>
+      </w:pPr>
+      <w:r>
+        <w:rPr>
+          <w:b/>
+          <w:bCs/>
+          <w:sz w:val="28"/>
+          <w:szCs w:val="28"/>
+          <w:lang w:val="it-IT"/>
+        </w:rPr>
+        <w:t xml:space="preserve">Probabilità di coda e quantili — slide 26–31 </w:t>
+      </w:r>
+    </w:p>
+    <w:p>
+      <w:pPr>
+        <w:rPr>
+          <w:sz w:val="28"/>
+          <w:szCs w:val="28"/>
+          <w:lang w:val="it-IT"/>
+        </w:rPr>
+      </w:pPr>
+      <w:r>
+        <w:rPr>
+          <w:sz w:val="28"/>
+          <w:szCs w:val="28"/>
+          <w:lang w:val="it-IT"/>
+        </w:rPr>
+        <w:t>Tempo parziale: 15 minuti</w:t>
+      </w:r>
+      <w:r>
+        <w:rPr>
+          <w:sz w:val="28"/>
+          <w:szCs w:val="28"/>
+          <w:lang w:val="it-IT"/>
+        </w:rPr>
+        <w:br/>
+        <w:t>Tempo cumulato: 93 minuti</w:t>
+      </w:r>
+    </w:p>
+    <w:p>
+      <w:pPr>
+        <w:rPr>
+          <w:sz w:val="28"/>
+          <w:szCs w:val="28"/>
+          <w:lang w:val="it-IT"/>
+        </w:rPr>
+      </w:pPr>
+      <w:r>
+        <w:rPr>
+          <w:b/>
+          <w:sz w:val="28"/>
+          <w:szCs w:val="28"/>
+          <w:lang w:val="it-IT"/>
+        </w:rPr>
+        <w:t>Contenuti essenziali</w:t>
+      </w:r>
+      <w:r>
+        <w:rPr>
+          <w:sz w:val="28"/>
+          <w:szCs w:val="28"/>
+          <w:lang w:val="it-IT"/>
+        </w:rPr>
+        <w:t xml:space="preserve">: coda sinistra </w:t>
+      </w:r>
+      <m:oMath>
+        <m:r>
+          <m:rPr>
+            <m:scr m:val="double-struck"/>
+            <m:sty m:val="p"/>
+          </m:rPr>
+          <w:rPr>
+            <w:rFonts w:ascii="Cambria Math" w:hAnsi="Cambria Math"/>
+            <w:sz w:val="28"/>
+            <w:szCs w:val="28"/>
+            <w:lang w:val="it-IT"/>
+          </w:rPr>
+          <m:t>P</m:t>
+        </m:r>
+        <m:r>
+          <w:rPr>
+            <w:rFonts w:ascii="Cambria Math" w:hAnsi="Cambria Math"/>
+            <w:sz w:val="28"/>
+            <w:szCs w:val="28"/>
+            <w:lang w:val="it-IT"/>
+          </w:rPr>
+          <m:t>(</m:t>
+        </m:r>
+        <m:r>
+          <w:rPr>
+            <w:rFonts w:ascii="Cambria Math" w:hAnsi="Cambria Math"/>
+            <w:sz w:val="28"/>
+            <w:szCs w:val="28"/>
           </w:rPr>
           <m:t>X</m:t>
         </m:r>
         <m:r>
           <w:rPr>
             <w:rFonts w:ascii="Cambria Math" w:hAnsi="Cambria Math"/>
+            <w:sz w:val="28"/>
+            <w:szCs w:val="28"/>
+            <w:lang w:val="it-IT"/>
+          </w:rPr>
+          <m:t>≤</m:t>
+        </m:r>
+        <m:r>
+          <w:rPr>
+            <w:rFonts w:ascii="Cambria Math" w:hAnsi="Cambria Math"/>
+            <w:sz w:val="28"/>
+            <w:szCs w:val="28"/>
+          </w:rPr>
+          <m:t>x</m:t>
+        </m:r>
+        <m:r>
+          <w:rPr>
+            <w:rFonts w:ascii="Cambria Math" w:hAnsi="Cambria Math"/>
+            <w:sz w:val="28"/>
+            <w:szCs w:val="28"/>
+            <w:lang w:val="it-IT"/>
+          </w:rPr>
+          <m:t>)=</m:t>
+        </m:r>
+        <m:sSub>
+          <m:sSubPr>
+            <m:ctrlPr>
+              <w:rPr>
+                <w:rFonts w:ascii="Cambria Math" w:hAnsi="Cambria Math"/>
+                <w:sz w:val="28"/>
+                <w:szCs w:val="28"/>
+              </w:rPr>
+            </m:ctrlPr>
+          </m:sSubPr>
+          <m:e>
+            <m:r>
+              <w:rPr>
+                <w:rFonts w:ascii="Cambria Math" w:hAnsi="Cambria Math"/>
+                <w:sz w:val="28"/>
+                <w:szCs w:val="28"/>
+              </w:rPr>
+              <m:t>F</m:t>
+            </m:r>
+          </m:e>
+          <m:sub>
+            <m:r>
+              <w:rPr>
+                <w:rFonts w:ascii="Cambria Math" w:hAnsi="Cambria Math"/>
+                <w:sz w:val="28"/>
+                <w:szCs w:val="28"/>
+              </w:rPr>
+              <m:t>X</m:t>
+            </m:r>
+          </m:sub>
+        </m:sSub>
+        <m:r>
+          <w:rPr>
+            <w:rFonts w:ascii="Cambria Math" w:hAnsi="Cambria Math"/>
+            <w:sz w:val="28"/>
+            <w:szCs w:val="28"/>
+            <w:lang w:val="it-IT"/>
+          </w:rPr>
+          <m:t>(</m:t>
+        </m:r>
+        <m:r>
+          <w:rPr>
+            <w:rFonts w:ascii="Cambria Math" w:hAnsi="Cambria Math"/>
+            <w:sz w:val="28"/>
+            <w:szCs w:val="28"/>
+          </w:rPr>
+          <m:t>x</m:t>
+        </m:r>
+        <m:r>
+          <w:rPr>
+            <w:rFonts w:ascii="Cambria Math" w:hAnsi="Cambria Math"/>
+            <w:sz w:val="28"/>
+            <w:szCs w:val="28"/>
             <w:lang w:val="it-IT"/>
           </w:rPr>
           <m:t>)</m:t>
@@ -1975,9 +3326,404 @@
       </m:oMath>
       <w:r>
         <w:rPr>
-          <w:lang w:val="it-IT"/>
-        </w:rPr>
-        <w:t xml:space="preserve">; definizione con infimo; caso continuo con </w:t>
+          <w:sz w:val="28"/>
+          <w:szCs w:val="28"/>
+          <w:lang w:val="it-IT"/>
+        </w:rPr>
+        <w:t xml:space="preserve">, coda destra </w:t>
+      </w:r>
+      <m:oMath>
+        <m:r>
+          <m:rPr>
+            <m:scr m:val="double-struck"/>
+            <m:sty m:val="p"/>
+          </m:rPr>
+          <w:rPr>
+            <w:rFonts w:ascii="Cambria Math" w:hAnsi="Cambria Math"/>
+            <w:sz w:val="28"/>
+            <w:szCs w:val="28"/>
+            <w:lang w:val="it-IT"/>
+          </w:rPr>
+          <m:t>P</m:t>
+        </m:r>
+        <m:r>
+          <w:rPr>
+            <w:rFonts w:ascii="Cambria Math" w:hAnsi="Cambria Math"/>
+            <w:sz w:val="28"/>
+            <w:szCs w:val="28"/>
+            <w:lang w:val="it-IT"/>
+          </w:rPr>
+          <m:t>(</m:t>
+        </m:r>
+        <m:r>
+          <w:rPr>
+            <w:rFonts w:ascii="Cambria Math" w:hAnsi="Cambria Math"/>
+            <w:sz w:val="28"/>
+            <w:szCs w:val="28"/>
+          </w:rPr>
+          <m:t>X</m:t>
+        </m:r>
+        <m:r>
+          <w:rPr>
+            <w:rFonts w:ascii="Cambria Math" w:hAnsi="Cambria Math"/>
+            <w:sz w:val="28"/>
+            <w:szCs w:val="28"/>
+            <w:lang w:val="it-IT"/>
+          </w:rPr>
+          <m:t>&gt;</m:t>
+        </m:r>
+        <m:r>
+          <w:rPr>
+            <w:rFonts w:ascii="Cambria Math" w:hAnsi="Cambria Math"/>
+            <w:sz w:val="28"/>
+            <w:szCs w:val="28"/>
+          </w:rPr>
+          <m:t>x</m:t>
+        </m:r>
+        <m:r>
+          <w:rPr>
+            <w:rFonts w:ascii="Cambria Math" w:hAnsi="Cambria Math"/>
+            <w:sz w:val="28"/>
+            <w:szCs w:val="28"/>
+            <w:lang w:val="it-IT"/>
+          </w:rPr>
+          <m:t>)=1-</m:t>
+        </m:r>
+        <m:sSub>
+          <m:sSubPr>
+            <m:ctrlPr>
+              <w:rPr>
+                <w:rFonts w:ascii="Cambria Math" w:hAnsi="Cambria Math"/>
+                <w:sz w:val="28"/>
+                <w:szCs w:val="28"/>
+              </w:rPr>
+            </m:ctrlPr>
+          </m:sSubPr>
+          <m:e>
+            <m:r>
+              <w:rPr>
+                <w:rFonts w:ascii="Cambria Math" w:hAnsi="Cambria Math"/>
+                <w:sz w:val="28"/>
+                <w:szCs w:val="28"/>
+              </w:rPr>
+              <m:t>F</m:t>
+            </m:r>
+          </m:e>
+          <m:sub>
+            <m:r>
+              <w:rPr>
+                <w:rFonts w:ascii="Cambria Math" w:hAnsi="Cambria Math"/>
+                <w:sz w:val="28"/>
+                <w:szCs w:val="28"/>
+              </w:rPr>
+              <m:t>X</m:t>
+            </m:r>
+          </m:sub>
+        </m:sSub>
+        <m:r>
+          <w:rPr>
+            <w:rFonts w:ascii="Cambria Math" w:hAnsi="Cambria Math"/>
+            <w:sz w:val="28"/>
+            <w:szCs w:val="28"/>
+            <w:lang w:val="it-IT"/>
+          </w:rPr>
+          <m:t>(</m:t>
+        </m:r>
+        <m:r>
+          <w:rPr>
+            <w:rFonts w:ascii="Cambria Math" w:hAnsi="Cambria Math"/>
+            <w:sz w:val="28"/>
+            <w:szCs w:val="28"/>
+          </w:rPr>
+          <m:t>x</m:t>
+        </m:r>
+        <m:r>
+          <w:rPr>
+            <w:rFonts w:ascii="Cambria Math" w:hAnsi="Cambria Math"/>
+            <w:sz w:val="28"/>
+            <w:szCs w:val="28"/>
+            <w:lang w:val="it-IT"/>
+          </w:rPr>
+          <m:t>)</m:t>
+        </m:r>
+      </m:oMath>
+      <w:r>
+        <w:rPr>
+          <w:sz w:val="28"/>
+          <w:szCs w:val="28"/>
+          <w:lang w:val="it-IT"/>
+        </w:rPr>
+        <w:t xml:space="preserve">, uso di </w:t>
+      </w:r>
+      <m:oMath>
+        <m:sSub>
+          <m:sSubPr>
+            <m:ctrlPr>
+              <w:rPr>
+                <w:rFonts w:ascii="Cambria Math" w:hAnsi="Cambria Math"/>
+                <w:sz w:val="28"/>
+                <w:szCs w:val="28"/>
+              </w:rPr>
+            </m:ctrlPr>
+          </m:sSubPr>
+          <m:e>
+            <m:r>
+              <w:rPr>
+                <w:rFonts w:ascii="Cambria Math" w:hAnsi="Cambria Math"/>
+                <w:sz w:val="28"/>
+                <w:szCs w:val="28"/>
+              </w:rPr>
+              <m:t>F</m:t>
+            </m:r>
+          </m:e>
+          <m:sub>
+            <m:r>
+              <w:rPr>
+                <w:rFonts w:ascii="Cambria Math" w:hAnsi="Cambria Math"/>
+                <w:sz w:val="28"/>
+                <w:szCs w:val="28"/>
+              </w:rPr>
+              <m:t>X</m:t>
+            </m:r>
+          </m:sub>
+        </m:sSub>
+        <m:r>
+          <w:rPr>
+            <w:rFonts w:ascii="Cambria Math" w:hAnsi="Cambria Math"/>
+            <w:sz w:val="28"/>
+            <w:szCs w:val="28"/>
+            <w:lang w:val="it-IT"/>
+          </w:rPr>
+          <m:t>(</m:t>
+        </m:r>
+        <m:sSup>
+          <m:sSupPr>
+            <m:ctrlPr>
+              <w:rPr>
+                <w:rFonts w:ascii="Cambria Math" w:hAnsi="Cambria Math"/>
+                <w:sz w:val="28"/>
+                <w:szCs w:val="28"/>
+              </w:rPr>
+            </m:ctrlPr>
+          </m:sSupPr>
+          <m:e>
+            <m:r>
+              <w:rPr>
+                <w:rFonts w:ascii="Cambria Math" w:hAnsi="Cambria Math"/>
+                <w:sz w:val="28"/>
+                <w:szCs w:val="28"/>
+              </w:rPr>
+              <m:t>x</m:t>
+            </m:r>
+          </m:e>
+          <m:sup>
+            <m:r>
+              <w:rPr>
+                <w:rFonts w:ascii="Cambria Math" w:hAnsi="Cambria Math"/>
+                <w:sz w:val="28"/>
+                <w:szCs w:val="28"/>
+                <w:lang w:val="it-IT"/>
+              </w:rPr>
+              <m:t>-</m:t>
+            </m:r>
+          </m:sup>
+        </m:sSup>
+        <m:r>
+          <w:rPr>
+            <w:rFonts w:ascii="Cambria Math" w:hAnsi="Cambria Math"/>
+            <w:sz w:val="28"/>
+            <w:szCs w:val="28"/>
+            <w:lang w:val="it-IT"/>
+          </w:rPr>
+          <m:t>)</m:t>
+        </m:r>
+      </m:oMath>
+      <w:r>
+        <w:rPr>
+          <w:sz w:val="28"/>
+          <w:szCs w:val="28"/>
+          <w:lang w:val="it-IT"/>
+        </w:rPr>
+        <w:t xml:space="preserve">. Quantile generale: </w:t>
+      </w:r>
+      <m:oMath>
+        <m:sSub>
+          <m:sSubPr>
+            <m:ctrlPr>
+              <w:rPr>
+                <w:rFonts w:ascii="Cambria Math" w:hAnsi="Cambria Math"/>
+                <w:sz w:val="28"/>
+                <w:szCs w:val="28"/>
+              </w:rPr>
+            </m:ctrlPr>
+          </m:sSubPr>
+          <m:e>
+            <m:r>
+              <w:rPr>
+                <w:rFonts w:ascii="Cambria Math" w:hAnsi="Cambria Math"/>
+                <w:sz w:val="28"/>
+                <w:szCs w:val="28"/>
+              </w:rPr>
+              <m:t>q</m:t>
+            </m:r>
+          </m:e>
+          <m:sub>
+            <m:r>
+              <w:rPr>
+                <w:rFonts w:ascii="Cambria Math" w:hAnsi="Cambria Math"/>
+                <w:sz w:val="28"/>
+                <w:szCs w:val="28"/>
+              </w:rPr>
+              <m:t>α</m:t>
+            </m:r>
+          </m:sub>
+        </m:sSub>
+        <m:r>
+          <w:rPr>
+            <w:rFonts w:ascii="Cambria Math" w:hAnsi="Cambria Math"/>
+            <w:sz w:val="28"/>
+            <w:szCs w:val="28"/>
+            <w:lang w:val="it-IT"/>
+          </w:rPr>
+          <m:t>(</m:t>
+        </m:r>
+        <m:r>
+          <w:rPr>
+            <w:rFonts w:ascii="Cambria Math" w:hAnsi="Cambria Math"/>
+            <w:sz w:val="28"/>
+            <w:szCs w:val="28"/>
+          </w:rPr>
+          <m:t>X</m:t>
+        </m:r>
+        <m:r>
+          <w:rPr>
+            <w:rFonts w:ascii="Cambria Math" w:hAnsi="Cambria Math"/>
+            <w:sz w:val="28"/>
+            <w:szCs w:val="28"/>
+            <w:lang w:val="it-IT"/>
+          </w:rPr>
+          <m:t>)=</m:t>
+        </m:r>
+        <m:r>
+          <m:rPr>
+            <m:sty m:val="p"/>
+          </m:rPr>
+          <w:rPr>
+            <w:rFonts w:ascii="Cambria Math" w:hAnsi="Cambria Math"/>
+            <w:sz w:val="28"/>
+            <w:szCs w:val="28"/>
+            <w:lang w:val="it-IT"/>
+          </w:rPr>
+          <m:t>inf</m:t>
+        </m:r>
+        <m:r>
+          <w:rPr>
+            <w:rFonts w:ascii="Cambria Math" w:hAnsi="Cambria Math"/>
+            <w:sz w:val="28"/>
+            <w:szCs w:val="28"/>
+            <w:lang w:val="it-IT"/>
+          </w:rPr>
+          <m:t>⁡{</m:t>
+        </m:r>
+        <m:r>
+          <w:rPr>
+            <w:rFonts w:ascii="Cambria Math" w:hAnsi="Cambria Math"/>
+            <w:sz w:val="28"/>
+            <w:szCs w:val="28"/>
+          </w:rPr>
+          <m:t>x</m:t>
+        </m:r>
+        <m:r>
+          <w:rPr>
+            <w:rFonts w:ascii="Cambria Math" w:hAnsi="Cambria Math"/>
+            <w:sz w:val="28"/>
+            <w:szCs w:val="28"/>
+            <w:lang w:val="it-IT"/>
+          </w:rPr>
+          <m:t>:</m:t>
+        </m:r>
+        <m:sSub>
+          <m:sSubPr>
+            <m:ctrlPr>
+              <w:rPr>
+                <w:rFonts w:ascii="Cambria Math" w:hAnsi="Cambria Math"/>
+                <w:sz w:val="28"/>
+                <w:szCs w:val="28"/>
+              </w:rPr>
+            </m:ctrlPr>
+          </m:sSubPr>
+          <m:e>
+            <m:r>
+              <w:rPr>
+                <w:rFonts w:ascii="Cambria Math" w:hAnsi="Cambria Math"/>
+                <w:sz w:val="28"/>
+                <w:szCs w:val="28"/>
+              </w:rPr>
+              <m:t>F</m:t>
+            </m:r>
+          </m:e>
+          <m:sub>
+            <m:r>
+              <w:rPr>
+                <w:rFonts w:ascii="Cambria Math" w:hAnsi="Cambria Math"/>
+                <w:sz w:val="28"/>
+                <w:szCs w:val="28"/>
+              </w:rPr>
+              <m:t>X</m:t>
+            </m:r>
+          </m:sub>
+        </m:sSub>
+        <m:r>
+          <w:rPr>
+            <w:rFonts w:ascii="Cambria Math" w:hAnsi="Cambria Math"/>
+            <w:sz w:val="28"/>
+            <w:szCs w:val="28"/>
+            <w:lang w:val="it-IT"/>
+          </w:rPr>
+          <m:t>(</m:t>
+        </m:r>
+        <m:r>
+          <w:rPr>
+            <w:rFonts w:ascii="Cambria Math" w:hAnsi="Cambria Math"/>
+            <w:sz w:val="28"/>
+            <w:szCs w:val="28"/>
+          </w:rPr>
+          <m:t>x</m:t>
+        </m:r>
+        <m:r>
+          <w:rPr>
+            <w:rFonts w:ascii="Cambria Math" w:hAnsi="Cambria Math"/>
+            <w:sz w:val="28"/>
+            <w:szCs w:val="28"/>
+            <w:lang w:val="it-IT"/>
+          </w:rPr>
+          <m:t>)≥</m:t>
+        </m:r>
+        <m:r>
+          <w:rPr>
+            <w:rFonts w:ascii="Cambria Math" w:hAnsi="Cambria Math"/>
+            <w:sz w:val="28"/>
+            <w:szCs w:val="28"/>
+          </w:rPr>
+          <m:t>α</m:t>
+        </m:r>
+        <m:r>
+          <w:rPr>
+            <w:rFonts w:ascii="Cambria Math" w:hAnsi="Cambria Math"/>
+            <w:sz w:val="28"/>
+            <w:szCs w:val="28"/>
+            <w:lang w:val="it-IT"/>
+          </w:rPr>
+          <m:t>}</m:t>
+        </m:r>
+      </m:oMath>
+      <w:r>
+        <w:rPr>
+          <w:sz w:val="28"/>
+          <w:szCs w:val="28"/>
+          <w:lang w:val="it-IT"/>
+        </w:rPr>
+        <w:t xml:space="preserve">. Caso continuo con </w:t>
       </w:r>
       <m:oMath>
         <m:sSubSup>
@@ -1985,6 +3731,8 @@
             <m:ctrlPr>
               <w:rPr>
                 <w:rFonts w:ascii="Cambria Math" w:hAnsi="Cambria Math"/>
+                <w:sz w:val="28"/>
+                <w:szCs w:val="28"/>
               </w:rPr>
             </m:ctrlPr>
           </m:sSubSupPr>
@@ -1992,6 +3740,8 @@
             <m:r>
               <w:rPr>
                 <w:rFonts w:ascii="Cambria Math" w:hAnsi="Cambria Math"/>
+                <w:sz w:val="28"/>
+                <w:szCs w:val="28"/>
               </w:rPr>
               <m:t>F</m:t>
             </m:r>
@@ -2000,6 +3750,8 @@
             <m:r>
               <w:rPr>
                 <w:rFonts w:ascii="Cambria Math" w:hAnsi="Cambria Math"/>
+                <w:sz w:val="28"/>
+                <w:szCs w:val="28"/>
               </w:rPr>
               <m:t>X</m:t>
             </m:r>
@@ -2008,6 +3760,8 @@
             <m:r>
               <w:rPr>
                 <w:rFonts w:ascii="Cambria Math" w:hAnsi="Cambria Math"/>
+                <w:sz w:val="28"/>
+                <w:szCs w:val="28"/>
                 <w:lang w:val="it-IT"/>
               </w:rPr>
               <m:t>-1</m:t>
@@ -2017,6 +3771,8 @@
         <m:r>
           <w:rPr>
             <w:rFonts w:ascii="Cambria Math" w:hAnsi="Cambria Math"/>
+            <w:sz w:val="28"/>
+            <w:szCs w:val="28"/>
             <w:lang w:val="it-IT"/>
           </w:rPr>
           <m:t>(</m:t>
@@ -2024,12 +3780,16 @@
         <m:r>
           <w:rPr>
             <w:rFonts w:ascii="Cambria Math" w:hAnsi="Cambria Math"/>
+            <w:sz w:val="28"/>
+            <w:szCs w:val="28"/>
           </w:rPr>
           <m:t>α</m:t>
         </m:r>
         <m:r>
           <w:rPr>
             <w:rFonts w:ascii="Cambria Math" w:hAnsi="Cambria Math"/>
+            <w:sz w:val="28"/>
+            <w:szCs w:val="28"/>
             <w:lang w:val="it-IT"/>
           </w:rPr>
           <m:t>)</m:t>
@@ -2037,23 +3797,41 @@
       </m:oMath>
       <w:r>
         <w:rPr>
-          <w:lang w:val="it-IT"/>
-        </w:rPr>
-        <w:t>; quantile normale e interpretazione grafica.</w:t>
+          <w:sz w:val="28"/>
+          <w:szCs w:val="28"/>
+          <w:lang w:val="it-IT"/>
+        </w:rPr>
+        <w:t>; quantile di perdita e grafico normale con coda al 5%.</w:t>
       </w:r>
     </w:p>
     <w:p>
-      <w:r>
-        <w:pict w14:anchorId="3942AC23">
-          <v:rect id="_x0000_i1285" style="width:0;height:1.5pt" o:hralign="center" o:hrstd="t" o:hr="t" fillcolor="#a0a0a0" stroked="f"/>
+      <w:pPr>
+        <w:rPr>
+          <w:sz w:val="28"/>
+          <w:szCs w:val="28"/>
+        </w:rPr>
+      </w:pPr>
+      <w:r>
+        <w:rPr>
+          <w:sz w:val="28"/>
+          <w:szCs w:val="28"/>
+        </w:rPr>
+        <w:pict w14:anchorId="59199F10">
+          <v:rect id="_x0000_i1060" style="width:0;height:1.5pt" o:hralign="center" o:hrstd="t" o:hr="t" fillcolor="#a0a0a0" stroked="f"/>
         </w:pict>
       </w:r>
     </w:p>
     <w:p>
       <w:pPr>
+        <w:numPr>
+          <w:ilvl w:val="0"/>
+          <w:numId w:val="9"/>
+        </w:numPr>
         <w:rPr>
           <w:b/>
           <w:bCs/>
+          <w:sz w:val="28"/>
+          <w:szCs w:val="28"/>
           <w:lang w:val="it-IT"/>
         </w:rPr>
       </w:pPr>
@@ -2061,15 +3839,19 @@
         <w:rPr>
           <w:b/>
           <w:bCs/>
-          <w:lang w:val="it-IT"/>
-        </w:rPr>
-        <w:t xml:space="preserve">8. Valore atteso, funzioni e </w:t>
+          <w:sz w:val="28"/>
+          <w:szCs w:val="28"/>
+          <w:lang w:val="it-IT"/>
+        </w:rPr>
+        <w:t xml:space="preserve">Valore atteso, funzioni e </w:t>
       </w:r>
       <w:proofErr w:type="spellStart"/>
       <w:r>
         <w:rPr>
           <w:b/>
           <w:bCs/>
+          <w:sz w:val="28"/>
+          <w:szCs w:val="28"/>
           <w:lang w:val="it-IT"/>
         </w:rPr>
         <w:t>shortfall</w:t>
@@ -2079,71 +3861,107 @@
         <w:rPr>
           <w:b/>
           <w:bCs/>
-          <w:lang w:val="it-IT"/>
-        </w:rPr>
-        <w:t xml:space="preserve"> — slide 32–39</w:t>
+          <w:sz w:val="28"/>
+          <w:szCs w:val="28"/>
+          <w:lang w:val="it-IT"/>
+        </w:rPr>
+        <w:t xml:space="preserve"> — slide 32–39 </w:t>
       </w:r>
     </w:p>
     <w:p>
       <w:pPr>
         <w:rPr>
-          <w:lang w:val="it-IT"/>
-        </w:rPr>
-      </w:pPr>
-      <w:r>
-        <w:rPr>
-          <w:b/>
-          <w:bCs/>
-          <w:lang w:val="it-IT"/>
-        </w:rPr>
-        <w:t>Tempo parziale:</w:t>
-      </w:r>
-      <w:r>
-        <w:rPr>
-          <w:lang w:val="it-IT"/>
-        </w:rPr>
-        <w:t xml:space="preserve"> 18 minuti</w:t>
-      </w:r>
-      <w:r>
-        <w:rPr>
+          <w:sz w:val="28"/>
+          <w:szCs w:val="28"/>
+          <w:lang w:val="it-IT"/>
+        </w:rPr>
+      </w:pPr>
+      <w:r>
+        <w:rPr>
+          <w:sz w:val="28"/>
+          <w:szCs w:val="28"/>
+          <w:lang w:val="it-IT"/>
+        </w:rPr>
+        <w:t>Tempo parziale: 19 minuti</w:t>
+      </w:r>
+      <w:r>
+        <w:rPr>
+          <w:sz w:val="28"/>
+          <w:szCs w:val="28"/>
           <w:lang w:val="it-IT"/>
         </w:rPr>
         <w:br/>
-      </w:r>
-      <w:r>
-        <w:rPr>
-          <w:b/>
-          <w:bCs/>
-          <w:lang w:val="it-IT"/>
-        </w:rPr>
-        <w:t>Tempo cumulato:</w:t>
-      </w:r>
-      <w:r>
-        <w:rPr>
-          <w:lang w:val="it-IT"/>
-        </w:rPr>
-        <w:t xml:space="preserve"> 112 minuti</w:t>
+        <w:t>Tempo cumulato: 112 minuti</w:t>
       </w:r>
     </w:p>
     <w:p>
       <w:pPr>
         <w:rPr>
+          <w:sz w:val="28"/>
+          <w:szCs w:val="28"/>
           <w:lang w:val="it-IT"/>
         </w:rPr>
       </w:pPr>
       <w:r>
         <w:rPr>
           <w:b/>
-          <w:bCs/>
-          <w:lang w:val="it-IT"/>
-        </w:rPr>
-        <w:t>Idea chiave:</w:t>
-      </w:r>
-      <w:r>
-        <w:rPr>
-          <w:lang w:val="it-IT"/>
-        </w:rPr>
-        <w:t xml:space="preserve"> il valore atteso sintetizza la distribuzione; </w:t>
+          <w:sz w:val="28"/>
+          <w:szCs w:val="28"/>
+          <w:lang w:val="it-IT"/>
+        </w:rPr>
+        <w:t>Contenuti essenziali</w:t>
+      </w:r>
+      <w:r>
+        <w:rPr>
+          <w:sz w:val="28"/>
+          <w:szCs w:val="28"/>
+          <w:lang w:val="it-IT"/>
+        </w:rPr>
+        <w:t xml:space="preserve">: valore atteso discreto e continuo; interpretazione come media probabilistica, non previsione deterministica. Linearità e rendimento di portafoglio; valore atteso di </w:t>
+      </w:r>
+      <m:oMath>
+        <m:r>
+          <w:rPr>
+            <w:rFonts w:ascii="Cambria Math" w:hAnsi="Cambria Math"/>
+            <w:sz w:val="28"/>
+            <w:szCs w:val="28"/>
+          </w:rPr>
+          <m:t>g</m:t>
+        </m:r>
+        <m:r>
+          <w:rPr>
+            <w:rFonts w:ascii="Cambria Math" w:hAnsi="Cambria Math"/>
+            <w:sz w:val="28"/>
+            <w:szCs w:val="28"/>
+            <w:lang w:val="it-IT"/>
+          </w:rPr>
+          <m:t>(</m:t>
+        </m:r>
+        <m:r>
+          <w:rPr>
+            <w:rFonts w:ascii="Cambria Math" w:hAnsi="Cambria Math"/>
+            <w:sz w:val="28"/>
+            <w:szCs w:val="28"/>
+          </w:rPr>
+          <m:t>X</m:t>
+        </m:r>
+        <m:r>
+          <w:rPr>
+            <w:rFonts w:ascii="Cambria Math" w:hAnsi="Cambria Math"/>
+            <w:sz w:val="28"/>
+            <w:szCs w:val="28"/>
+            <w:lang w:val="it-IT"/>
+          </w:rPr>
+          <m:t>)</m:t>
+        </m:r>
+      </m:oMath>
+      <w:r>
+        <w:rPr>
+          <w:sz w:val="28"/>
+          <w:szCs w:val="28"/>
+          <w:lang w:val="it-IT"/>
+        </w:rPr>
+        <w:t xml:space="preserve">, payoff call e non linearità </w:t>
       </w:r>
       <m:oMath>
         <m:r>
@@ -2153,12 +3971,16 @@
           </m:rPr>
           <w:rPr>
             <w:rFonts w:ascii="Cambria Math" w:hAnsi="Cambria Math"/>
+            <w:sz w:val="28"/>
+            <w:szCs w:val="28"/>
           </w:rPr>
           <m:t>E</m:t>
         </m:r>
         <m:r>
           <w:rPr>
             <w:rFonts w:ascii="Cambria Math" w:hAnsi="Cambria Math"/>
+            <w:sz w:val="28"/>
+            <w:szCs w:val="28"/>
             <w:lang w:val="it-IT"/>
           </w:rPr>
           <m:t>[</m:t>
@@ -2166,12 +3988,16 @@
         <m:r>
           <w:rPr>
             <w:rFonts w:ascii="Cambria Math" w:hAnsi="Cambria Math"/>
+            <w:sz w:val="28"/>
+            <w:szCs w:val="28"/>
           </w:rPr>
           <m:t>g</m:t>
         </m:r>
         <m:r>
           <w:rPr>
             <w:rFonts w:ascii="Cambria Math" w:hAnsi="Cambria Math"/>
+            <w:sz w:val="28"/>
+            <w:szCs w:val="28"/>
             <w:lang w:val="it-IT"/>
           </w:rPr>
           <m:t>(</m:t>
@@ -2179,45 +4005,49 @@
         <m:r>
           <w:rPr>
             <w:rFonts w:ascii="Cambria Math" w:hAnsi="Cambria Math"/>
+            <w:sz w:val="28"/>
+            <w:szCs w:val="28"/>
           </w:rPr>
           <m:t>X</m:t>
         </m:r>
         <m:r>
           <w:rPr>
             <w:rFonts w:ascii="Cambria Math" w:hAnsi="Cambria Math"/>
+            <w:sz w:val="28"/>
+            <w:szCs w:val="28"/>
             <w:lang w:val="it-IT"/>
           </w:rPr>
           <m:t>)]</m:t>
         </m:r>
-      </m:oMath>
-      <w:r>
-        <w:rPr>
-          <w:lang w:val="it-IT"/>
-        </w:rPr>
-        <w:t>permette di valutare payoff, indicatrici e trasformazioni.</w:t>
-      </w:r>
-    </w:p>
-    <w:p>
-      <w:pPr>
-        <w:rPr>
-          <w:lang w:val="it-IT"/>
-        </w:rPr>
-      </w:pPr>
-      <w:r>
-        <w:rPr>
-          <w:b/>
-          <w:bCs/>
-          <w:lang w:val="it-IT"/>
-        </w:rPr>
-        <w:t>Contenuti essenziali:</w:t>
-      </w:r>
-      <w:r>
-        <w:rPr>
-          <w:lang w:val="it-IT"/>
-        </w:rPr>
-        <w:t xml:space="preserve"> media discreta/continua; linearità; </w:t>
-      </w:r>
-      <m:oMath>
+        <m:r>
+          <m:rPr>
+            <m:sty m:val="p"/>
+          </m:rPr>
+          <w:rPr>
+            <w:rFonts w:ascii="Cambria Math" w:hAnsi="Cambria Math"/>
+            <w:sz w:val="28"/>
+            <w:szCs w:val="28"/>
+            <w:lang w:val="it-IT"/>
+          </w:rPr>
+          <m:t>≠</m:t>
+        </m:r>
+        <m:r>
+          <w:rPr>
+            <w:rFonts w:ascii="Cambria Math" w:hAnsi="Cambria Math"/>
+            <w:sz w:val="28"/>
+            <w:szCs w:val="28"/>
+          </w:rPr>
+          <m:t>g</m:t>
+        </m:r>
+        <m:r>
+          <w:rPr>
+            <w:rFonts w:ascii="Cambria Math" w:hAnsi="Cambria Math"/>
+            <w:sz w:val="28"/>
+            <w:szCs w:val="28"/>
+            <w:lang w:val="it-IT"/>
+          </w:rPr>
+          <m:t>(</m:t>
+        </m:r>
         <m:r>
           <m:rPr>
             <m:scr m:val="double-struck"/>
@@ -2225,12 +4055,16 @@
           </m:rPr>
           <w:rPr>
             <w:rFonts w:ascii="Cambria Math" w:hAnsi="Cambria Math"/>
+            <w:sz w:val="28"/>
+            <w:szCs w:val="28"/>
           </w:rPr>
           <m:t>E</m:t>
         </m:r>
         <m:r>
           <w:rPr>
             <w:rFonts w:ascii="Cambria Math" w:hAnsi="Cambria Math"/>
+            <w:sz w:val="28"/>
+            <w:szCs w:val="28"/>
             <w:lang w:val="it-IT"/>
           </w:rPr>
           <m:t>[</m:t>
@@ -2238,610 +4072,30 @@
         <m:r>
           <w:rPr>
             <w:rFonts w:ascii="Cambria Math" w:hAnsi="Cambria Math"/>
-          </w:rPr>
-          <m:t>g</m:t>
-        </m:r>
-        <m:r>
-          <w:rPr>
-            <w:rFonts w:ascii="Cambria Math" w:hAnsi="Cambria Math"/>
-            <w:lang w:val="it-IT"/>
-          </w:rPr>
-          <m:t>(</m:t>
-        </m:r>
-        <m:r>
-          <w:rPr>
-            <w:rFonts w:ascii="Cambria Math" w:hAnsi="Cambria Math"/>
+            <w:sz w:val="28"/>
+            <w:szCs w:val="28"/>
           </w:rPr>
           <m:t>X</m:t>
         </m:r>
         <m:r>
           <w:rPr>
             <w:rFonts w:ascii="Cambria Math" w:hAnsi="Cambria Math"/>
-            <w:lang w:val="it-IT"/>
-          </w:rPr>
-          <m:t>)]</m:t>
+            <w:sz w:val="28"/>
+            <w:szCs w:val="28"/>
+            <w:lang w:val="it-IT"/>
+          </w:rPr>
+          <m:t>])</m:t>
         </m:r>
       </m:oMath>
       <w:r>
         <w:rPr>
-          <w:lang w:val="it-IT"/>
-        </w:rPr>
-        <w:t xml:space="preserve">; payoff call; indicatrici; </w:t>
+          <w:sz w:val="28"/>
+          <w:szCs w:val="28"/>
+          <w:lang w:val="it-IT"/>
+        </w:rPr>
+        <w:t xml:space="preserve">. Indicatrici, </w:t>
       </w:r>
       <m:oMath>
-        <m:r>
-          <w:rPr>
-            <w:rFonts w:ascii="Cambria Math" w:hAnsi="Cambria Math"/>
-          </w:rPr>
-          <m:t>g</m:t>
-        </m:r>
-        <m:r>
-          <w:rPr>
-            <w:rFonts w:ascii="Cambria Math" w:hAnsi="Cambria Math"/>
-            <w:lang w:val="it-IT"/>
-          </w:rPr>
-          <m:t>(</m:t>
-        </m:r>
-        <m:r>
-          <w:rPr>
-            <w:rFonts w:ascii="Cambria Math" w:hAnsi="Cambria Math"/>
-          </w:rPr>
-          <m:t>r</m:t>
-        </m:r>
-        <m:r>
-          <w:rPr>
-            <w:rFonts w:ascii="Cambria Math" w:hAnsi="Cambria Math"/>
-            <w:lang w:val="it-IT"/>
-          </w:rPr>
-          <m:t>)=(-</m:t>
-        </m:r>
-        <m:r>
-          <w:rPr>
-            <w:rFonts w:ascii="Cambria Math" w:hAnsi="Cambria Math"/>
-          </w:rPr>
-          <m:t>r</m:t>
-        </m:r>
-        <m:sSup>
-          <m:sSupPr>
-            <m:ctrlPr>
-              <w:rPr>
-                <w:rFonts w:ascii="Cambria Math" w:hAnsi="Cambria Math"/>
-              </w:rPr>
-            </m:ctrlPr>
-          </m:sSupPr>
-          <m:e>
-            <m:r>
-              <w:rPr>
-                <w:rFonts w:ascii="Cambria Math" w:hAnsi="Cambria Math"/>
-                <w:lang w:val="it-IT"/>
-              </w:rPr>
-              <m:t>)</m:t>
-            </m:r>
-          </m:e>
-          <m:sup>
-            <m:r>
-              <w:rPr>
-                <w:rFonts w:ascii="Cambria Math" w:hAnsi="Cambria Math"/>
-                <w:lang w:val="it-IT"/>
-              </w:rPr>
-              <m:t>+</m:t>
-            </m:r>
-          </m:sup>
-        </m:sSup>
-      </m:oMath>
-      <w:r>
-        <w:rPr>
-          <w:lang w:val="it-IT"/>
-        </w:rPr>
-        <w:t>; shortfall come valore atteso condizionato.</w:t>
-      </w:r>
-    </w:p>
-    <w:p>
-      <w:r>
-        <w:pict w14:anchorId="4DD287F7">
-          <v:rect id="_x0000_i1286" style="width:0;height:1.5pt" o:hralign="center" o:hrstd="t" o:hr="t" fillcolor="#a0a0a0" stroked="f"/>
-        </w:pict>
-      </w:r>
-    </w:p>
-    <w:p>
-      <w:pPr>
-        <w:rPr>
-          <w:b/>
-          <w:bCs/>
-          <w:lang w:val="it-IT"/>
-        </w:rPr>
-      </w:pPr>
-      <w:r>
-        <w:rPr>
-          <w:b/>
-          <w:bCs/>
-          <w:lang w:val="it-IT"/>
-        </w:rPr>
-        <w:t>9. Varianza, deviazione standard e momenti — slide 40–42</w:t>
-      </w:r>
-    </w:p>
-    <w:p>
-      <w:pPr>
-        <w:rPr>
-          <w:lang w:val="it-IT"/>
-        </w:rPr>
-      </w:pPr>
-      <w:r>
-        <w:rPr>
-          <w:b/>
-          <w:bCs/>
-          <w:lang w:val="it-IT"/>
-        </w:rPr>
-        <w:t>Tempo parziale:</w:t>
-      </w:r>
-      <w:r>
-        <w:rPr>
-          <w:lang w:val="it-IT"/>
-        </w:rPr>
-        <w:t xml:space="preserve"> 8 minuti</w:t>
-      </w:r>
-      <w:r>
-        <w:rPr>
-          <w:lang w:val="it-IT"/>
-        </w:rPr>
-        <w:br/>
-      </w:r>
-      <w:r>
-        <w:rPr>
-          <w:b/>
-          <w:bCs/>
-          <w:lang w:val="it-IT"/>
-        </w:rPr>
-        <w:t>Tempo cumulato:</w:t>
-      </w:r>
-      <w:r>
-        <w:rPr>
-          <w:lang w:val="it-IT"/>
-        </w:rPr>
-        <w:t xml:space="preserve"> 120 minuti</w:t>
-      </w:r>
-    </w:p>
-    <w:p>
-      <w:pPr>
-        <w:rPr>
-          <w:lang w:val="it-IT"/>
-        </w:rPr>
-      </w:pPr>
-      <w:r>
-        <w:rPr>
-          <w:b/>
-          <w:bCs/>
-          <w:lang w:val="it-IT"/>
-        </w:rPr>
-        <w:t>Idea chiave:</w:t>
-      </w:r>
-      <w:r>
-        <w:rPr>
-          <w:lang w:val="it-IT"/>
-        </w:rPr>
-        <w:t xml:space="preserve"> la media non misura il rischio; servono dispersione, momenti superiori e lettura delle code.</w:t>
-      </w:r>
-    </w:p>
-    <w:p>
-      <w:pPr>
-        <w:rPr>
-          <w:lang w:val="it-IT"/>
-        </w:rPr>
-      </w:pPr>
-      <w:r>
-        <w:rPr>
-          <w:b/>
-          <w:bCs/>
-          <w:lang w:val="it-IT"/>
-        </w:rPr>
-        <w:t>Contenuti essenziali:</w:t>
-      </w:r>
-      <w:r>
-        <w:rPr>
-          <w:lang w:val="it-IT"/>
-        </w:rPr>
-        <w:t xml:space="preserve"> </w:t>
-      </w:r>
-      <m:oMath>
-        <m:r>
-          <m:rPr>
-            <m:sty m:val="p"/>
-          </m:rPr>
-          <w:rPr>
-            <w:rFonts w:ascii="Cambria Math" w:hAnsi="Cambria Math"/>
-            <w:lang w:val="it-IT"/>
-          </w:rPr>
-          <m:t>Var</m:t>
-        </m:r>
-        <m:r>
-          <w:rPr>
-            <w:rFonts w:ascii="Cambria Math" w:hAnsi="Cambria Math"/>
-            <w:lang w:val="it-IT"/>
-          </w:rPr>
-          <m:t>⁡(</m:t>
-        </m:r>
-        <m:r>
-          <w:rPr>
-            <w:rFonts w:ascii="Cambria Math" w:hAnsi="Cambria Math"/>
-          </w:rPr>
-          <m:t>X</m:t>
-        </m:r>
-        <m:r>
-          <w:rPr>
-            <w:rFonts w:ascii="Cambria Math" w:hAnsi="Cambria Math"/>
-            <w:lang w:val="it-IT"/>
-          </w:rPr>
-          <m:t>)</m:t>
-        </m:r>
-      </m:oMath>
-      <w:r>
-        <w:rPr>
-          <w:lang w:val="it-IT"/>
-        </w:rPr>
-        <w:t>; formula operativa; deviazione standard; momenti centrali; asimmetria e peso delle code.</w:t>
-      </w:r>
-    </w:p>
-    <w:p>
-      <w:r>
-        <w:pict w14:anchorId="20B6F2FD">
-          <v:rect id="_x0000_i1287" style="width:0;height:1.5pt" o:hralign="center" o:hrstd="t" o:hr="t" fillcolor="#a0a0a0" stroked="f"/>
-        </w:pict>
-      </w:r>
-    </w:p>
-    <w:p>
-      <w:pPr>
-        <w:rPr>
-          <w:b/>
-          <w:bCs/>
-          <w:lang w:val="it-IT"/>
-        </w:rPr>
-      </w:pPr>
-      <w:r>
-        <w:rPr>
-          <w:b/>
-          <w:bCs/>
-          <w:lang w:val="it-IT"/>
-        </w:rPr>
-        <w:t>10. Famiglie distributive fondamentali — slide 43–45</w:t>
-      </w:r>
-    </w:p>
-    <w:p>
-      <w:pPr>
-        <w:rPr>
-          <w:lang w:val="it-IT"/>
-        </w:rPr>
-      </w:pPr>
-      <w:r>
-        <w:rPr>
-          <w:b/>
-          <w:bCs/>
-          <w:lang w:val="it-IT"/>
-        </w:rPr>
-        <w:t>Tempo parziale:</w:t>
-      </w:r>
-      <w:r>
-        <w:rPr>
-          <w:lang w:val="it-IT"/>
-        </w:rPr>
-        <w:t xml:space="preserve"> 7 minuti</w:t>
-      </w:r>
-      <w:r>
-        <w:rPr>
-          <w:lang w:val="it-IT"/>
-        </w:rPr>
-        <w:br/>
-      </w:r>
-      <w:r>
-        <w:rPr>
-          <w:b/>
-          <w:bCs/>
-          <w:lang w:val="it-IT"/>
-        </w:rPr>
-        <w:t>Tempo cumulato:</w:t>
-      </w:r>
-      <w:r>
-        <w:rPr>
-          <w:lang w:val="it-IT"/>
-        </w:rPr>
-        <w:t xml:space="preserve"> 127 minuti</w:t>
-      </w:r>
-    </w:p>
-    <w:p>
-      <w:pPr>
-        <w:rPr>
-          <w:lang w:val="it-IT"/>
-        </w:rPr>
-      </w:pPr>
-      <w:r>
-        <w:rPr>
-          <w:b/>
-          <w:bCs/>
-          <w:lang w:val="it-IT"/>
-        </w:rPr>
-        <w:t>Idea chiave:</w:t>
-      </w:r>
-      <w:r>
-        <w:rPr>
-          <w:lang w:val="it-IT"/>
-        </w:rPr>
-        <w:t xml:space="preserve"> ogni famiglia distributiva incorpora ipotesi su supporto, forma, code e interpretazione finanziaria.</w:t>
-      </w:r>
-    </w:p>
-    <w:p>
-      <w:pPr>
-        <w:rPr>
-          <w:lang w:val="it-IT"/>
-        </w:rPr>
-      </w:pPr>
-      <w:r>
-        <w:rPr>
-          <w:b/>
-          <w:bCs/>
-          <w:lang w:val="it-IT"/>
-        </w:rPr>
-        <w:t>Contenuti essenziali:</w:t>
-      </w:r>
-      <w:r>
-        <w:rPr>
-          <w:lang w:val="it-IT"/>
-        </w:rPr>
-        <w:t xml:space="preserve"> Bernoulli, binomiale, Poisson; uniforme, normale, </w:t>
-      </w:r>
-      <w:proofErr w:type="spellStart"/>
-      <w:r>
-        <w:rPr>
-          <w:lang w:val="it-IT"/>
-        </w:rPr>
-        <w:t>lognormale</w:t>
-      </w:r>
-      <w:proofErr w:type="spellEnd"/>
-      <w:r>
-        <w:rPr>
-          <w:lang w:val="it-IT"/>
-        </w:rPr>
-        <w:t>; esempi: default, rialzi, shock, rendimenti, prezzi positivi.</w:t>
-      </w:r>
-    </w:p>
-    <w:p>
-      <w:r>
-        <w:pict w14:anchorId="259488BD">
-          <v:rect id="_x0000_i1288" style="width:0;height:1.5pt" o:hralign="center" o:hrstd="t" o:hr="t" fillcolor="#a0a0a0" stroked="f"/>
-        </w:pict>
-      </w:r>
-    </w:p>
-    <w:p>
-      <w:pPr>
-        <w:rPr>
-          <w:b/>
-          <w:bCs/>
-          <w:lang w:val="it-IT"/>
-        </w:rPr>
-      </w:pPr>
-      <w:r>
-        <w:rPr>
-          <w:b/>
-          <w:bCs/>
-          <w:lang w:val="it-IT"/>
-        </w:rPr>
-        <w:t>11. Esercizi integrati di chiusura — slide 46–48</w:t>
-      </w:r>
-    </w:p>
-    <w:p>
-      <w:pPr>
-        <w:rPr>
-          <w:lang w:val="it-IT"/>
-        </w:rPr>
-      </w:pPr>
-      <w:r>
-        <w:rPr>
-          <w:b/>
-          <w:bCs/>
-          <w:lang w:val="it-IT"/>
-        </w:rPr>
-        <w:t>Tempo parziale:</w:t>
-      </w:r>
-      <w:r>
-        <w:rPr>
-          <w:lang w:val="it-IT"/>
-        </w:rPr>
-        <w:t xml:space="preserve"> 5 minuti</w:t>
-      </w:r>
-      <w:r>
-        <w:rPr>
-          <w:lang w:val="it-IT"/>
-        </w:rPr>
-        <w:br/>
-      </w:r>
-      <w:r>
-        <w:rPr>
-          <w:b/>
-          <w:bCs/>
-          <w:lang w:val="it-IT"/>
-        </w:rPr>
-        <w:t>Tempo cumulato:</w:t>
-      </w:r>
-      <w:r>
-        <w:rPr>
-          <w:lang w:val="it-IT"/>
-        </w:rPr>
-        <w:t xml:space="preserve"> 132 minuti</w:t>
-      </w:r>
-    </w:p>
-    <w:p>
-      <w:pPr>
-        <w:rPr>
-          <w:lang w:val="it-IT"/>
-        </w:rPr>
-      </w:pPr>
-      <w:r>
-        <w:rPr>
-          <w:b/>
-          <w:bCs/>
-          <w:lang w:val="it-IT"/>
-        </w:rPr>
-        <w:t>Idea chiave:</w:t>
-      </w:r>
-      <w:r>
-        <w:rPr>
-          <w:lang w:val="it-IT"/>
-        </w:rPr>
-        <w:t xml:space="preserve"> verificare che gli strumenti del capitolo lavorino insieme su problemi finanziari.</w:t>
-      </w:r>
-    </w:p>
-    <w:p>
-      <w:pPr>
-        <w:rPr>
-          <w:lang w:val="it-IT"/>
-        </w:rPr>
-      </w:pPr>
-      <w:r>
-        <w:rPr>
-          <w:b/>
-          <w:bCs/>
-          <w:lang w:val="it-IT"/>
-        </w:rPr>
-        <w:t>Contenuti essenziali:</w:t>
-      </w:r>
-      <w:r>
-        <w:rPr>
-          <w:lang w:val="it-IT"/>
-        </w:rPr>
-        <w:t xml:space="preserve"> rendimento discreto asimmetrico; payoff binomiale di call; rendimento normale e quantile di perdita.</w:t>
-      </w:r>
-    </w:p>
-    <w:p>
-      <w:r>
-        <w:pict w14:anchorId="4E4E704F">
-          <v:rect id="_x0000_i1289" style="width:0;height:1.5pt" o:hralign="center" o:hrstd="t" o:hr="t" fillcolor="#a0a0a0" stroked="f"/>
-        </w:pict>
-      </w:r>
-    </w:p>
-    <w:p>
-      <w:pPr>
-        <w:rPr>
-          <w:b/>
-          <w:bCs/>
-          <w:lang w:val="it-IT"/>
-        </w:rPr>
-      </w:pPr>
-      <w:r>
-        <w:rPr>
-          <w:b/>
-          <w:bCs/>
-          <w:lang w:val="it-IT"/>
-        </w:rPr>
-        <w:t>12. Sintesi e prossima tappa — slide 49–50</w:t>
-      </w:r>
-    </w:p>
-    <w:p>
-      <w:pPr>
-        <w:rPr>
-          <w:lang w:val="it-IT"/>
-        </w:rPr>
-      </w:pPr>
-      <w:r>
-        <w:rPr>
-          <w:b/>
-          <w:bCs/>
-          <w:lang w:val="it-IT"/>
-        </w:rPr>
-        <w:t>Tempo parziale:</w:t>
-      </w:r>
-      <w:r>
-        <w:rPr>
-          <w:lang w:val="it-IT"/>
-        </w:rPr>
-        <w:t xml:space="preserve"> 3 minuti</w:t>
-      </w:r>
-      <w:r>
-        <w:rPr>
-          <w:lang w:val="it-IT"/>
-        </w:rPr>
-        <w:br/>
-      </w:r>
-      <w:r>
-        <w:rPr>
-          <w:b/>
-          <w:bCs/>
-          <w:lang w:val="it-IT"/>
-        </w:rPr>
-        <w:t>Tempo cumulato:</w:t>
-      </w:r>
-      <w:r>
-        <w:rPr>
-          <w:lang w:val="it-IT"/>
-        </w:rPr>
-        <w:t xml:space="preserve"> 135 minuti</w:t>
-      </w:r>
-    </w:p>
-    <w:p>
-      <w:pPr>
-        <w:rPr>
-          <w:lang w:val="it-IT"/>
-        </w:rPr>
-      </w:pPr>
-      <w:r>
-        <w:rPr>
-          <w:b/>
-          <w:bCs/>
-          <w:lang w:val="it-IT"/>
-        </w:rPr>
-        <w:t>Idea chiave:</w:t>
-      </w:r>
-      <w:r>
-        <w:rPr>
-          <w:lang w:val="it-IT"/>
-        </w:rPr>
-        <w:t xml:space="preserve"> il capitolo costruisce il ponte operativo tra probabilità astratta e misurazione finanziaria del rischio.</w:t>
-      </w:r>
-    </w:p>
-    <w:p>
-      <w:pPr>
-        <w:rPr>
-          <w:lang w:val="it-IT"/>
-        </w:rPr>
-      </w:pPr>
-      <w:r>
-        <w:rPr>
-          <w:b/>
-          <w:bCs/>
-          <w:lang w:val="it-IT"/>
-        </w:rPr>
-        <w:t>Contenuti essenziali:</w:t>
-      </w:r>
-      <w:r>
-        <w:rPr>
-          <w:lang w:val="it-IT"/>
-        </w:rPr>
-        <w:t xml:space="preserve"> </w:t>
-      </w:r>
-      <m:oMath>
-        <m:r>
-          <w:rPr>
-            <w:rFonts w:ascii="Cambria Math" w:hAnsi="Cambria Math"/>
-            <w:lang w:val="it-IT"/>
-          </w:rPr>
-          <m:t>(</m:t>
-        </m:r>
-        <m:r>
-          <m:rPr>
-            <m:sty m:val="p"/>
-          </m:rPr>
-          <w:rPr>
-            <w:rFonts w:ascii="Cambria Math" w:hAnsi="Cambria Math"/>
-          </w:rPr>
-          <m:t>Ω</m:t>
-        </m:r>
-        <m:r>
-          <m:rPr>
-            <m:scr m:val="script"/>
-          </m:rPr>
-          <w:rPr>
-            <w:rFonts w:ascii="Cambria Math" w:hAnsi="Cambria Math"/>
-            <w:lang w:val="it-IT"/>
-          </w:rPr>
-          <m:t>,F,</m:t>
-        </m:r>
         <m:r>
           <m:rPr>
             <m:scr m:val="double-struck"/>
@@ -2849,35 +4103,1252 @@
           </m:rPr>
           <w:rPr>
             <w:rFonts w:ascii="Cambria Math" w:hAnsi="Cambria Math"/>
-            <w:lang w:val="it-IT"/>
-          </w:rPr>
-          <m:t>P</m:t>
-        </m:r>
-        <m:r>
-          <w:rPr>
-            <w:rFonts w:ascii="Cambria Math" w:hAnsi="Cambria Math"/>
-            <w:lang w:val="it-IT"/>
-          </w:rPr>
-          <m:t>)→</m:t>
-        </m:r>
-        <m:r>
-          <w:rPr>
-            <w:rFonts w:ascii="Cambria Math" w:hAnsi="Cambria Math"/>
-          </w:rPr>
-          <m:t>X</m:t>
-        </m:r>
-        <m:r>
-          <w:rPr>
-            <w:rFonts w:ascii="Cambria Math" w:hAnsi="Cambria Math"/>
-            <w:lang w:val="it-IT"/>
-          </w:rPr>
-          <m:t>→</m:t>
+            <w:sz w:val="28"/>
+            <w:szCs w:val="28"/>
+          </w:rPr>
+          <m:t>E</m:t>
+        </m:r>
+        <m:r>
+          <w:rPr>
+            <w:rFonts w:ascii="Cambria Math" w:hAnsi="Cambria Math"/>
+            <w:sz w:val="28"/>
+            <w:szCs w:val="28"/>
+            <w:lang w:val="it-IT"/>
+          </w:rPr>
+          <m:t>[</m:t>
         </m:r>
         <m:sSub>
           <m:sSubPr>
             <m:ctrlPr>
               <w:rPr>
                 <w:rFonts w:ascii="Cambria Math" w:hAnsi="Cambria Math"/>
+                <w:sz w:val="28"/>
+                <w:szCs w:val="28"/>
+              </w:rPr>
+            </m:ctrlPr>
+          </m:sSubPr>
+          <m:e>
+            <m:r>
+              <m:rPr>
+                <m:sty m:val="b"/>
+              </m:rPr>
+              <w:rPr>
+                <w:rFonts w:ascii="Cambria Math" w:hAnsi="Cambria Math"/>
+                <w:sz w:val="28"/>
+                <w:szCs w:val="28"/>
+              </w:rPr>
+              <m:t>1</m:t>
+            </m:r>
+          </m:e>
+          <m:sub>
+            <m:r>
+              <w:rPr>
+                <w:rFonts w:ascii="Cambria Math" w:hAnsi="Cambria Math"/>
+                <w:sz w:val="28"/>
+                <w:szCs w:val="28"/>
+              </w:rPr>
+              <m:t>A</m:t>
+            </m:r>
+          </m:sub>
+        </m:sSub>
+        <m:r>
+          <w:rPr>
+            <w:rFonts w:ascii="Cambria Math" w:hAnsi="Cambria Math"/>
+            <w:sz w:val="28"/>
+            <w:szCs w:val="28"/>
+            <w:lang w:val="it-IT"/>
+          </w:rPr>
+          <m:t>]=</m:t>
+        </m:r>
+        <m:r>
+          <m:rPr>
+            <m:scr m:val="double-struck"/>
+            <m:sty m:val="p"/>
+          </m:rPr>
+          <w:rPr>
+            <w:rFonts w:ascii="Cambria Math" w:hAnsi="Cambria Math"/>
+            <w:sz w:val="28"/>
+            <w:szCs w:val="28"/>
+            <w:lang w:val="it-IT"/>
+          </w:rPr>
+          <m:t>P</m:t>
+        </m:r>
+        <m:r>
+          <w:rPr>
+            <w:rFonts w:ascii="Cambria Math" w:hAnsi="Cambria Math"/>
+            <w:sz w:val="28"/>
+            <w:szCs w:val="28"/>
+            <w:lang w:val="it-IT"/>
+          </w:rPr>
+          <m:t>(</m:t>
+        </m:r>
+        <m:r>
+          <w:rPr>
+            <w:rFonts w:ascii="Cambria Math" w:hAnsi="Cambria Math"/>
+            <w:sz w:val="28"/>
+            <w:szCs w:val="28"/>
+          </w:rPr>
+          <m:t>A</m:t>
+        </m:r>
+        <m:r>
+          <w:rPr>
+            <w:rFonts w:ascii="Cambria Math" w:hAnsi="Cambria Math"/>
+            <w:sz w:val="28"/>
+            <w:szCs w:val="28"/>
+            <w:lang w:val="it-IT"/>
+          </w:rPr>
+          <m:t>)</m:t>
+        </m:r>
+      </m:oMath>
+      <w:r>
+        <w:rPr>
+          <w:sz w:val="28"/>
+          <w:szCs w:val="28"/>
+          <w:lang w:val="it-IT"/>
+        </w:rPr>
+        <w:t xml:space="preserve">; perdita </w:t>
+      </w:r>
+      <m:oMath>
+        <m:r>
+          <w:rPr>
+            <w:rFonts w:ascii="Cambria Math" w:hAnsi="Cambria Math"/>
+            <w:sz w:val="28"/>
+            <w:szCs w:val="28"/>
+          </w:rPr>
+          <m:t>g</m:t>
+        </m:r>
+        <m:r>
+          <w:rPr>
+            <w:rFonts w:ascii="Cambria Math" w:hAnsi="Cambria Math"/>
+            <w:sz w:val="28"/>
+            <w:szCs w:val="28"/>
+            <w:lang w:val="it-IT"/>
+          </w:rPr>
+          <m:t>(</m:t>
+        </m:r>
+        <m:r>
+          <w:rPr>
+            <w:rFonts w:ascii="Cambria Math" w:hAnsi="Cambria Math"/>
+            <w:sz w:val="28"/>
+            <w:szCs w:val="28"/>
+          </w:rPr>
+          <m:t>r</m:t>
+        </m:r>
+        <m:r>
+          <w:rPr>
+            <w:rFonts w:ascii="Cambria Math" w:hAnsi="Cambria Math"/>
+            <w:sz w:val="28"/>
+            <w:szCs w:val="28"/>
+            <w:lang w:val="it-IT"/>
+          </w:rPr>
+          <m:t>)=(-</m:t>
+        </m:r>
+        <m:r>
+          <w:rPr>
+            <w:rFonts w:ascii="Cambria Math" w:hAnsi="Cambria Math"/>
+            <w:sz w:val="28"/>
+            <w:szCs w:val="28"/>
+          </w:rPr>
+          <m:t>r</m:t>
+        </m:r>
+        <m:sSup>
+          <m:sSupPr>
+            <m:ctrlPr>
+              <w:rPr>
+                <w:rFonts w:ascii="Cambria Math" w:hAnsi="Cambria Math"/>
+                <w:sz w:val="28"/>
+                <w:szCs w:val="28"/>
+              </w:rPr>
+            </m:ctrlPr>
+          </m:sSupPr>
+          <m:e>
+            <m:r>
+              <w:rPr>
+                <w:rFonts w:ascii="Cambria Math" w:hAnsi="Cambria Math"/>
+                <w:sz w:val="28"/>
+                <w:szCs w:val="28"/>
+                <w:lang w:val="it-IT"/>
+              </w:rPr>
+              <m:t>)</m:t>
+            </m:r>
+          </m:e>
+          <m:sup>
+            <m:r>
+              <w:rPr>
+                <w:rFonts w:ascii="Cambria Math" w:hAnsi="Cambria Math"/>
+                <w:sz w:val="28"/>
+                <w:szCs w:val="28"/>
+                <w:lang w:val="it-IT"/>
+              </w:rPr>
+              <m:t>+</m:t>
+            </m:r>
+          </m:sup>
+        </m:sSup>
+      </m:oMath>
+      <w:r>
+        <w:rPr>
+          <w:sz w:val="28"/>
+          <w:szCs w:val="28"/>
+          <w:lang w:val="it-IT"/>
+        </w:rPr>
+        <w:t xml:space="preserve">e shortfall come </w:t>
+      </w:r>
+      <m:oMath>
+        <m:r>
+          <m:rPr>
+            <m:scr m:val="double-struck"/>
+            <m:sty m:val="p"/>
+          </m:rPr>
+          <w:rPr>
+            <w:rFonts w:ascii="Cambria Math" w:hAnsi="Cambria Math"/>
+            <w:sz w:val="28"/>
+            <w:szCs w:val="28"/>
+          </w:rPr>
+          <m:t>E</m:t>
+        </m:r>
+        <m:r>
+          <w:rPr>
+            <w:rFonts w:ascii="Cambria Math" w:hAnsi="Cambria Math"/>
+            <w:sz w:val="28"/>
+            <w:szCs w:val="28"/>
+            <w:lang w:val="it-IT"/>
+          </w:rPr>
+          <m:t>[-</m:t>
+        </m:r>
+        <m:r>
+          <w:rPr>
+            <w:rFonts w:ascii="Cambria Math" w:hAnsi="Cambria Math"/>
+            <w:sz w:val="28"/>
+            <w:szCs w:val="28"/>
+          </w:rPr>
+          <m:t>r</m:t>
+        </m:r>
+        <m:r>
+          <w:rPr>
+            <w:rFonts w:ascii="Cambria Math" w:hAnsi="Cambria Math"/>
+            <w:sz w:val="28"/>
+            <w:szCs w:val="28"/>
+            <w:lang w:val="it-IT"/>
+          </w:rPr>
+          <m:t>∣</m:t>
+        </m:r>
+        <m:r>
+          <w:rPr>
+            <w:rFonts w:ascii="Cambria Math" w:hAnsi="Cambria Math"/>
+            <w:sz w:val="28"/>
+            <w:szCs w:val="28"/>
+          </w:rPr>
+          <m:t>r</m:t>
+        </m:r>
+        <m:r>
+          <w:rPr>
+            <w:rFonts w:ascii="Cambria Math" w:hAnsi="Cambria Math"/>
+            <w:sz w:val="28"/>
+            <w:szCs w:val="28"/>
+            <w:lang w:val="it-IT"/>
+          </w:rPr>
+          <m:t>&lt;0]</m:t>
+        </m:r>
+      </m:oMath>
+      <w:r>
+        <w:rPr>
+          <w:sz w:val="28"/>
+          <w:szCs w:val="28"/>
+          <w:lang w:val="it-IT"/>
+        </w:rPr>
+        <w:t>.</w:t>
+      </w:r>
+    </w:p>
+    <w:p>
+      <w:pPr>
+        <w:rPr>
+          <w:sz w:val="28"/>
+          <w:szCs w:val="28"/>
+        </w:rPr>
+      </w:pPr>
+      <w:r>
+        <w:rPr>
+          <w:sz w:val="28"/>
+          <w:szCs w:val="28"/>
+        </w:rPr>
+        <w:pict w14:anchorId="46F808F2">
+          <v:rect id="_x0000_i1061" style="width:0;height:1.5pt" o:hralign="center" o:hrstd="t" o:hr="t" fillcolor="#a0a0a0" stroked="f"/>
+        </w:pict>
+      </w:r>
+    </w:p>
+    <w:p>
+      <w:pPr>
+        <w:numPr>
+          <w:ilvl w:val="0"/>
+          <w:numId w:val="10"/>
+        </w:numPr>
+        <w:rPr>
+          <w:b/>
+          <w:bCs/>
+          <w:sz w:val="28"/>
+          <w:szCs w:val="28"/>
+          <w:lang w:val="it-IT"/>
+        </w:rPr>
+      </w:pPr>
+      <w:r>
+        <w:rPr>
+          <w:b/>
+          <w:bCs/>
+          <w:sz w:val="28"/>
+          <w:szCs w:val="28"/>
+          <w:lang w:val="it-IT"/>
+        </w:rPr>
+        <w:t xml:space="preserve">Varianza, deviazione standard e momenti — slide 40–42 </w:t>
+      </w:r>
+    </w:p>
+    <w:p>
+      <w:pPr>
+        <w:rPr>
+          <w:sz w:val="28"/>
+          <w:szCs w:val="28"/>
+          <w:lang w:val="it-IT"/>
+        </w:rPr>
+      </w:pPr>
+      <w:r>
+        <w:rPr>
+          <w:sz w:val="28"/>
+          <w:szCs w:val="28"/>
+          <w:lang w:val="it-IT"/>
+        </w:rPr>
+        <w:t>Tempo parziale: 8 minuti</w:t>
+      </w:r>
+      <w:r>
+        <w:rPr>
+          <w:sz w:val="28"/>
+          <w:szCs w:val="28"/>
+          <w:lang w:val="it-IT"/>
+        </w:rPr>
+        <w:br/>
+        <w:t>Tempo cumulato: 120 minuti</w:t>
+      </w:r>
+    </w:p>
+    <w:p>
+      <w:pPr>
+        <w:rPr>
+          <w:sz w:val="28"/>
+          <w:szCs w:val="28"/>
+          <w:lang w:val="it-IT"/>
+        </w:rPr>
+      </w:pPr>
+      <w:r>
+        <w:rPr>
+          <w:b/>
+          <w:sz w:val="28"/>
+          <w:szCs w:val="28"/>
+          <w:lang w:val="it-IT"/>
+        </w:rPr>
+        <w:t>Contenuti essenziali</w:t>
+      </w:r>
+      <w:r>
+        <w:rPr>
+          <w:sz w:val="28"/>
+          <w:szCs w:val="28"/>
+          <w:lang w:val="it-IT"/>
+        </w:rPr>
+        <w:t xml:space="preserve">: la media non misura dispersione; varianza </w:t>
+      </w:r>
+      <m:oMath>
+        <m:r>
+          <m:rPr>
+            <m:sty m:val="p"/>
+          </m:rPr>
+          <w:rPr>
+            <w:rFonts w:ascii="Cambria Math" w:hAnsi="Cambria Math"/>
+            <w:sz w:val="28"/>
+            <w:szCs w:val="28"/>
+            <w:lang w:val="it-IT"/>
+          </w:rPr>
+          <m:t>Var</m:t>
+        </m:r>
+        <m:r>
+          <w:rPr>
+            <w:rFonts w:ascii="Cambria Math" w:hAnsi="Cambria Math"/>
+            <w:sz w:val="28"/>
+            <w:szCs w:val="28"/>
+            <w:lang w:val="it-IT"/>
+          </w:rPr>
+          <m:t>⁡(</m:t>
+        </m:r>
+        <m:r>
+          <w:rPr>
+            <w:rFonts w:ascii="Cambria Math" w:hAnsi="Cambria Math"/>
+            <w:sz w:val="28"/>
+            <w:szCs w:val="28"/>
+          </w:rPr>
+          <m:t>X</m:t>
+        </m:r>
+        <m:r>
+          <w:rPr>
+            <w:rFonts w:ascii="Cambria Math" w:hAnsi="Cambria Math"/>
+            <w:sz w:val="28"/>
+            <w:szCs w:val="28"/>
+            <w:lang w:val="it-IT"/>
+          </w:rPr>
+          <m:t>)=</m:t>
+        </m:r>
+        <m:r>
+          <m:rPr>
+            <m:scr m:val="double-struck"/>
+            <m:sty m:val="p"/>
+          </m:rPr>
+          <w:rPr>
+            <w:rFonts w:ascii="Cambria Math" w:hAnsi="Cambria Math"/>
+            <w:sz w:val="28"/>
+            <w:szCs w:val="28"/>
+          </w:rPr>
+          <m:t>E</m:t>
+        </m:r>
+        <m:r>
+          <w:rPr>
+            <w:rFonts w:ascii="Cambria Math" w:hAnsi="Cambria Math"/>
+            <w:sz w:val="28"/>
+            <w:szCs w:val="28"/>
+            <w:lang w:val="it-IT"/>
+          </w:rPr>
+          <m:t>[(</m:t>
+        </m:r>
+        <m:r>
+          <w:rPr>
+            <w:rFonts w:ascii="Cambria Math" w:hAnsi="Cambria Math"/>
+            <w:sz w:val="28"/>
+            <w:szCs w:val="28"/>
+          </w:rPr>
+          <m:t>X</m:t>
+        </m:r>
+        <m:r>
+          <w:rPr>
+            <w:rFonts w:ascii="Cambria Math" w:hAnsi="Cambria Math"/>
+            <w:sz w:val="28"/>
+            <w:szCs w:val="28"/>
+            <w:lang w:val="it-IT"/>
+          </w:rPr>
+          <m:t>-</m:t>
+        </m:r>
+        <m:r>
+          <m:rPr>
+            <m:scr m:val="double-struck"/>
+            <m:sty m:val="p"/>
+          </m:rPr>
+          <w:rPr>
+            <w:rFonts w:ascii="Cambria Math" w:hAnsi="Cambria Math"/>
+            <w:sz w:val="28"/>
+            <w:szCs w:val="28"/>
+          </w:rPr>
+          <m:t>E</m:t>
+        </m:r>
+        <m:r>
+          <w:rPr>
+            <w:rFonts w:ascii="Cambria Math" w:hAnsi="Cambria Math"/>
+            <w:sz w:val="28"/>
+            <w:szCs w:val="28"/>
+            <w:lang w:val="it-IT"/>
+          </w:rPr>
+          <m:t>[</m:t>
+        </m:r>
+        <m:r>
+          <w:rPr>
+            <w:rFonts w:ascii="Cambria Math" w:hAnsi="Cambria Math"/>
+            <w:sz w:val="28"/>
+            <w:szCs w:val="28"/>
+          </w:rPr>
+          <m:t>X</m:t>
+        </m:r>
+        <m:r>
+          <w:rPr>
+            <w:rFonts w:ascii="Cambria Math" w:hAnsi="Cambria Math"/>
+            <w:sz w:val="28"/>
+            <w:szCs w:val="28"/>
+            <w:lang w:val="it-IT"/>
+          </w:rPr>
+          <m:t>]</m:t>
+        </m:r>
+        <m:sSup>
+          <m:sSupPr>
+            <m:ctrlPr>
+              <w:rPr>
+                <w:rFonts w:ascii="Cambria Math" w:hAnsi="Cambria Math"/>
+                <w:sz w:val="28"/>
+                <w:szCs w:val="28"/>
+              </w:rPr>
+            </m:ctrlPr>
+          </m:sSupPr>
+          <m:e>
+            <m:r>
+              <w:rPr>
+                <w:rFonts w:ascii="Cambria Math" w:hAnsi="Cambria Math"/>
+                <w:sz w:val="28"/>
+                <w:szCs w:val="28"/>
+                <w:lang w:val="it-IT"/>
+              </w:rPr>
+              <m:t>)</m:t>
+            </m:r>
+          </m:e>
+          <m:sup>
+            <m:r>
+              <w:rPr>
+                <w:rFonts w:ascii="Cambria Math" w:hAnsi="Cambria Math"/>
+                <w:sz w:val="28"/>
+                <w:szCs w:val="28"/>
+                <w:lang w:val="it-IT"/>
+              </w:rPr>
+              <m:t>2</m:t>
+            </m:r>
+          </m:sup>
+        </m:sSup>
+        <m:r>
+          <w:rPr>
+            <w:rFonts w:ascii="Cambria Math" w:hAnsi="Cambria Math"/>
+            <w:sz w:val="28"/>
+            <w:szCs w:val="28"/>
+            <w:lang w:val="it-IT"/>
+          </w:rPr>
+          <m:t>]</m:t>
+        </m:r>
+      </m:oMath>
+      <w:r>
+        <w:rPr>
+          <w:sz w:val="28"/>
+          <w:szCs w:val="28"/>
+          <w:lang w:val="it-IT"/>
+        </w:rPr>
+        <w:t xml:space="preserve">. Formula operativa </w:t>
+      </w:r>
+      <m:oMath>
+        <m:r>
+          <m:rPr>
+            <m:sty m:val="p"/>
+          </m:rPr>
+          <w:rPr>
+            <w:rFonts w:ascii="Cambria Math" w:hAnsi="Cambria Math"/>
+            <w:sz w:val="28"/>
+            <w:szCs w:val="28"/>
+            <w:lang w:val="it-IT"/>
+          </w:rPr>
+          <m:t>Var</m:t>
+        </m:r>
+        <m:r>
+          <w:rPr>
+            <w:rFonts w:ascii="Cambria Math" w:hAnsi="Cambria Math"/>
+            <w:sz w:val="28"/>
+            <w:szCs w:val="28"/>
+            <w:lang w:val="it-IT"/>
+          </w:rPr>
+          <m:t>⁡(</m:t>
+        </m:r>
+        <m:r>
+          <w:rPr>
+            <w:rFonts w:ascii="Cambria Math" w:hAnsi="Cambria Math"/>
+            <w:sz w:val="28"/>
+            <w:szCs w:val="28"/>
+          </w:rPr>
+          <m:t>X</m:t>
+        </m:r>
+        <m:r>
+          <w:rPr>
+            <w:rFonts w:ascii="Cambria Math" w:hAnsi="Cambria Math"/>
+            <w:sz w:val="28"/>
+            <w:szCs w:val="28"/>
+            <w:lang w:val="it-IT"/>
+          </w:rPr>
+          <m:t>)=</m:t>
+        </m:r>
+        <m:r>
+          <m:rPr>
+            <m:scr m:val="double-struck"/>
+            <m:sty m:val="p"/>
+          </m:rPr>
+          <w:rPr>
+            <w:rFonts w:ascii="Cambria Math" w:hAnsi="Cambria Math"/>
+            <w:sz w:val="28"/>
+            <w:szCs w:val="28"/>
+          </w:rPr>
+          <m:t>E</m:t>
+        </m:r>
+        <m:r>
+          <w:rPr>
+            <w:rFonts w:ascii="Cambria Math" w:hAnsi="Cambria Math"/>
+            <w:sz w:val="28"/>
+            <w:szCs w:val="28"/>
+            <w:lang w:val="it-IT"/>
+          </w:rPr>
+          <m:t>[</m:t>
+        </m:r>
+        <m:sSup>
+          <m:sSupPr>
+            <m:ctrlPr>
+              <w:rPr>
+                <w:rFonts w:ascii="Cambria Math" w:hAnsi="Cambria Math"/>
+                <w:sz w:val="28"/>
+                <w:szCs w:val="28"/>
+              </w:rPr>
+            </m:ctrlPr>
+          </m:sSupPr>
+          <m:e>
+            <m:r>
+              <w:rPr>
+                <w:rFonts w:ascii="Cambria Math" w:hAnsi="Cambria Math"/>
+                <w:sz w:val="28"/>
+                <w:szCs w:val="28"/>
+              </w:rPr>
+              <m:t>X</m:t>
+            </m:r>
+          </m:e>
+          <m:sup>
+            <m:r>
+              <w:rPr>
+                <w:rFonts w:ascii="Cambria Math" w:hAnsi="Cambria Math"/>
+                <w:sz w:val="28"/>
+                <w:szCs w:val="28"/>
+                <w:lang w:val="it-IT"/>
+              </w:rPr>
+              <m:t>2</m:t>
+            </m:r>
+          </m:sup>
+        </m:sSup>
+        <m:r>
+          <w:rPr>
+            <w:rFonts w:ascii="Cambria Math" w:hAnsi="Cambria Math"/>
+            <w:sz w:val="28"/>
+            <w:szCs w:val="28"/>
+            <w:lang w:val="it-IT"/>
+          </w:rPr>
+          <m:t>]-(</m:t>
+        </m:r>
+        <m:r>
+          <m:rPr>
+            <m:scr m:val="double-struck"/>
+            <m:sty m:val="p"/>
+          </m:rPr>
+          <w:rPr>
+            <w:rFonts w:ascii="Cambria Math" w:hAnsi="Cambria Math"/>
+            <w:sz w:val="28"/>
+            <w:szCs w:val="28"/>
+          </w:rPr>
+          <m:t>E</m:t>
+        </m:r>
+        <m:r>
+          <w:rPr>
+            <w:rFonts w:ascii="Cambria Math" w:hAnsi="Cambria Math"/>
+            <w:sz w:val="28"/>
+            <w:szCs w:val="28"/>
+            <w:lang w:val="it-IT"/>
+          </w:rPr>
+          <m:t>[</m:t>
+        </m:r>
+        <m:r>
+          <w:rPr>
+            <w:rFonts w:ascii="Cambria Math" w:hAnsi="Cambria Math"/>
+            <w:sz w:val="28"/>
+            <w:szCs w:val="28"/>
+          </w:rPr>
+          <m:t>X</m:t>
+        </m:r>
+        <m:r>
+          <w:rPr>
+            <w:rFonts w:ascii="Cambria Math" w:hAnsi="Cambria Math"/>
+            <w:sz w:val="28"/>
+            <w:szCs w:val="28"/>
+            <w:lang w:val="it-IT"/>
+          </w:rPr>
+          <m:t>]</m:t>
+        </m:r>
+        <m:sSup>
+          <m:sSupPr>
+            <m:ctrlPr>
+              <w:rPr>
+                <w:rFonts w:ascii="Cambria Math" w:hAnsi="Cambria Math"/>
+                <w:sz w:val="28"/>
+                <w:szCs w:val="28"/>
+              </w:rPr>
+            </m:ctrlPr>
+          </m:sSupPr>
+          <m:e>
+            <m:r>
+              <w:rPr>
+                <w:rFonts w:ascii="Cambria Math" w:hAnsi="Cambria Math"/>
+                <w:sz w:val="28"/>
+                <w:szCs w:val="28"/>
+                <w:lang w:val="it-IT"/>
+              </w:rPr>
+              <m:t>)</m:t>
+            </m:r>
+          </m:e>
+          <m:sup>
+            <m:r>
+              <w:rPr>
+                <w:rFonts w:ascii="Cambria Math" w:hAnsi="Cambria Math"/>
+                <w:sz w:val="28"/>
+                <w:szCs w:val="28"/>
+                <w:lang w:val="it-IT"/>
+              </w:rPr>
+              <m:t>2</m:t>
+            </m:r>
+          </m:sup>
+        </m:sSup>
+      </m:oMath>
+      <w:r>
+        <w:rPr>
+          <w:sz w:val="28"/>
+          <w:szCs w:val="28"/>
+          <w:lang w:val="it-IT"/>
+        </w:rPr>
+        <w:t xml:space="preserve">; deviazione standard nella stessa unità di </w:t>
+      </w:r>
+      <m:oMath>
+        <m:r>
+          <w:rPr>
+            <w:rFonts w:ascii="Cambria Math" w:hAnsi="Cambria Math"/>
+            <w:sz w:val="28"/>
+            <w:szCs w:val="28"/>
+          </w:rPr>
+          <m:t>X</m:t>
+        </m:r>
+      </m:oMath>
+      <w:r>
+        <w:rPr>
+          <w:sz w:val="28"/>
+          <w:szCs w:val="28"/>
+          <w:lang w:val="it-IT"/>
+        </w:rPr>
+        <w:t>. Momenti centrali: ordine 2 varianza, ordine 3 asimmetria, ordine 4 peso delle code.</w:t>
+      </w:r>
+    </w:p>
+    <w:p>
+      <w:pPr>
+        <w:rPr>
+          <w:sz w:val="28"/>
+          <w:szCs w:val="28"/>
+        </w:rPr>
+      </w:pPr>
+      <w:r>
+        <w:rPr>
+          <w:sz w:val="28"/>
+          <w:szCs w:val="28"/>
+        </w:rPr>
+        <w:pict w14:anchorId="347C077A">
+          <v:rect id="_x0000_i1062" style="width:0;height:1.5pt" o:hralign="center" o:hrstd="t" o:hr="t" fillcolor="#a0a0a0" stroked="f"/>
+        </w:pict>
+      </w:r>
+    </w:p>
+    <w:p>
+      <w:pPr>
+        <w:numPr>
+          <w:ilvl w:val="0"/>
+          <w:numId w:val="11"/>
+        </w:numPr>
+        <w:rPr>
+          <w:b/>
+          <w:bCs/>
+          <w:sz w:val="28"/>
+          <w:szCs w:val="28"/>
+        </w:rPr>
+      </w:pPr>
+      <w:r>
+        <w:rPr>
+          <w:b/>
+          <w:bCs/>
+          <w:sz w:val="28"/>
+          <w:szCs w:val="28"/>
+        </w:rPr>
+        <w:t xml:space="preserve">Famiglie distributive </w:t>
+      </w:r>
+      <w:proofErr w:type="spellStart"/>
+      <w:r>
+        <w:rPr>
+          <w:b/>
+          <w:bCs/>
+          <w:sz w:val="28"/>
+          <w:szCs w:val="28"/>
+        </w:rPr>
+        <w:t>fondamentali</w:t>
+      </w:r>
+      <w:proofErr w:type="spellEnd"/>
+      <w:r>
+        <w:rPr>
+          <w:b/>
+          <w:bCs/>
+          <w:sz w:val="28"/>
+          <w:szCs w:val="28"/>
+        </w:rPr>
+        <w:t xml:space="preserve"> — slide 43–45 </w:t>
+      </w:r>
+    </w:p>
+    <w:p>
+      <w:pPr>
+        <w:rPr>
+          <w:sz w:val="28"/>
+          <w:szCs w:val="28"/>
+          <w:lang w:val="it-IT"/>
+        </w:rPr>
+      </w:pPr>
+      <w:r>
+        <w:rPr>
+          <w:sz w:val="28"/>
+          <w:szCs w:val="28"/>
+          <w:lang w:val="it-IT"/>
+        </w:rPr>
+        <w:t>Tempo parziale: 7 minuti</w:t>
+      </w:r>
+      <w:r>
+        <w:rPr>
+          <w:sz w:val="28"/>
+          <w:szCs w:val="28"/>
+          <w:lang w:val="it-IT"/>
+        </w:rPr>
+        <w:br/>
+        <w:t>Tempo cumulato: 127 minuti</w:t>
+      </w:r>
+    </w:p>
+    <w:p>
+      <w:pPr>
+        <w:rPr>
+          <w:sz w:val="28"/>
+          <w:szCs w:val="28"/>
+          <w:lang w:val="it-IT"/>
+        </w:rPr>
+      </w:pPr>
+      <w:r>
+        <w:rPr>
+          <w:b/>
+          <w:sz w:val="28"/>
+          <w:szCs w:val="28"/>
+          <w:lang w:val="it-IT"/>
+        </w:rPr>
+        <w:t>Contenuti essenziali</w:t>
+      </w:r>
+      <w:r>
+        <w:rPr>
+          <w:sz w:val="28"/>
+          <w:szCs w:val="28"/>
+          <w:lang w:val="it-IT"/>
+        </w:rPr>
+        <w:t xml:space="preserve">: distribuzioni discrete: Bernoulli, binomiale, Poisson; eventi binari, conteggi di successi, eventi rari. Distribuzioni continue: uniforme, normale, </w:t>
+      </w:r>
+      <w:proofErr w:type="spellStart"/>
+      <w:r>
+        <w:rPr>
+          <w:sz w:val="28"/>
+          <w:szCs w:val="28"/>
+          <w:lang w:val="it-IT"/>
+        </w:rPr>
+        <w:t>lognormale</w:t>
+      </w:r>
+      <w:proofErr w:type="spellEnd"/>
+      <w:r>
+        <w:rPr>
+          <w:sz w:val="28"/>
+          <w:szCs w:val="28"/>
+          <w:lang w:val="it-IT"/>
+        </w:rPr>
+        <w:t>; densità costante, simmetria gaussiana, positività e asimmetria. Sottolineare che una famiglia distributiva incorpora ipotesi su supporto, forma, dispersione e code.</w:t>
+      </w:r>
+    </w:p>
+    <w:p>
+      <w:pPr>
+        <w:rPr>
+          <w:sz w:val="28"/>
+          <w:szCs w:val="28"/>
+        </w:rPr>
+      </w:pPr>
+      <w:r>
+        <w:rPr>
+          <w:sz w:val="28"/>
+          <w:szCs w:val="28"/>
+        </w:rPr>
+        <w:pict w14:anchorId="1537ABD0">
+          <v:rect id="_x0000_i1063" style="width:0;height:1.5pt" o:hralign="center" o:hrstd="t" o:hr="t" fillcolor="#a0a0a0" stroked="f"/>
+        </w:pict>
+      </w:r>
+    </w:p>
+    <w:p>
+      <w:pPr>
+        <w:numPr>
+          <w:ilvl w:val="0"/>
+          <w:numId w:val="12"/>
+        </w:numPr>
+        <w:rPr>
+          <w:b/>
+          <w:bCs/>
+          <w:sz w:val="28"/>
+          <w:szCs w:val="28"/>
+          <w:lang w:val="it-IT"/>
+        </w:rPr>
+      </w:pPr>
+      <w:r>
+        <w:rPr>
+          <w:b/>
+          <w:bCs/>
+          <w:sz w:val="28"/>
+          <w:szCs w:val="28"/>
+          <w:lang w:val="it-IT"/>
+        </w:rPr>
+        <w:t xml:space="preserve">Esercizi integrati di chiusura — slide 46–48 </w:t>
+      </w:r>
+    </w:p>
+    <w:p>
+      <w:pPr>
+        <w:rPr>
+          <w:sz w:val="28"/>
+          <w:szCs w:val="28"/>
+          <w:lang w:val="it-IT"/>
+        </w:rPr>
+      </w:pPr>
+      <w:r>
+        <w:rPr>
+          <w:sz w:val="28"/>
+          <w:szCs w:val="28"/>
+          <w:lang w:val="it-IT"/>
+        </w:rPr>
+        <w:t>Tempo parziale: 5 minuti</w:t>
+      </w:r>
+      <w:r>
+        <w:rPr>
+          <w:sz w:val="28"/>
+          <w:szCs w:val="28"/>
+          <w:lang w:val="it-IT"/>
+        </w:rPr>
+        <w:br/>
+        <w:t>Tempo cumulato: 132 minuti</w:t>
+      </w:r>
+    </w:p>
+    <w:p>
+      <w:pPr>
+        <w:rPr>
+          <w:sz w:val="28"/>
+          <w:szCs w:val="28"/>
+          <w:lang w:val="it-IT"/>
+        </w:rPr>
+      </w:pPr>
+      <w:r>
+        <w:rPr>
+          <w:b/>
+          <w:sz w:val="28"/>
+          <w:szCs w:val="28"/>
+          <w:lang w:val="it-IT"/>
+        </w:rPr>
+        <w:t>Contenuti essenziali</w:t>
+      </w:r>
+      <w:r>
+        <w:rPr>
+          <w:sz w:val="28"/>
+          <w:szCs w:val="28"/>
+          <w:lang w:val="it-IT"/>
+        </w:rPr>
+        <w:t xml:space="preserve">: tre esercizi integrati: rendimento discreto asimmetrico; payoff binomiale di una call; rendimento normale e quantile di perdita. Non svolgere integralmente: usarli come check finale degli strumenti. Evidenziare cosa mobilitano: </w:t>
+      </w:r>
+      <m:oMath>
+        <m:sSub>
+          <m:sSubPr>
+            <m:ctrlPr>
+              <w:rPr>
+                <w:rFonts w:ascii="Cambria Math" w:hAnsi="Cambria Math"/>
+                <w:sz w:val="28"/>
+                <w:szCs w:val="28"/>
+              </w:rPr>
+            </m:ctrlPr>
+          </m:sSubPr>
+          <m:e>
+            <m:r>
+              <w:rPr>
+                <w:rFonts w:ascii="Cambria Math" w:hAnsi="Cambria Math"/>
+                <w:sz w:val="28"/>
+                <w:szCs w:val="28"/>
+              </w:rPr>
+              <m:t>F</m:t>
+            </m:r>
+          </m:e>
+          <m:sub>
+            <m:r>
+              <w:rPr>
+                <w:rFonts w:ascii="Cambria Math" w:hAnsi="Cambria Math"/>
+                <w:sz w:val="28"/>
+                <w:szCs w:val="28"/>
+              </w:rPr>
+              <m:t>X</m:t>
+            </m:r>
+          </m:sub>
+        </m:sSub>
+      </m:oMath>
+      <w:r>
+        <w:rPr>
+          <w:sz w:val="28"/>
+          <w:szCs w:val="28"/>
+          <w:lang w:val="it-IT"/>
+        </w:rPr>
+        <w:t xml:space="preserve">, </w:t>
+      </w:r>
+      <m:oMath>
+        <m:sSub>
+          <m:sSubPr>
+            <m:ctrlPr>
+              <w:rPr>
+                <w:rFonts w:ascii="Cambria Math" w:hAnsi="Cambria Math"/>
+                <w:sz w:val="28"/>
+                <w:szCs w:val="28"/>
+              </w:rPr>
+            </m:ctrlPr>
+          </m:sSubPr>
+          <m:e>
+            <m:r>
+              <w:rPr>
+                <w:rFonts w:ascii="Cambria Math" w:hAnsi="Cambria Math"/>
+                <w:sz w:val="28"/>
+                <w:szCs w:val="28"/>
+              </w:rPr>
+              <m:t>p</m:t>
+            </m:r>
+          </m:e>
+          <m:sub>
+            <m:r>
+              <w:rPr>
+                <w:rFonts w:ascii="Cambria Math" w:hAnsi="Cambria Math"/>
+                <w:sz w:val="28"/>
+                <w:szCs w:val="28"/>
+              </w:rPr>
+              <m:t>X</m:t>
+            </m:r>
+          </m:sub>
+        </m:sSub>
+      </m:oMath>
+      <w:r>
+        <w:rPr>
+          <w:sz w:val="28"/>
+          <w:szCs w:val="28"/>
+          <w:lang w:val="it-IT"/>
+        </w:rPr>
+        <w:t xml:space="preserve">, </w:t>
+      </w:r>
+      <m:oMath>
+        <m:r>
+          <m:rPr>
+            <m:scr m:val="double-struck"/>
+            <m:sty m:val="p"/>
+          </m:rPr>
+          <w:rPr>
+            <w:rFonts w:ascii="Cambria Math" w:hAnsi="Cambria Math"/>
+            <w:sz w:val="28"/>
+            <w:szCs w:val="28"/>
+          </w:rPr>
+          <m:t>E</m:t>
+        </m:r>
+      </m:oMath>
+      <w:r>
+        <w:rPr>
+          <w:sz w:val="28"/>
+          <w:szCs w:val="28"/>
+          <w:lang w:val="it-IT"/>
+        </w:rPr>
+        <w:t xml:space="preserve">, </w:t>
+      </w:r>
+      <m:oMath>
+        <m:r>
+          <m:rPr>
+            <m:sty m:val="p"/>
+          </m:rPr>
+          <w:rPr>
+            <w:rFonts w:ascii="Cambria Math" w:hAnsi="Cambria Math"/>
+            <w:sz w:val="28"/>
+            <w:szCs w:val="28"/>
+            <w:lang w:val="it-IT"/>
+          </w:rPr>
+          <m:t>Var</m:t>
+        </m:r>
+        <m:r>
+          <w:rPr>
+            <w:rFonts w:ascii="Cambria Math" w:hAnsi="Cambria Math"/>
+            <w:sz w:val="28"/>
+            <w:szCs w:val="28"/>
+            <w:lang w:val="it-IT"/>
+          </w:rPr>
+          <m:t>⁡</m:t>
+        </m:r>
+      </m:oMath>
+      <w:r>
+        <w:rPr>
+          <w:sz w:val="28"/>
+          <w:szCs w:val="28"/>
+          <w:lang w:val="it-IT"/>
+        </w:rPr>
+        <w:t>, quantili, payoff.</w:t>
+      </w:r>
+    </w:p>
+    <w:p>
+      <w:pPr>
+        <w:rPr>
+          <w:sz w:val="28"/>
+          <w:szCs w:val="28"/>
+        </w:rPr>
+      </w:pPr>
+      <w:r>
+        <w:rPr>
+          <w:sz w:val="28"/>
+          <w:szCs w:val="28"/>
+        </w:rPr>
+        <w:pict w14:anchorId="13C711E6">
+          <v:rect id="_x0000_i1064" style="width:0;height:1.5pt" o:hralign="center" o:hrstd="t" o:hr="t" fillcolor="#a0a0a0" stroked="f"/>
+        </w:pict>
+      </w:r>
+    </w:p>
+    <w:p>
+      <w:pPr>
+        <w:numPr>
+          <w:ilvl w:val="0"/>
+          <w:numId w:val="13"/>
+        </w:numPr>
+        <w:rPr>
+          <w:b/>
+          <w:bCs/>
+          <w:sz w:val="28"/>
+          <w:szCs w:val="28"/>
+          <w:lang w:val="it-IT"/>
+        </w:rPr>
+      </w:pPr>
+      <w:r>
+        <w:rPr>
+          <w:b/>
+          <w:bCs/>
+          <w:sz w:val="28"/>
+          <w:szCs w:val="28"/>
+          <w:lang w:val="it-IT"/>
+        </w:rPr>
+        <w:t xml:space="preserve">Sintesi e prossima tappa — slide 49–50 </w:t>
+      </w:r>
+    </w:p>
+    <w:p>
+      <w:pPr>
+        <w:rPr>
+          <w:sz w:val="28"/>
+          <w:szCs w:val="28"/>
+          <w:lang w:val="it-IT"/>
+        </w:rPr>
+      </w:pPr>
+      <w:r>
+        <w:rPr>
+          <w:sz w:val="28"/>
+          <w:szCs w:val="28"/>
+          <w:lang w:val="it-IT"/>
+        </w:rPr>
+        <w:t>Tempo parziale: 3 minuti</w:t>
+      </w:r>
+      <w:r>
+        <w:rPr>
+          <w:sz w:val="28"/>
+          <w:szCs w:val="28"/>
+          <w:lang w:val="it-IT"/>
+        </w:rPr>
+        <w:br/>
+        <w:t>Tempo cumulato: 135 minuti</w:t>
+      </w:r>
+    </w:p>
+    <w:p>
+      <w:pPr>
+        <w:rPr>
+          <w:sz w:val="28"/>
+          <w:szCs w:val="28"/>
+          <w:lang w:val="it-IT"/>
+        </w:rPr>
+      </w:pPr>
+      <w:r>
+        <w:rPr>
+          <w:b/>
+          <w:sz w:val="28"/>
+          <w:szCs w:val="28"/>
+          <w:lang w:val="it-IT"/>
+        </w:rPr>
+        <w:t>Contenuti essenziali</w:t>
+      </w:r>
+      <w:r>
+        <w:rPr>
+          <w:sz w:val="28"/>
+          <w:szCs w:val="28"/>
+          <w:lang w:val="it-IT"/>
+        </w:rPr>
+        <w:t xml:space="preserve">: chiusura concettuale: dagli eventi a variabili casuali e distribuzioni; </w:t>
+      </w:r>
+      <m:oMath>
+        <m:r>
+          <w:rPr>
+            <w:rFonts w:ascii="Cambria Math" w:hAnsi="Cambria Math"/>
+            <w:sz w:val="28"/>
+            <w:szCs w:val="28"/>
+            <w:lang w:val="it-IT"/>
+          </w:rPr>
+          <m:t>(</m:t>
+        </m:r>
+        <m:r>
+          <m:rPr>
+            <m:sty m:val="p"/>
+          </m:rPr>
+          <w:rPr>
+            <w:rFonts w:ascii="Cambria Math" w:hAnsi="Cambria Math"/>
+            <w:sz w:val="28"/>
+            <w:szCs w:val="28"/>
+          </w:rPr>
+          <m:t>Ω</m:t>
+        </m:r>
+        <m:r>
+          <m:rPr>
+            <m:scr m:val="script"/>
+          </m:rPr>
+          <w:rPr>
+            <w:rFonts w:ascii="Cambria Math" w:hAnsi="Cambria Math"/>
+            <w:sz w:val="28"/>
+            <w:szCs w:val="28"/>
+            <w:lang w:val="it-IT"/>
+          </w:rPr>
+          <m:t>,F,</m:t>
+        </m:r>
+        <m:r>
+          <m:rPr>
+            <m:scr m:val="double-struck"/>
+            <m:sty m:val="p"/>
+          </m:rPr>
+          <w:rPr>
+            <w:rFonts w:ascii="Cambria Math" w:hAnsi="Cambria Math"/>
+            <w:sz w:val="28"/>
+            <w:szCs w:val="28"/>
+            <w:lang w:val="it-IT"/>
+          </w:rPr>
+          <m:t>P</m:t>
+        </m:r>
+        <m:r>
+          <w:rPr>
+            <w:rFonts w:ascii="Cambria Math" w:hAnsi="Cambria Math"/>
+            <w:sz w:val="28"/>
+            <w:szCs w:val="28"/>
+            <w:lang w:val="it-IT"/>
+          </w:rPr>
+          <m:t>)→</m:t>
+        </m:r>
+        <m:r>
+          <w:rPr>
+            <w:rFonts w:ascii="Cambria Math" w:hAnsi="Cambria Math"/>
+            <w:sz w:val="28"/>
+            <w:szCs w:val="28"/>
+          </w:rPr>
+          <m:t>X</m:t>
+        </m:r>
+        <m:r>
+          <w:rPr>
+            <w:rFonts w:ascii="Cambria Math" w:hAnsi="Cambria Math"/>
+            <w:sz w:val="28"/>
+            <w:szCs w:val="28"/>
+            <w:lang w:val="it-IT"/>
+          </w:rPr>
+          <m:t>→</m:t>
+        </m:r>
+        <m:sSub>
+          <m:sSubPr>
+            <m:ctrlPr>
+              <w:rPr>
+                <w:rFonts w:ascii="Cambria Math" w:hAnsi="Cambria Math"/>
+                <w:sz w:val="28"/>
+                <w:szCs w:val="28"/>
               </w:rPr>
             </m:ctrlPr>
           </m:sSubPr>
@@ -2889,6 +5360,8 @@
               </m:rPr>
               <w:rPr>
                 <w:rFonts w:ascii="Cambria Math" w:hAnsi="Cambria Math"/>
+                <w:sz w:val="28"/>
+                <w:szCs w:val="28"/>
                 <w:lang w:val="it-IT"/>
               </w:rPr>
               <m:t>P</m:t>
@@ -2898,6 +5371,8 @@
             <m:r>
               <w:rPr>
                 <w:rFonts w:ascii="Cambria Math" w:hAnsi="Cambria Math"/>
+                <w:sz w:val="28"/>
+                <w:szCs w:val="28"/>
               </w:rPr>
               <m:t>X</m:t>
             </m:r>
@@ -2906,6 +5381,8 @@
         <m:r>
           <w:rPr>
             <w:rFonts w:ascii="Cambria Math" w:hAnsi="Cambria Math"/>
+            <w:sz w:val="28"/>
+            <w:szCs w:val="28"/>
             <w:lang w:val="it-IT"/>
           </w:rPr>
           <m:t>,</m:t>
@@ -2915,6 +5392,8 @@
             <m:ctrlPr>
               <w:rPr>
                 <w:rFonts w:ascii="Cambria Math" w:hAnsi="Cambria Math"/>
+                <w:sz w:val="28"/>
+                <w:szCs w:val="28"/>
               </w:rPr>
             </m:ctrlPr>
           </m:sSubPr>
@@ -2922,6 +5401,8 @@
             <m:r>
               <w:rPr>
                 <w:rFonts w:ascii="Cambria Math" w:hAnsi="Cambria Math"/>
+                <w:sz w:val="28"/>
+                <w:szCs w:val="28"/>
               </w:rPr>
               <m:t>F</m:t>
             </m:r>
@@ -2930,6 +5411,8 @@
             <m:r>
               <w:rPr>
                 <w:rFonts w:ascii="Cambria Math" w:hAnsi="Cambria Math"/>
+                <w:sz w:val="28"/>
+                <w:szCs w:val="28"/>
               </w:rPr>
               <m:t>X</m:t>
             </m:r>
@@ -2938,6 +5421,8 @@
         <m:r>
           <w:rPr>
             <w:rFonts w:ascii="Cambria Math" w:hAnsi="Cambria Math"/>
+            <w:sz w:val="28"/>
+            <w:szCs w:val="28"/>
             <w:lang w:val="it-IT"/>
           </w:rPr>
           <m:t>,</m:t>
@@ -2947,6 +5432,8 @@
             <m:ctrlPr>
               <w:rPr>
                 <w:rFonts w:ascii="Cambria Math" w:hAnsi="Cambria Math"/>
+                <w:sz w:val="28"/>
+                <w:szCs w:val="28"/>
               </w:rPr>
             </m:ctrlPr>
           </m:sSubPr>
@@ -2954,6 +5441,8 @@
             <m:r>
               <w:rPr>
                 <w:rFonts w:ascii="Cambria Math" w:hAnsi="Cambria Math"/>
+                <w:sz w:val="28"/>
+                <w:szCs w:val="28"/>
               </w:rPr>
               <m:t>p</m:t>
             </m:r>
@@ -2962,6 +5451,8 @@
             <m:r>
               <w:rPr>
                 <w:rFonts w:ascii="Cambria Math" w:hAnsi="Cambria Math"/>
+                <w:sz w:val="28"/>
+                <w:szCs w:val="28"/>
               </w:rPr>
               <m:t>X</m:t>
             </m:r>
@@ -2970,6 +5461,8 @@
         <m:r>
           <w:rPr>
             <w:rFonts w:ascii="Cambria Math" w:hAnsi="Cambria Math"/>
+            <w:sz w:val="28"/>
+            <w:szCs w:val="28"/>
             <w:lang w:val="it-IT"/>
           </w:rPr>
           <m:t>,</m:t>
@@ -2979,6 +5472,8 @@
             <m:ctrlPr>
               <w:rPr>
                 <w:rFonts w:ascii="Cambria Math" w:hAnsi="Cambria Math"/>
+                <w:sz w:val="28"/>
+                <w:szCs w:val="28"/>
               </w:rPr>
             </m:ctrlPr>
           </m:sSubPr>
@@ -2986,6 +5481,8 @@
             <m:r>
               <w:rPr>
                 <w:rFonts w:ascii="Cambria Math" w:hAnsi="Cambria Math"/>
+                <w:sz w:val="28"/>
+                <w:szCs w:val="28"/>
               </w:rPr>
               <m:t>f</m:t>
             </m:r>
@@ -2994,6 +5491,8 @@
             <m:r>
               <w:rPr>
                 <w:rFonts w:ascii="Cambria Math" w:hAnsi="Cambria Math"/>
+                <w:sz w:val="28"/>
+                <w:szCs w:val="28"/>
               </w:rPr>
               <m:t>X</m:t>
             </m:r>
@@ -3002,9 +5501,11 @@
       </m:oMath>
       <w:r>
         <w:rPr>
-          <w:lang w:val="it-IT"/>
-        </w:rPr>
-        <w:t xml:space="preserve">; poi </w:t>
+          <w:sz w:val="28"/>
+          <w:szCs w:val="28"/>
+          <w:lang w:val="it-IT"/>
+        </w:rPr>
+        <w:t xml:space="preserve">. Poi sintesi operativa: posizione, dispersione e soglie di coda tramite </w:t>
       </w:r>
       <m:oMath>
         <m:r>
@@ -3014,12 +5515,16 @@
           </m:rPr>
           <w:rPr>
             <w:rFonts w:ascii="Cambria Math" w:hAnsi="Cambria Math"/>
+            <w:sz w:val="28"/>
+            <w:szCs w:val="28"/>
           </w:rPr>
           <m:t>E</m:t>
         </m:r>
         <m:r>
           <w:rPr>
             <w:rFonts w:ascii="Cambria Math" w:hAnsi="Cambria Math"/>
+            <w:sz w:val="28"/>
+            <w:szCs w:val="28"/>
             <w:lang w:val="it-IT"/>
           </w:rPr>
           <m:t>[</m:t>
@@ -3027,12 +5532,16 @@
         <m:r>
           <w:rPr>
             <w:rFonts w:ascii="Cambria Math" w:hAnsi="Cambria Math"/>
+            <w:sz w:val="28"/>
+            <w:szCs w:val="28"/>
           </w:rPr>
           <m:t>X</m:t>
         </m:r>
         <m:r>
           <w:rPr>
             <w:rFonts w:ascii="Cambria Math" w:hAnsi="Cambria Math"/>
+            <w:sz w:val="28"/>
+            <w:szCs w:val="28"/>
             <w:lang w:val="it-IT"/>
           </w:rPr>
           <m:t>]</m:t>
@@ -3040,6 +5549,8 @@
       </m:oMath>
       <w:r>
         <w:rPr>
+          <w:sz w:val="28"/>
+          <w:szCs w:val="28"/>
           <w:lang w:val="it-IT"/>
         </w:rPr>
         <w:t xml:space="preserve">, </w:t>
@@ -3051,6 +5562,8 @@
           </m:rPr>
           <w:rPr>
             <w:rFonts w:ascii="Cambria Math" w:hAnsi="Cambria Math"/>
+            <w:sz w:val="28"/>
+            <w:szCs w:val="28"/>
             <w:lang w:val="it-IT"/>
           </w:rPr>
           <m:t>Var</m:t>
@@ -3058,6 +5571,8 @@
         <m:r>
           <w:rPr>
             <w:rFonts w:ascii="Cambria Math" w:hAnsi="Cambria Math"/>
+            <w:sz w:val="28"/>
+            <w:szCs w:val="28"/>
             <w:lang w:val="it-IT"/>
           </w:rPr>
           <m:t>⁡(</m:t>
@@ -3065,12 +5580,16 @@
         <m:r>
           <w:rPr>
             <w:rFonts w:ascii="Cambria Math" w:hAnsi="Cambria Math"/>
+            <w:sz w:val="28"/>
+            <w:szCs w:val="28"/>
           </w:rPr>
           <m:t>X</m:t>
         </m:r>
         <m:r>
           <w:rPr>
             <w:rFonts w:ascii="Cambria Math" w:hAnsi="Cambria Math"/>
+            <w:sz w:val="28"/>
+            <w:szCs w:val="28"/>
             <w:lang w:val="it-IT"/>
           </w:rPr>
           <m:t>)</m:t>
@@ -3078,6 +5597,8 @@
       </m:oMath>
       <w:r>
         <w:rPr>
+          <w:sz w:val="28"/>
+          <w:szCs w:val="28"/>
           <w:lang w:val="it-IT"/>
         </w:rPr>
         <w:t xml:space="preserve">, </w:t>
@@ -3088,6 +5609,8 @@
             <m:ctrlPr>
               <w:rPr>
                 <w:rFonts w:ascii="Cambria Math" w:hAnsi="Cambria Math"/>
+                <w:sz w:val="28"/>
+                <w:szCs w:val="28"/>
               </w:rPr>
             </m:ctrlPr>
           </m:sSubPr>
@@ -3095,6 +5618,8 @@
             <m:r>
               <w:rPr>
                 <w:rFonts w:ascii="Cambria Math" w:hAnsi="Cambria Math"/>
+                <w:sz w:val="28"/>
+                <w:szCs w:val="28"/>
               </w:rPr>
               <m:t>q</m:t>
             </m:r>
@@ -3103,6 +5628,8 @@
             <m:r>
               <w:rPr>
                 <w:rFonts w:ascii="Cambria Math" w:hAnsi="Cambria Math"/>
+                <w:sz w:val="28"/>
+                <w:szCs w:val="28"/>
               </w:rPr>
               <m:t>α</m:t>
             </m:r>
@@ -3111,6 +5638,8 @@
         <m:r>
           <w:rPr>
             <w:rFonts w:ascii="Cambria Math" w:hAnsi="Cambria Math"/>
+            <w:sz w:val="28"/>
+            <w:szCs w:val="28"/>
             <w:lang w:val="it-IT"/>
           </w:rPr>
           <m:t>(</m:t>
@@ -3118,12 +5647,16 @@
         <m:r>
           <w:rPr>
             <w:rFonts w:ascii="Cambria Math" w:hAnsi="Cambria Math"/>
+            <w:sz w:val="28"/>
+            <w:szCs w:val="28"/>
           </w:rPr>
           <m:t>X</m:t>
         </m:r>
         <m:r>
           <w:rPr>
             <w:rFonts w:ascii="Cambria Math" w:hAnsi="Cambria Math"/>
+            <w:sz w:val="28"/>
+            <w:szCs w:val="28"/>
             <w:lang w:val="it-IT"/>
           </w:rPr>
           <m:t>)</m:t>
@@ -3131,19 +5664,24 @@
       </m:oMath>
       <w:r>
         <w:rPr>
-          <w:lang w:val="it-IT"/>
-        </w:rPr>
-        <w:t>; prossima tappa: dipendenza, covarianza, correlazione, portafogli.</w:t>
+          <w:sz w:val="28"/>
+          <w:szCs w:val="28"/>
+          <w:lang w:val="it-IT"/>
+        </w:rPr>
+        <w:t>. Prossima tappa: più variabili casuali, dipendenza, covarianza, correlazione, rischio di portafoglio.</w:t>
       </w:r>
     </w:p>
     <w:p>
       <w:pPr>
         <w:rPr>
+          <w:sz w:val="28"/>
+          <w:szCs w:val="28"/>
           <w:lang w:val="it-IT"/>
         </w:rPr>
       </w:pPr>
     </w:p>
     <w:sectPr>
+      <w:footerReference w:type="default" r:id="rId7"/>
       <w:pgSz w:w="11906" w:h="16838"/>
       <w:pgMar w:top="1417" w:right="1134" w:bottom="1134" w:left="1134" w:header="708" w:footer="708" w:gutter="0"/>
       <w:cols w:space="708"/>
@@ -3151,6 +5689,1611 @@
     </w:sectPr>
   </w:body>
 </w:document>
+</file>
+
+<file path=word/endnotes.xml><?xml version="1.0" encoding="utf-8"?>
+<w:endnotes xmlns:wpc="http://schemas.microsoft.com/office/word/2010/wordprocessingCanvas" xmlns:cx="http://schemas.microsoft.com/office/drawing/2014/chartex" xmlns:cx1="http://schemas.microsoft.com/office/drawing/2015/9/8/chartex" xmlns:cx2="http://schemas.microsoft.com/office/drawing/2015/10/21/chartex" xmlns:cx3="http://schemas.microsoft.com/office/drawing/2016/5/9/chartex" xmlns:cx4="http://schemas.microsoft.com/office/drawing/2016/5/10/chartex" xmlns:cx5="http://schemas.microsoft.com/office/drawing/2016/5/11/chartex" xmlns:cx6="http://schemas.microsoft.com/office/drawing/2016/5/12/chartex" xmlns:cx7="http://schemas.microsoft.com/office/drawing/2016/5/13/chartex" xmlns:cx8="http://schemas.microsoft.com/office/drawing/2016/5/14/chartex" xmlns:mc="http://schemas.openxmlformats.org/markup-compatibility/2006" xmlns:aink="http://schemas.microsoft.com/office/drawing/2016/ink" xmlns:am3d="http://schemas.microsoft.com/office/drawing/2017/model3d" xmlns:o="urn:schemas-microsoft-com:office:office" xmlns:oel="http://schemas.microsoft.com/office/2019/extlst" xmlns:r="http://schemas.openxmlformats.org/officeDocument/2006/relationships" xmlns:m="http://schemas.openxmlformats.org/officeDocument/2006/math" xmlns:v="urn:schemas-microsoft-com:vml" xmlns:wp14="http://schemas.microsoft.com/office/word/2010/wordprocessingDrawing" xmlns:wp="http://schemas.openxmlformats.org/drawingml/2006/wordprocessingDrawing" xmlns:w10="urn:schemas-microsoft-com:office:word" xmlns:w="http://schemas.openxmlformats.org/wordprocessingml/2006/main" xmlns:w14="http://schemas.microsoft.com/office/word/2010/wordml" xmlns:w15="http://schemas.microsoft.com/office/word/2012/wordml" xmlns:w16cex="http://schemas.microsoft.com/office/word/2018/wordml/cex" xmlns:w16cid="http://schemas.microsoft.com/office/word/2016/wordml/cid" xmlns:w16="http://schemas.microsoft.com/office/word/2018/wordml" xmlns:w16du="http://schemas.microsoft.com/office/word/2023/wordml/word16du" xmlns:w16sdtdh="http://schemas.microsoft.com/office/word/2020/wordml/sdtdatahash" xmlns:w16sdtfl="http://schemas.microsoft.com/office/word/2024/wordml/sdtformatlock" xmlns:w16se="http://schemas.microsoft.com/office/word/2015/wordml/symex" xmlns:wpg="http://schemas.microsoft.com/office/word/2010/wordprocessingGroup" xmlns:wpi="http://schemas.microsoft.com/office/word/2010/wordprocessingInk" xmlns:wne="http://schemas.microsoft.com/office/word/2006/wordml" xmlns:wps="http://schemas.microsoft.com/office/word/2010/wordprocessingShape" mc:Ignorable="w14 w15 w16se w16cid w16 w16cex w16sdtdh w16sdtfl w16du wp14">
+  <w:endnote w:type="separator" w:id="-1">
+    <w:p>
+      <w:pPr>
+        <w:spacing w:after="0" w:line="240" w:lineRule="auto"/>
+      </w:pPr>
+      <w:r>
+        <w:separator/>
+      </w:r>
+    </w:p>
+  </w:endnote>
+  <w:endnote w:type="continuationSeparator" w:id="0">
+    <w:p>
+      <w:pPr>
+        <w:spacing w:after="0" w:line="240" w:lineRule="auto"/>
+      </w:pPr>
+      <w:r>
+        <w:continuationSeparator/>
+      </w:r>
+    </w:p>
+  </w:endnote>
+</w:endnotes>
+</file>
+
+<file path=word/footer1.xml><?xml version="1.0" encoding="utf-8"?>
+<w:ftr xmlns:wpc="http://schemas.microsoft.com/office/word/2010/wordprocessingCanvas" xmlns:cx="http://schemas.microsoft.com/office/drawing/2014/chartex" xmlns:cx1="http://schemas.microsoft.com/office/drawing/2015/9/8/chartex" xmlns:cx2="http://schemas.microsoft.com/office/drawing/2015/10/21/chartex" xmlns:cx3="http://schemas.microsoft.com/office/drawing/2016/5/9/chartex" xmlns:cx4="http://schemas.microsoft.com/office/drawing/2016/5/10/chartex" xmlns:cx5="http://schemas.microsoft.com/office/drawing/2016/5/11/chartex" xmlns:cx6="http://schemas.microsoft.com/office/drawing/2016/5/12/chartex" xmlns:cx7="http://schemas.microsoft.com/office/drawing/2016/5/13/chartex" xmlns:cx8="http://schemas.microsoft.com/office/drawing/2016/5/14/chartex" xmlns:mc="http://schemas.openxmlformats.org/markup-compatibility/2006" xmlns:aink="http://schemas.microsoft.com/office/drawing/2016/ink" xmlns:am3d="http://schemas.microsoft.com/office/drawing/2017/model3d" xmlns:o="urn:schemas-microsoft-com:office:office" xmlns:oel="http://schemas.microsoft.com/office/2019/extlst" xmlns:r="http://schemas.openxmlformats.org/officeDocument/2006/relationships" xmlns:m="http://schemas.openxmlformats.org/officeDocument/2006/math" xmlns:v="urn:schemas-microsoft-com:vml" xmlns:wp14="http://schemas.microsoft.com/office/word/2010/wordprocessingDrawing" xmlns:wp="http://schemas.openxmlformats.org/drawingml/2006/wordprocessingDrawing" xmlns:w10="urn:schemas-microsoft-com:office:word" xmlns:w="http://schemas.openxmlformats.org/wordprocessingml/2006/main" xmlns:w14="http://schemas.microsoft.com/office/word/2010/wordml" xmlns:w15="http://schemas.microsoft.com/office/word/2012/wordml" xmlns:w16cex="http://schemas.microsoft.com/office/word/2018/wordml/cex" xmlns:w16cid="http://schemas.microsoft.com/office/word/2016/wordml/cid" xmlns:w16="http://schemas.microsoft.com/office/word/2018/wordml" xmlns:w16du="http://schemas.microsoft.com/office/word/2023/wordml/word16du" xmlns:w16sdtdh="http://schemas.microsoft.com/office/word/2020/wordml/sdtdatahash" xmlns:w16sdtfl="http://schemas.microsoft.com/office/word/2024/wordml/sdtformatlock" xmlns:w16se="http://schemas.microsoft.com/office/word/2015/wordml/symex" xmlns:wpg="http://schemas.microsoft.com/office/word/2010/wordprocessingGroup" xmlns:wpi="http://schemas.microsoft.com/office/word/2010/wordprocessingInk" xmlns:wne="http://schemas.microsoft.com/office/word/2006/wordml" xmlns:wps="http://schemas.microsoft.com/office/word/2010/wordprocessingShape" mc:Ignorable="w14 w15 w16se w16cid w16 w16cex w16sdtdh w16sdtfl w16du wp14">
+  <w:sdt>
+    <w:sdtPr>
+      <w:id w:val="394554260"/>
+      <w:docPartObj>
+        <w:docPartGallery w:val="Page Numbers (Bottom of Page)"/>
+        <w:docPartUnique/>
+      </w:docPartObj>
+    </w:sdtPr>
+    <w:sdtContent>
+      <w:p>
+        <w:pPr>
+          <w:pStyle w:val="Footer"/>
+          <w:jc w:val="center"/>
+        </w:pPr>
+        <w:r>
+          <w:fldChar w:fldCharType="begin"/>
+        </w:r>
+        <w:r>
+          <w:instrText>PAGE   \* MERGEFORMAT</w:instrText>
+        </w:r>
+        <w:r>
+          <w:fldChar w:fldCharType="separate"/>
+        </w:r>
+        <w:r>
+          <w:t>2</w:t>
+        </w:r>
+        <w:r>
+          <w:fldChar w:fldCharType="end"/>
+        </w:r>
+      </w:p>
+    </w:sdtContent>
+  </w:sdt>
+  <w:p>
+    <w:pPr>
+      <w:pStyle w:val="Footer"/>
+    </w:pPr>
+  </w:p>
+</w:ftr>
+</file>
+
+<file path=word/footnotes.xml><?xml version="1.0" encoding="utf-8"?>
+<w:footnotes xmlns:wpc="http://schemas.microsoft.com/office/word/2010/wordprocessingCanvas" xmlns:cx="http://schemas.microsoft.com/office/drawing/2014/chartex" xmlns:cx1="http://schemas.microsoft.com/office/drawing/2015/9/8/chartex" xmlns:cx2="http://schemas.microsoft.com/office/drawing/2015/10/21/chartex" xmlns:cx3="http://schemas.microsoft.com/office/drawing/2016/5/9/chartex" xmlns:cx4="http://schemas.microsoft.com/office/drawing/2016/5/10/chartex" xmlns:cx5="http://schemas.microsoft.com/office/drawing/2016/5/11/chartex" xmlns:cx6="http://schemas.microsoft.com/office/drawing/2016/5/12/chartex" xmlns:cx7="http://schemas.microsoft.com/office/drawing/2016/5/13/chartex" xmlns:cx8="http://schemas.microsoft.com/office/drawing/2016/5/14/chartex" xmlns:mc="http://schemas.openxmlformats.org/markup-compatibility/2006" xmlns:aink="http://schemas.microsoft.com/office/drawing/2016/ink" xmlns:am3d="http://schemas.microsoft.com/office/drawing/2017/model3d" xmlns:o="urn:schemas-microsoft-com:office:office" xmlns:oel="http://schemas.microsoft.com/office/2019/extlst" xmlns:r="http://schemas.openxmlformats.org/officeDocument/2006/relationships" xmlns:m="http://schemas.openxmlformats.org/officeDocument/2006/math" xmlns:v="urn:schemas-microsoft-com:vml" xmlns:wp14="http://schemas.microsoft.com/office/word/2010/wordprocessingDrawing" xmlns:wp="http://schemas.openxmlformats.org/drawingml/2006/wordprocessingDrawing" xmlns:w10="urn:schemas-microsoft-com:office:word" xmlns:w="http://schemas.openxmlformats.org/wordprocessingml/2006/main" xmlns:w14="http://schemas.microsoft.com/office/word/2010/wordml" xmlns:w15="http://schemas.microsoft.com/office/word/2012/wordml" xmlns:w16cex="http://schemas.microsoft.com/office/word/2018/wordml/cex" xmlns:w16cid="http://schemas.microsoft.com/office/word/2016/wordml/cid" xmlns:w16="http://schemas.microsoft.com/office/word/2018/wordml" xmlns:w16du="http://schemas.microsoft.com/office/word/2023/wordml/word16du" xmlns:w16sdtdh="http://schemas.microsoft.com/office/word/2020/wordml/sdtdatahash" xmlns:w16sdtfl="http://schemas.microsoft.com/office/word/2024/wordml/sdtformatlock" xmlns:w16se="http://schemas.microsoft.com/office/word/2015/wordml/symex" xmlns:wpg="http://schemas.microsoft.com/office/word/2010/wordprocessingGroup" xmlns:wpi="http://schemas.microsoft.com/office/word/2010/wordprocessingInk" xmlns:wne="http://schemas.microsoft.com/office/word/2006/wordml" xmlns:wps="http://schemas.microsoft.com/office/word/2010/wordprocessingShape" mc:Ignorable="w14 w15 w16se w16cid w16 w16cex w16sdtdh w16sdtfl w16du wp14">
+  <w:footnote w:type="separator" w:id="-1">
+    <w:p>
+      <w:pPr>
+        <w:spacing w:after="0" w:line="240" w:lineRule="auto"/>
+      </w:pPr>
+      <w:r>
+        <w:separator/>
+      </w:r>
+    </w:p>
+  </w:footnote>
+  <w:footnote w:type="continuationSeparator" w:id="0">
+    <w:p>
+      <w:pPr>
+        <w:spacing w:after="0" w:line="240" w:lineRule="auto"/>
+      </w:pPr>
+      <w:r>
+        <w:continuationSeparator/>
+      </w:r>
+    </w:p>
+  </w:footnote>
+</w:footnotes>
+</file>
+
+<file path=word/numbering.xml><?xml version="1.0" encoding="utf-8"?>
+<w:numbering xmlns:wpc="http://schemas.microsoft.com/office/word/2010/wordprocessingCanvas" xmlns:cx="http://schemas.microsoft.com/office/drawing/2014/chartex" xmlns:cx1="http://schemas.microsoft.com/office/drawing/2015/9/8/chartex" xmlns:cx2="http://schemas.microsoft.com/office/drawing/2015/10/21/chartex" xmlns:cx3="http://schemas.microsoft.com/office/drawing/2016/5/9/chartex" xmlns:cx4="http://schemas.microsoft.com/office/drawing/2016/5/10/chartex" xmlns:cx5="http://schemas.microsoft.com/office/drawing/2016/5/11/chartex" xmlns:cx6="http://schemas.microsoft.com/office/drawing/2016/5/12/chartex" xmlns:cx7="http://schemas.microsoft.com/office/drawing/2016/5/13/chartex" xmlns:cx8="http://schemas.microsoft.com/office/drawing/2016/5/14/chartex" xmlns:mc="http://schemas.openxmlformats.org/markup-compatibility/2006" xmlns:aink="http://schemas.microsoft.com/office/drawing/2016/ink" xmlns:am3d="http://schemas.microsoft.com/office/drawing/2017/model3d" xmlns:o="urn:schemas-microsoft-com:office:office" xmlns:oel="http://schemas.microsoft.com/office/2019/extlst" xmlns:r="http://schemas.openxmlformats.org/officeDocument/2006/relationships" xmlns:m="http://schemas.openxmlformats.org/officeDocument/2006/math" xmlns:v="urn:schemas-microsoft-com:vml" xmlns:wp14="http://schemas.microsoft.com/office/word/2010/wordprocessingDrawing" xmlns:wp="http://schemas.openxmlformats.org/drawingml/2006/wordprocessingDrawing" xmlns:w10="urn:schemas-microsoft-com:office:word" xmlns:w="http://schemas.openxmlformats.org/wordprocessingml/2006/main" xmlns:w14="http://schemas.microsoft.com/office/word/2010/wordml" xmlns:w15="http://schemas.microsoft.com/office/word/2012/wordml" xmlns:w16cex="http://schemas.microsoft.com/office/word/2018/wordml/cex" xmlns:w16cid="http://schemas.microsoft.com/office/word/2016/wordml/cid" xmlns:w16="http://schemas.microsoft.com/office/word/2018/wordml" xmlns:w16du="http://schemas.microsoft.com/office/word/2023/wordml/word16du" xmlns:w16sdtdh="http://schemas.microsoft.com/office/word/2020/wordml/sdtdatahash" xmlns:w16sdtfl="http://schemas.microsoft.com/office/word/2024/wordml/sdtformatlock" xmlns:w16se="http://schemas.microsoft.com/office/word/2015/wordml/symex" xmlns:wpg="http://schemas.microsoft.com/office/word/2010/wordprocessingGroup" xmlns:wpi="http://schemas.microsoft.com/office/word/2010/wordprocessingInk" xmlns:wne="http://schemas.microsoft.com/office/word/2006/wordml" xmlns:wps="http://schemas.microsoft.com/office/word/2010/wordprocessingShape" mc:Ignorable="w14 w15 w16se w16cid w16 w16cex w16sdtdh w16sdtfl w16du wp14">
+  <w:abstractNum w:abstractNumId="0" w15:restartNumberingAfterBreak="0">
+    <w:nsid w:val="008F24A5"/>
+    <w:multiLevelType w:val="multilevel"/>
+    <w:tmpl w:val="03866BB8"/>
+    <w:lvl w:ilvl="0">
+      <w:start w:val="3"/>
+      <w:numFmt w:val="decimal"/>
+      <w:lvlText w:val="%1."/>
+      <w:lvlJc w:val="left"/>
+      <w:pPr>
+        <w:tabs>
+          <w:tab w:val="num" w:pos="720"/>
+        </w:tabs>
+        <w:ind w:left="720" w:hanging="360"/>
+      </w:pPr>
+    </w:lvl>
+    <w:lvl w:ilvl="1" w:tentative="1">
+      <w:start w:val="1"/>
+      <w:numFmt w:val="decimal"/>
+      <w:lvlText w:val="%2."/>
+      <w:lvlJc w:val="left"/>
+      <w:pPr>
+        <w:tabs>
+          <w:tab w:val="num" w:pos="1440"/>
+        </w:tabs>
+        <w:ind w:left="1440" w:hanging="360"/>
+      </w:pPr>
+    </w:lvl>
+    <w:lvl w:ilvl="2" w:tentative="1">
+      <w:start w:val="1"/>
+      <w:numFmt w:val="decimal"/>
+      <w:lvlText w:val="%3."/>
+      <w:lvlJc w:val="left"/>
+      <w:pPr>
+        <w:tabs>
+          <w:tab w:val="num" w:pos="2160"/>
+        </w:tabs>
+        <w:ind w:left="2160" w:hanging="360"/>
+      </w:pPr>
+    </w:lvl>
+    <w:lvl w:ilvl="3" w:tentative="1">
+      <w:start w:val="1"/>
+      <w:numFmt w:val="decimal"/>
+      <w:lvlText w:val="%4."/>
+      <w:lvlJc w:val="left"/>
+      <w:pPr>
+        <w:tabs>
+          <w:tab w:val="num" w:pos="2880"/>
+        </w:tabs>
+        <w:ind w:left="2880" w:hanging="360"/>
+      </w:pPr>
+    </w:lvl>
+    <w:lvl w:ilvl="4" w:tentative="1">
+      <w:start w:val="1"/>
+      <w:numFmt w:val="decimal"/>
+      <w:lvlText w:val="%5."/>
+      <w:lvlJc w:val="left"/>
+      <w:pPr>
+        <w:tabs>
+          <w:tab w:val="num" w:pos="3600"/>
+        </w:tabs>
+        <w:ind w:left="3600" w:hanging="360"/>
+      </w:pPr>
+    </w:lvl>
+    <w:lvl w:ilvl="5" w:tentative="1">
+      <w:start w:val="1"/>
+      <w:numFmt w:val="decimal"/>
+      <w:lvlText w:val="%6."/>
+      <w:lvlJc w:val="left"/>
+      <w:pPr>
+        <w:tabs>
+          <w:tab w:val="num" w:pos="4320"/>
+        </w:tabs>
+        <w:ind w:left="4320" w:hanging="360"/>
+      </w:pPr>
+    </w:lvl>
+    <w:lvl w:ilvl="6" w:tentative="1">
+      <w:start w:val="1"/>
+      <w:numFmt w:val="decimal"/>
+      <w:lvlText w:val="%7."/>
+      <w:lvlJc w:val="left"/>
+      <w:pPr>
+        <w:tabs>
+          <w:tab w:val="num" w:pos="5040"/>
+        </w:tabs>
+        <w:ind w:left="5040" w:hanging="360"/>
+      </w:pPr>
+    </w:lvl>
+    <w:lvl w:ilvl="7" w:tentative="1">
+      <w:start w:val="1"/>
+      <w:numFmt w:val="decimal"/>
+      <w:lvlText w:val="%8."/>
+      <w:lvlJc w:val="left"/>
+      <w:pPr>
+        <w:tabs>
+          <w:tab w:val="num" w:pos="5760"/>
+        </w:tabs>
+        <w:ind w:left="5760" w:hanging="360"/>
+      </w:pPr>
+    </w:lvl>
+    <w:lvl w:ilvl="8" w:tentative="1">
+      <w:start w:val="1"/>
+      <w:numFmt w:val="decimal"/>
+      <w:lvlText w:val="%9."/>
+      <w:lvlJc w:val="left"/>
+      <w:pPr>
+        <w:tabs>
+          <w:tab w:val="num" w:pos="6480"/>
+        </w:tabs>
+        <w:ind w:left="6480" w:hanging="360"/>
+      </w:pPr>
+    </w:lvl>
+  </w:abstractNum>
+  <w:abstractNum w:abstractNumId="1" w15:restartNumberingAfterBreak="0">
+    <w:nsid w:val="01653402"/>
+    <w:multiLevelType w:val="multilevel"/>
+    <w:tmpl w:val="C834EE78"/>
+    <w:lvl w:ilvl="0">
+      <w:start w:val="9"/>
+      <w:numFmt w:val="decimal"/>
+      <w:lvlText w:val="%1."/>
+      <w:lvlJc w:val="left"/>
+      <w:pPr>
+        <w:tabs>
+          <w:tab w:val="num" w:pos="720"/>
+        </w:tabs>
+        <w:ind w:left="720" w:hanging="360"/>
+      </w:pPr>
+    </w:lvl>
+    <w:lvl w:ilvl="1" w:tentative="1">
+      <w:start w:val="1"/>
+      <w:numFmt w:val="decimal"/>
+      <w:lvlText w:val="%2."/>
+      <w:lvlJc w:val="left"/>
+      <w:pPr>
+        <w:tabs>
+          <w:tab w:val="num" w:pos="1440"/>
+        </w:tabs>
+        <w:ind w:left="1440" w:hanging="360"/>
+      </w:pPr>
+    </w:lvl>
+    <w:lvl w:ilvl="2" w:tentative="1">
+      <w:start w:val="1"/>
+      <w:numFmt w:val="decimal"/>
+      <w:lvlText w:val="%3."/>
+      <w:lvlJc w:val="left"/>
+      <w:pPr>
+        <w:tabs>
+          <w:tab w:val="num" w:pos="2160"/>
+        </w:tabs>
+        <w:ind w:left="2160" w:hanging="360"/>
+      </w:pPr>
+    </w:lvl>
+    <w:lvl w:ilvl="3" w:tentative="1">
+      <w:start w:val="1"/>
+      <w:numFmt w:val="decimal"/>
+      <w:lvlText w:val="%4."/>
+      <w:lvlJc w:val="left"/>
+      <w:pPr>
+        <w:tabs>
+          <w:tab w:val="num" w:pos="2880"/>
+        </w:tabs>
+        <w:ind w:left="2880" w:hanging="360"/>
+      </w:pPr>
+    </w:lvl>
+    <w:lvl w:ilvl="4" w:tentative="1">
+      <w:start w:val="1"/>
+      <w:numFmt w:val="decimal"/>
+      <w:lvlText w:val="%5."/>
+      <w:lvlJc w:val="left"/>
+      <w:pPr>
+        <w:tabs>
+          <w:tab w:val="num" w:pos="3600"/>
+        </w:tabs>
+        <w:ind w:left="3600" w:hanging="360"/>
+      </w:pPr>
+    </w:lvl>
+    <w:lvl w:ilvl="5" w:tentative="1">
+      <w:start w:val="1"/>
+      <w:numFmt w:val="decimal"/>
+      <w:lvlText w:val="%6."/>
+      <w:lvlJc w:val="left"/>
+      <w:pPr>
+        <w:tabs>
+          <w:tab w:val="num" w:pos="4320"/>
+        </w:tabs>
+        <w:ind w:left="4320" w:hanging="360"/>
+      </w:pPr>
+    </w:lvl>
+    <w:lvl w:ilvl="6" w:tentative="1">
+      <w:start w:val="1"/>
+      <w:numFmt w:val="decimal"/>
+      <w:lvlText w:val="%7."/>
+      <w:lvlJc w:val="left"/>
+      <w:pPr>
+        <w:tabs>
+          <w:tab w:val="num" w:pos="5040"/>
+        </w:tabs>
+        <w:ind w:left="5040" w:hanging="360"/>
+      </w:pPr>
+    </w:lvl>
+    <w:lvl w:ilvl="7" w:tentative="1">
+      <w:start w:val="1"/>
+      <w:numFmt w:val="decimal"/>
+      <w:lvlText w:val="%8."/>
+      <w:lvlJc w:val="left"/>
+      <w:pPr>
+        <w:tabs>
+          <w:tab w:val="num" w:pos="5760"/>
+        </w:tabs>
+        <w:ind w:left="5760" w:hanging="360"/>
+      </w:pPr>
+    </w:lvl>
+    <w:lvl w:ilvl="8" w:tentative="1">
+      <w:start w:val="1"/>
+      <w:numFmt w:val="decimal"/>
+      <w:lvlText w:val="%9."/>
+      <w:lvlJc w:val="left"/>
+      <w:pPr>
+        <w:tabs>
+          <w:tab w:val="num" w:pos="6480"/>
+        </w:tabs>
+        <w:ind w:left="6480" w:hanging="360"/>
+      </w:pPr>
+    </w:lvl>
+  </w:abstractNum>
+  <w:abstractNum w:abstractNumId="2" w15:restartNumberingAfterBreak="0">
+    <w:nsid w:val="09704FF4"/>
+    <w:multiLevelType w:val="multilevel"/>
+    <w:tmpl w:val="1276ACDE"/>
+    <w:lvl w:ilvl="0">
+      <w:start w:val="5"/>
+      <w:numFmt w:val="decimal"/>
+      <w:lvlText w:val="%1."/>
+      <w:lvlJc w:val="left"/>
+      <w:pPr>
+        <w:tabs>
+          <w:tab w:val="num" w:pos="720"/>
+        </w:tabs>
+        <w:ind w:left="720" w:hanging="360"/>
+      </w:pPr>
+    </w:lvl>
+    <w:lvl w:ilvl="1" w:tentative="1">
+      <w:start w:val="1"/>
+      <w:numFmt w:val="decimal"/>
+      <w:lvlText w:val="%2."/>
+      <w:lvlJc w:val="left"/>
+      <w:pPr>
+        <w:tabs>
+          <w:tab w:val="num" w:pos="1440"/>
+        </w:tabs>
+        <w:ind w:left="1440" w:hanging="360"/>
+      </w:pPr>
+    </w:lvl>
+    <w:lvl w:ilvl="2" w:tentative="1">
+      <w:start w:val="1"/>
+      <w:numFmt w:val="decimal"/>
+      <w:lvlText w:val="%3."/>
+      <w:lvlJc w:val="left"/>
+      <w:pPr>
+        <w:tabs>
+          <w:tab w:val="num" w:pos="2160"/>
+        </w:tabs>
+        <w:ind w:left="2160" w:hanging="360"/>
+      </w:pPr>
+    </w:lvl>
+    <w:lvl w:ilvl="3" w:tentative="1">
+      <w:start w:val="1"/>
+      <w:numFmt w:val="decimal"/>
+      <w:lvlText w:val="%4."/>
+      <w:lvlJc w:val="left"/>
+      <w:pPr>
+        <w:tabs>
+          <w:tab w:val="num" w:pos="2880"/>
+        </w:tabs>
+        <w:ind w:left="2880" w:hanging="360"/>
+      </w:pPr>
+    </w:lvl>
+    <w:lvl w:ilvl="4" w:tentative="1">
+      <w:start w:val="1"/>
+      <w:numFmt w:val="decimal"/>
+      <w:lvlText w:val="%5."/>
+      <w:lvlJc w:val="left"/>
+      <w:pPr>
+        <w:tabs>
+          <w:tab w:val="num" w:pos="3600"/>
+        </w:tabs>
+        <w:ind w:left="3600" w:hanging="360"/>
+      </w:pPr>
+    </w:lvl>
+    <w:lvl w:ilvl="5" w:tentative="1">
+      <w:start w:val="1"/>
+      <w:numFmt w:val="decimal"/>
+      <w:lvlText w:val="%6."/>
+      <w:lvlJc w:val="left"/>
+      <w:pPr>
+        <w:tabs>
+          <w:tab w:val="num" w:pos="4320"/>
+        </w:tabs>
+        <w:ind w:left="4320" w:hanging="360"/>
+      </w:pPr>
+    </w:lvl>
+    <w:lvl w:ilvl="6" w:tentative="1">
+      <w:start w:val="1"/>
+      <w:numFmt w:val="decimal"/>
+      <w:lvlText w:val="%7."/>
+      <w:lvlJc w:val="left"/>
+      <w:pPr>
+        <w:tabs>
+          <w:tab w:val="num" w:pos="5040"/>
+        </w:tabs>
+        <w:ind w:left="5040" w:hanging="360"/>
+      </w:pPr>
+    </w:lvl>
+    <w:lvl w:ilvl="7" w:tentative="1">
+      <w:start w:val="1"/>
+      <w:numFmt w:val="decimal"/>
+      <w:lvlText w:val="%8."/>
+      <w:lvlJc w:val="left"/>
+      <w:pPr>
+        <w:tabs>
+          <w:tab w:val="num" w:pos="5760"/>
+        </w:tabs>
+        <w:ind w:left="5760" w:hanging="360"/>
+      </w:pPr>
+    </w:lvl>
+    <w:lvl w:ilvl="8" w:tentative="1">
+      <w:start w:val="1"/>
+      <w:numFmt w:val="decimal"/>
+      <w:lvlText w:val="%9."/>
+      <w:lvlJc w:val="left"/>
+      <w:pPr>
+        <w:tabs>
+          <w:tab w:val="num" w:pos="6480"/>
+        </w:tabs>
+        <w:ind w:left="6480" w:hanging="360"/>
+      </w:pPr>
+    </w:lvl>
+  </w:abstractNum>
+  <w:abstractNum w:abstractNumId="3" w15:restartNumberingAfterBreak="0">
+    <w:nsid w:val="0B30691F"/>
+    <w:multiLevelType w:val="multilevel"/>
+    <w:tmpl w:val="2350179A"/>
+    <w:lvl w:ilvl="0">
+      <w:start w:val="4"/>
+      <w:numFmt w:val="decimal"/>
+      <w:lvlText w:val="%1."/>
+      <w:lvlJc w:val="left"/>
+      <w:pPr>
+        <w:tabs>
+          <w:tab w:val="num" w:pos="720"/>
+        </w:tabs>
+        <w:ind w:left="720" w:hanging="360"/>
+      </w:pPr>
+    </w:lvl>
+    <w:lvl w:ilvl="1" w:tentative="1">
+      <w:start w:val="1"/>
+      <w:numFmt w:val="decimal"/>
+      <w:lvlText w:val="%2."/>
+      <w:lvlJc w:val="left"/>
+      <w:pPr>
+        <w:tabs>
+          <w:tab w:val="num" w:pos="1440"/>
+        </w:tabs>
+        <w:ind w:left="1440" w:hanging="360"/>
+      </w:pPr>
+    </w:lvl>
+    <w:lvl w:ilvl="2" w:tentative="1">
+      <w:start w:val="1"/>
+      <w:numFmt w:val="decimal"/>
+      <w:lvlText w:val="%3."/>
+      <w:lvlJc w:val="left"/>
+      <w:pPr>
+        <w:tabs>
+          <w:tab w:val="num" w:pos="2160"/>
+        </w:tabs>
+        <w:ind w:left="2160" w:hanging="360"/>
+      </w:pPr>
+    </w:lvl>
+    <w:lvl w:ilvl="3" w:tentative="1">
+      <w:start w:val="1"/>
+      <w:numFmt w:val="decimal"/>
+      <w:lvlText w:val="%4."/>
+      <w:lvlJc w:val="left"/>
+      <w:pPr>
+        <w:tabs>
+          <w:tab w:val="num" w:pos="2880"/>
+        </w:tabs>
+        <w:ind w:left="2880" w:hanging="360"/>
+      </w:pPr>
+    </w:lvl>
+    <w:lvl w:ilvl="4" w:tentative="1">
+      <w:start w:val="1"/>
+      <w:numFmt w:val="decimal"/>
+      <w:lvlText w:val="%5."/>
+      <w:lvlJc w:val="left"/>
+      <w:pPr>
+        <w:tabs>
+          <w:tab w:val="num" w:pos="3600"/>
+        </w:tabs>
+        <w:ind w:left="3600" w:hanging="360"/>
+      </w:pPr>
+    </w:lvl>
+    <w:lvl w:ilvl="5" w:tentative="1">
+      <w:start w:val="1"/>
+      <w:numFmt w:val="decimal"/>
+      <w:lvlText w:val="%6."/>
+      <w:lvlJc w:val="left"/>
+      <w:pPr>
+        <w:tabs>
+          <w:tab w:val="num" w:pos="4320"/>
+        </w:tabs>
+        <w:ind w:left="4320" w:hanging="360"/>
+      </w:pPr>
+    </w:lvl>
+    <w:lvl w:ilvl="6" w:tentative="1">
+      <w:start w:val="1"/>
+      <w:numFmt w:val="decimal"/>
+      <w:lvlText w:val="%7."/>
+      <w:lvlJc w:val="left"/>
+      <w:pPr>
+        <w:tabs>
+          <w:tab w:val="num" w:pos="5040"/>
+        </w:tabs>
+        <w:ind w:left="5040" w:hanging="360"/>
+      </w:pPr>
+    </w:lvl>
+    <w:lvl w:ilvl="7" w:tentative="1">
+      <w:start w:val="1"/>
+      <w:numFmt w:val="decimal"/>
+      <w:lvlText w:val="%8."/>
+      <w:lvlJc w:val="left"/>
+      <w:pPr>
+        <w:tabs>
+          <w:tab w:val="num" w:pos="5760"/>
+        </w:tabs>
+        <w:ind w:left="5760" w:hanging="360"/>
+      </w:pPr>
+    </w:lvl>
+    <w:lvl w:ilvl="8" w:tentative="1">
+      <w:start w:val="1"/>
+      <w:numFmt w:val="decimal"/>
+      <w:lvlText w:val="%9."/>
+      <w:lvlJc w:val="left"/>
+      <w:pPr>
+        <w:tabs>
+          <w:tab w:val="num" w:pos="6480"/>
+        </w:tabs>
+        <w:ind w:left="6480" w:hanging="360"/>
+      </w:pPr>
+    </w:lvl>
+  </w:abstractNum>
+  <w:abstractNum w:abstractNumId="4" w15:restartNumberingAfterBreak="0">
+    <w:nsid w:val="170268A5"/>
+    <w:multiLevelType w:val="multilevel"/>
+    <w:tmpl w:val="9D648E20"/>
+    <w:lvl w:ilvl="0">
+      <w:start w:val="1"/>
+      <w:numFmt w:val="decimal"/>
+      <w:lvlText w:val="%1."/>
+      <w:lvlJc w:val="left"/>
+      <w:pPr>
+        <w:tabs>
+          <w:tab w:val="num" w:pos="720"/>
+        </w:tabs>
+        <w:ind w:left="720" w:hanging="360"/>
+      </w:pPr>
+    </w:lvl>
+    <w:lvl w:ilvl="1" w:tentative="1">
+      <w:start w:val="1"/>
+      <w:numFmt w:val="decimal"/>
+      <w:lvlText w:val="%2."/>
+      <w:lvlJc w:val="left"/>
+      <w:pPr>
+        <w:tabs>
+          <w:tab w:val="num" w:pos="1440"/>
+        </w:tabs>
+        <w:ind w:left="1440" w:hanging="360"/>
+      </w:pPr>
+    </w:lvl>
+    <w:lvl w:ilvl="2" w:tentative="1">
+      <w:start w:val="1"/>
+      <w:numFmt w:val="decimal"/>
+      <w:lvlText w:val="%3."/>
+      <w:lvlJc w:val="left"/>
+      <w:pPr>
+        <w:tabs>
+          <w:tab w:val="num" w:pos="2160"/>
+        </w:tabs>
+        <w:ind w:left="2160" w:hanging="360"/>
+      </w:pPr>
+    </w:lvl>
+    <w:lvl w:ilvl="3" w:tentative="1">
+      <w:start w:val="1"/>
+      <w:numFmt w:val="decimal"/>
+      <w:lvlText w:val="%4."/>
+      <w:lvlJc w:val="left"/>
+      <w:pPr>
+        <w:tabs>
+          <w:tab w:val="num" w:pos="2880"/>
+        </w:tabs>
+        <w:ind w:left="2880" w:hanging="360"/>
+      </w:pPr>
+    </w:lvl>
+    <w:lvl w:ilvl="4" w:tentative="1">
+      <w:start w:val="1"/>
+      <w:numFmt w:val="decimal"/>
+      <w:lvlText w:val="%5."/>
+      <w:lvlJc w:val="left"/>
+      <w:pPr>
+        <w:tabs>
+          <w:tab w:val="num" w:pos="3600"/>
+        </w:tabs>
+        <w:ind w:left="3600" w:hanging="360"/>
+      </w:pPr>
+    </w:lvl>
+    <w:lvl w:ilvl="5" w:tentative="1">
+      <w:start w:val="1"/>
+      <w:numFmt w:val="decimal"/>
+      <w:lvlText w:val="%6."/>
+      <w:lvlJc w:val="left"/>
+      <w:pPr>
+        <w:tabs>
+          <w:tab w:val="num" w:pos="4320"/>
+        </w:tabs>
+        <w:ind w:left="4320" w:hanging="360"/>
+      </w:pPr>
+    </w:lvl>
+    <w:lvl w:ilvl="6" w:tentative="1">
+      <w:start w:val="1"/>
+      <w:numFmt w:val="decimal"/>
+      <w:lvlText w:val="%7."/>
+      <w:lvlJc w:val="left"/>
+      <w:pPr>
+        <w:tabs>
+          <w:tab w:val="num" w:pos="5040"/>
+        </w:tabs>
+        <w:ind w:left="5040" w:hanging="360"/>
+      </w:pPr>
+    </w:lvl>
+    <w:lvl w:ilvl="7" w:tentative="1">
+      <w:start w:val="1"/>
+      <w:numFmt w:val="decimal"/>
+      <w:lvlText w:val="%8."/>
+      <w:lvlJc w:val="left"/>
+      <w:pPr>
+        <w:tabs>
+          <w:tab w:val="num" w:pos="5760"/>
+        </w:tabs>
+        <w:ind w:left="5760" w:hanging="360"/>
+      </w:pPr>
+    </w:lvl>
+    <w:lvl w:ilvl="8" w:tentative="1">
+      <w:start w:val="1"/>
+      <w:numFmt w:val="decimal"/>
+      <w:lvlText w:val="%9."/>
+      <w:lvlJc w:val="left"/>
+      <w:pPr>
+        <w:tabs>
+          <w:tab w:val="num" w:pos="6480"/>
+        </w:tabs>
+        <w:ind w:left="6480" w:hanging="360"/>
+      </w:pPr>
+    </w:lvl>
+  </w:abstractNum>
+  <w:abstractNum w:abstractNumId="5" w15:restartNumberingAfterBreak="0">
+    <w:nsid w:val="3C32013A"/>
+    <w:multiLevelType w:val="multilevel"/>
+    <w:tmpl w:val="9ACE5CB6"/>
+    <w:lvl w:ilvl="0">
+      <w:start w:val="7"/>
+      <w:numFmt w:val="decimal"/>
+      <w:lvlText w:val="%1."/>
+      <w:lvlJc w:val="left"/>
+      <w:pPr>
+        <w:tabs>
+          <w:tab w:val="num" w:pos="720"/>
+        </w:tabs>
+        <w:ind w:left="720" w:hanging="360"/>
+      </w:pPr>
+    </w:lvl>
+    <w:lvl w:ilvl="1" w:tentative="1">
+      <w:start w:val="1"/>
+      <w:numFmt w:val="decimal"/>
+      <w:lvlText w:val="%2."/>
+      <w:lvlJc w:val="left"/>
+      <w:pPr>
+        <w:tabs>
+          <w:tab w:val="num" w:pos="1440"/>
+        </w:tabs>
+        <w:ind w:left="1440" w:hanging="360"/>
+      </w:pPr>
+    </w:lvl>
+    <w:lvl w:ilvl="2" w:tentative="1">
+      <w:start w:val="1"/>
+      <w:numFmt w:val="decimal"/>
+      <w:lvlText w:val="%3."/>
+      <w:lvlJc w:val="left"/>
+      <w:pPr>
+        <w:tabs>
+          <w:tab w:val="num" w:pos="2160"/>
+        </w:tabs>
+        <w:ind w:left="2160" w:hanging="360"/>
+      </w:pPr>
+    </w:lvl>
+    <w:lvl w:ilvl="3" w:tentative="1">
+      <w:start w:val="1"/>
+      <w:numFmt w:val="decimal"/>
+      <w:lvlText w:val="%4."/>
+      <w:lvlJc w:val="left"/>
+      <w:pPr>
+        <w:tabs>
+          <w:tab w:val="num" w:pos="2880"/>
+        </w:tabs>
+        <w:ind w:left="2880" w:hanging="360"/>
+      </w:pPr>
+    </w:lvl>
+    <w:lvl w:ilvl="4" w:tentative="1">
+      <w:start w:val="1"/>
+      <w:numFmt w:val="decimal"/>
+      <w:lvlText w:val="%5."/>
+      <w:lvlJc w:val="left"/>
+      <w:pPr>
+        <w:tabs>
+          <w:tab w:val="num" w:pos="3600"/>
+        </w:tabs>
+        <w:ind w:left="3600" w:hanging="360"/>
+      </w:pPr>
+    </w:lvl>
+    <w:lvl w:ilvl="5" w:tentative="1">
+      <w:start w:val="1"/>
+      <w:numFmt w:val="decimal"/>
+      <w:lvlText w:val="%6."/>
+      <w:lvlJc w:val="left"/>
+      <w:pPr>
+        <w:tabs>
+          <w:tab w:val="num" w:pos="4320"/>
+        </w:tabs>
+        <w:ind w:left="4320" w:hanging="360"/>
+      </w:pPr>
+    </w:lvl>
+    <w:lvl w:ilvl="6" w:tentative="1">
+      <w:start w:val="1"/>
+      <w:numFmt w:val="decimal"/>
+      <w:lvlText w:val="%7."/>
+      <w:lvlJc w:val="left"/>
+      <w:pPr>
+        <w:tabs>
+          <w:tab w:val="num" w:pos="5040"/>
+        </w:tabs>
+        <w:ind w:left="5040" w:hanging="360"/>
+      </w:pPr>
+    </w:lvl>
+    <w:lvl w:ilvl="7" w:tentative="1">
+      <w:start w:val="1"/>
+      <w:numFmt w:val="decimal"/>
+      <w:lvlText w:val="%8."/>
+      <w:lvlJc w:val="left"/>
+      <w:pPr>
+        <w:tabs>
+          <w:tab w:val="num" w:pos="5760"/>
+        </w:tabs>
+        <w:ind w:left="5760" w:hanging="360"/>
+      </w:pPr>
+    </w:lvl>
+    <w:lvl w:ilvl="8" w:tentative="1">
+      <w:start w:val="1"/>
+      <w:numFmt w:val="decimal"/>
+      <w:lvlText w:val="%9."/>
+      <w:lvlJc w:val="left"/>
+      <w:pPr>
+        <w:tabs>
+          <w:tab w:val="num" w:pos="6480"/>
+        </w:tabs>
+        <w:ind w:left="6480" w:hanging="360"/>
+      </w:pPr>
+    </w:lvl>
+  </w:abstractNum>
+  <w:abstractNum w:abstractNumId="6" w15:restartNumberingAfterBreak="0">
+    <w:nsid w:val="4C0179DE"/>
+    <w:multiLevelType w:val="multilevel"/>
+    <w:tmpl w:val="234EDE4E"/>
+    <w:lvl w:ilvl="0">
+      <w:start w:val="8"/>
+      <w:numFmt w:val="decimal"/>
+      <w:lvlText w:val="%1."/>
+      <w:lvlJc w:val="left"/>
+      <w:pPr>
+        <w:tabs>
+          <w:tab w:val="num" w:pos="720"/>
+        </w:tabs>
+        <w:ind w:left="720" w:hanging="360"/>
+      </w:pPr>
+    </w:lvl>
+    <w:lvl w:ilvl="1" w:tentative="1">
+      <w:start w:val="1"/>
+      <w:numFmt w:val="decimal"/>
+      <w:lvlText w:val="%2."/>
+      <w:lvlJc w:val="left"/>
+      <w:pPr>
+        <w:tabs>
+          <w:tab w:val="num" w:pos="1440"/>
+        </w:tabs>
+        <w:ind w:left="1440" w:hanging="360"/>
+      </w:pPr>
+    </w:lvl>
+    <w:lvl w:ilvl="2" w:tentative="1">
+      <w:start w:val="1"/>
+      <w:numFmt w:val="decimal"/>
+      <w:lvlText w:val="%3."/>
+      <w:lvlJc w:val="left"/>
+      <w:pPr>
+        <w:tabs>
+          <w:tab w:val="num" w:pos="2160"/>
+        </w:tabs>
+        <w:ind w:left="2160" w:hanging="360"/>
+      </w:pPr>
+    </w:lvl>
+    <w:lvl w:ilvl="3" w:tentative="1">
+      <w:start w:val="1"/>
+      <w:numFmt w:val="decimal"/>
+      <w:lvlText w:val="%4."/>
+      <w:lvlJc w:val="left"/>
+      <w:pPr>
+        <w:tabs>
+          <w:tab w:val="num" w:pos="2880"/>
+        </w:tabs>
+        <w:ind w:left="2880" w:hanging="360"/>
+      </w:pPr>
+    </w:lvl>
+    <w:lvl w:ilvl="4" w:tentative="1">
+      <w:start w:val="1"/>
+      <w:numFmt w:val="decimal"/>
+      <w:lvlText w:val="%5."/>
+      <w:lvlJc w:val="left"/>
+      <w:pPr>
+        <w:tabs>
+          <w:tab w:val="num" w:pos="3600"/>
+        </w:tabs>
+        <w:ind w:left="3600" w:hanging="360"/>
+      </w:pPr>
+    </w:lvl>
+    <w:lvl w:ilvl="5" w:tentative="1">
+      <w:start w:val="1"/>
+      <w:numFmt w:val="decimal"/>
+      <w:lvlText w:val="%6."/>
+      <w:lvlJc w:val="left"/>
+      <w:pPr>
+        <w:tabs>
+          <w:tab w:val="num" w:pos="4320"/>
+        </w:tabs>
+        <w:ind w:left="4320" w:hanging="360"/>
+      </w:pPr>
+    </w:lvl>
+    <w:lvl w:ilvl="6" w:tentative="1">
+      <w:start w:val="1"/>
+      <w:numFmt w:val="decimal"/>
+      <w:lvlText w:val="%7."/>
+      <w:lvlJc w:val="left"/>
+      <w:pPr>
+        <w:tabs>
+          <w:tab w:val="num" w:pos="5040"/>
+        </w:tabs>
+        <w:ind w:left="5040" w:hanging="360"/>
+      </w:pPr>
+    </w:lvl>
+    <w:lvl w:ilvl="7" w:tentative="1">
+      <w:start w:val="1"/>
+      <w:numFmt w:val="decimal"/>
+      <w:lvlText w:val="%8."/>
+      <w:lvlJc w:val="left"/>
+      <w:pPr>
+        <w:tabs>
+          <w:tab w:val="num" w:pos="5760"/>
+        </w:tabs>
+        <w:ind w:left="5760" w:hanging="360"/>
+      </w:pPr>
+    </w:lvl>
+    <w:lvl w:ilvl="8" w:tentative="1">
+      <w:start w:val="1"/>
+      <w:numFmt w:val="decimal"/>
+      <w:lvlText w:val="%9."/>
+      <w:lvlJc w:val="left"/>
+      <w:pPr>
+        <w:tabs>
+          <w:tab w:val="num" w:pos="6480"/>
+        </w:tabs>
+        <w:ind w:left="6480" w:hanging="360"/>
+      </w:pPr>
+    </w:lvl>
+  </w:abstractNum>
+  <w:abstractNum w:abstractNumId="7" w15:restartNumberingAfterBreak="0">
+    <w:nsid w:val="5C9C1431"/>
+    <w:multiLevelType w:val="multilevel"/>
+    <w:tmpl w:val="8A6236A6"/>
+    <w:lvl w:ilvl="0">
+      <w:start w:val="12"/>
+      <w:numFmt w:val="decimal"/>
+      <w:lvlText w:val="%1."/>
+      <w:lvlJc w:val="left"/>
+      <w:pPr>
+        <w:tabs>
+          <w:tab w:val="num" w:pos="720"/>
+        </w:tabs>
+        <w:ind w:left="720" w:hanging="360"/>
+      </w:pPr>
+    </w:lvl>
+    <w:lvl w:ilvl="1" w:tentative="1">
+      <w:start w:val="1"/>
+      <w:numFmt w:val="decimal"/>
+      <w:lvlText w:val="%2."/>
+      <w:lvlJc w:val="left"/>
+      <w:pPr>
+        <w:tabs>
+          <w:tab w:val="num" w:pos="1440"/>
+        </w:tabs>
+        <w:ind w:left="1440" w:hanging="360"/>
+      </w:pPr>
+    </w:lvl>
+    <w:lvl w:ilvl="2" w:tentative="1">
+      <w:start w:val="1"/>
+      <w:numFmt w:val="decimal"/>
+      <w:lvlText w:val="%3."/>
+      <w:lvlJc w:val="left"/>
+      <w:pPr>
+        <w:tabs>
+          <w:tab w:val="num" w:pos="2160"/>
+        </w:tabs>
+        <w:ind w:left="2160" w:hanging="360"/>
+      </w:pPr>
+    </w:lvl>
+    <w:lvl w:ilvl="3" w:tentative="1">
+      <w:start w:val="1"/>
+      <w:numFmt w:val="decimal"/>
+      <w:lvlText w:val="%4."/>
+      <w:lvlJc w:val="left"/>
+      <w:pPr>
+        <w:tabs>
+          <w:tab w:val="num" w:pos="2880"/>
+        </w:tabs>
+        <w:ind w:left="2880" w:hanging="360"/>
+      </w:pPr>
+    </w:lvl>
+    <w:lvl w:ilvl="4" w:tentative="1">
+      <w:start w:val="1"/>
+      <w:numFmt w:val="decimal"/>
+      <w:lvlText w:val="%5."/>
+      <w:lvlJc w:val="left"/>
+      <w:pPr>
+        <w:tabs>
+          <w:tab w:val="num" w:pos="3600"/>
+        </w:tabs>
+        <w:ind w:left="3600" w:hanging="360"/>
+      </w:pPr>
+    </w:lvl>
+    <w:lvl w:ilvl="5" w:tentative="1">
+      <w:start w:val="1"/>
+      <w:numFmt w:val="decimal"/>
+      <w:lvlText w:val="%6."/>
+      <w:lvlJc w:val="left"/>
+      <w:pPr>
+        <w:tabs>
+          <w:tab w:val="num" w:pos="4320"/>
+        </w:tabs>
+        <w:ind w:left="4320" w:hanging="360"/>
+      </w:pPr>
+    </w:lvl>
+    <w:lvl w:ilvl="6" w:tentative="1">
+      <w:start w:val="1"/>
+      <w:numFmt w:val="decimal"/>
+      <w:lvlText w:val="%7."/>
+      <w:lvlJc w:val="left"/>
+      <w:pPr>
+        <w:tabs>
+          <w:tab w:val="num" w:pos="5040"/>
+        </w:tabs>
+        <w:ind w:left="5040" w:hanging="360"/>
+      </w:pPr>
+    </w:lvl>
+    <w:lvl w:ilvl="7" w:tentative="1">
+      <w:start w:val="1"/>
+      <w:numFmt w:val="decimal"/>
+      <w:lvlText w:val="%8."/>
+      <w:lvlJc w:val="left"/>
+      <w:pPr>
+        <w:tabs>
+          <w:tab w:val="num" w:pos="5760"/>
+        </w:tabs>
+        <w:ind w:left="5760" w:hanging="360"/>
+      </w:pPr>
+    </w:lvl>
+    <w:lvl w:ilvl="8" w:tentative="1">
+      <w:start w:val="1"/>
+      <w:numFmt w:val="decimal"/>
+      <w:lvlText w:val="%9."/>
+      <w:lvlJc w:val="left"/>
+      <w:pPr>
+        <w:tabs>
+          <w:tab w:val="num" w:pos="6480"/>
+        </w:tabs>
+        <w:ind w:left="6480" w:hanging="360"/>
+      </w:pPr>
+    </w:lvl>
+  </w:abstractNum>
+  <w:abstractNum w:abstractNumId="8" w15:restartNumberingAfterBreak="0">
+    <w:nsid w:val="5F503940"/>
+    <w:multiLevelType w:val="multilevel"/>
+    <w:tmpl w:val="1DDE48DC"/>
+    <w:lvl w:ilvl="0">
+      <w:start w:val="11"/>
+      <w:numFmt w:val="decimal"/>
+      <w:lvlText w:val="%1."/>
+      <w:lvlJc w:val="left"/>
+      <w:pPr>
+        <w:tabs>
+          <w:tab w:val="num" w:pos="720"/>
+        </w:tabs>
+        <w:ind w:left="720" w:hanging="360"/>
+      </w:pPr>
+    </w:lvl>
+    <w:lvl w:ilvl="1" w:tentative="1">
+      <w:start w:val="1"/>
+      <w:numFmt w:val="decimal"/>
+      <w:lvlText w:val="%2."/>
+      <w:lvlJc w:val="left"/>
+      <w:pPr>
+        <w:tabs>
+          <w:tab w:val="num" w:pos="1440"/>
+        </w:tabs>
+        <w:ind w:left="1440" w:hanging="360"/>
+      </w:pPr>
+    </w:lvl>
+    <w:lvl w:ilvl="2" w:tentative="1">
+      <w:start w:val="1"/>
+      <w:numFmt w:val="decimal"/>
+      <w:lvlText w:val="%3."/>
+      <w:lvlJc w:val="left"/>
+      <w:pPr>
+        <w:tabs>
+          <w:tab w:val="num" w:pos="2160"/>
+        </w:tabs>
+        <w:ind w:left="2160" w:hanging="360"/>
+      </w:pPr>
+    </w:lvl>
+    <w:lvl w:ilvl="3" w:tentative="1">
+      <w:start w:val="1"/>
+      <w:numFmt w:val="decimal"/>
+      <w:lvlText w:val="%4."/>
+      <w:lvlJc w:val="left"/>
+      <w:pPr>
+        <w:tabs>
+          <w:tab w:val="num" w:pos="2880"/>
+        </w:tabs>
+        <w:ind w:left="2880" w:hanging="360"/>
+      </w:pPr>
+    </w:lvl>
+    <w:lvl w:ilvl="4" w:tentative="1">
+      <w:start w:val="1"/>
+      <w:numFmt w:val="decimal"/>
+      <w:lvlText w:val="%5."/>
+      <w:lvlJc w:val="left"/>
+      <w:pPr>
+        <w:tabs>
+          <w:tab w:val="num" w:pos="3600"/>
+        </w:tabs>
+        <w:ind w:left="3600" w:hanging="360"/>
+      </w:pPr>
+    </w:lvl>
+    <w:lvl w:ilvl="5" w:tentative="1">
+      <w:start w:val="1"/>
+      <w:numFmt w:val="decimal"/>
+      <w:lvlText w:val="%6."/>
+      <w:lvlJc w:val="left"/>
+      <w:pPr>
+        <w:tabs>
+          <w:tab w:val="num" w:pos="4320"/>
+        </w:tabs>
+        <w:ind w:left="4320" w:hanging="360"/>
+      </w:pPr>
+    </w:lvl>
+    <w:lvl w:ilvl="6" w:tentative="1">
+      <w:start w:val="1"/>
+      <w:numFmt w:val="decimal"/>
+      <w:lvlText w:val="%7."/>
+      <w:lvlJc w:val="left"/>
+      <w:pPr>
+        <w:tabs>
+          <w:tab w:val="num" w:pos="5040"/>
+        </w:tabs>
+        <w:ind w:left="5040" w:hanging="360"/>
+      </w:pPr>
+    </w:lvl>
+    <w:lvl w:ilvl="7" w:tentative="1">
+      <w:start w:val="1"/>
+      <w:numFmt w:val="decimal"/>
+      <w:lvlText w:val="%8."/>
+      <w:lvlJc w:val="left"/>
+      <w:pPr>
+        <w:tabs>
+          <w:tab w:val="num" w:pos="5760"/>
+        </w:tabs>
+        <w:ind w:left="5760" w:hanging="360"/>
+      </w:pPr>
+    </w:lvl>
+    <w:lvl w:ilvl="8" w:tentative="1">
+      <w:start w:val="1"/>
+      <w:numFmt w:val="decimal"/>
+      <w:lvlText w:val="%9."/>
+      <w:lvlJc w:val="left"/>
+      <w:pPr>
+        <w:tabs>
+          <w:tab w:val="num" w:pos="6480"/>
+        </w:tabs>
+        <w:ind w:left="6480" w:hanging="360"/>
+      </w:pPr>
+    </w:lvl>
+  </w:abstractNum>
+  <w:abstractNum w:abstractNumId="9" w15:restartNumberingAfterBreak="0">
+    <w:nsid w:val="6DE65A49"/>
+    <w:multiLevelType w:val="multilevel"/>
+    <w:tmpl w:val="CC580010"/>
+    <w:lvl w:ilvl="0">
+      <w:start w:val="6"/>
+      <w:numFmt w:val="decimal"/>
+      <w:lvlText w:val="%1."/>
+      <w:lvlJc w:val="left"/>
+      <w:pPr>
+        <w:tabs>
+          <w:tab w:val="num" w:pos="720"/>
+        </w:tabs>
+        <w:ind w:left="720" w:hanging="360"/>
+      </w:pPr>
+    </w:lvl>
+    <w:lvl w:ilvl="1" w:tentative="1">
+      <w:start w:val="1"/>
+      <w:numFmt w:val="decimal"/>
+      <w:lvlText w:val="%2."/>
+      <w:lvlJc w:val="left"/>
+      <w:pPr>
+        <w:tabs>
+          <w:tab w:val="num" w:pos="1440"/>
+        </w:tabs>
+        <w:ind w:left="1440" w:hanging="360"/>
+      </w:pPr>
+    </w:lvl>
+    <w:lvl w:ilvl="2" w:tentative="1">
+      <w:start w:val="1"/>
+      <w:numFmt w:val="decimal"/>
+      <w:lvlText w:val="%3."/>
+      <w:lvlJc w:val="left"/>
+      <w:pPr>
+        <w:tabs>
+          <w:tab w:val="num" w:pos="2160"/>
+        </w:tabs>
+        <w:ind w:left="2160" w:hanging="360"/>
+      </w:pPr>
+    </w:lvl>
+    <w:lvl w:ilvl="3" w:tentative="1">
+      <w:start w:val="1"/>
+      <w:numFmt w:val="decimal"/>
+      <w:lvlText w:val="%4."/>
+      <w:lvlJc w:val="left"/>
+      <w:pPr>
+        <w:tabs>
+          <w:tab w:val="num" w:pos="2880"/>
+        </w:tabs>
+        <w:ind w:left="2880" w:hanging="360"/>
+      </w:pPr>
+    </w:lvl>
+    <w:lvl w:ilvl="4" w:tentative="1">
+      <w:start w:val="1"/>
+      <w:numFmt w:val="decimal"/>
+      <w:lvlText w:val="%5."/>
+      <w:lvlJc w:val="left"/>
+      <w:pPr>
+        <w:tabs>
+          <w:tab w:val="num" w:pos="3600"/>
+        </w:tabs>
+        <w:ind w:left="3600" w:hanging="360"/>
+      </w:pPr>
+    </w:lvl>
+    <w:lvl w:ilvl="5" w:tentative="1">
+      <w:start w:val="1"/>
+      <w:numFmt w:val="decimal"/>
+      <w:lvlText w:val="%6."/>
+      <w:lvlJc w:val="left"/>
+      <w:pPr>
+        <w:tabs>
+          <w:tab w:val="num" w:pos="4320"/>
+        </w:tabs>
+        <w:ind w:left="4320" w:hanging="360"/>
+      </w:pPr>
+    </w:lvl>
+    <w:lvl w:ilvl="6" w:tentative="1">
+      <w:start w:val="1"/>
+      <w:numFmt w:val="decimal"/>
+      <w:lvlText w:val="%7."/>
+      <w:lvlJc w:val="left"/>
+      <w:pPr>
+        <w:tabs>
+          <w:tab w:val="num" w:pos="5040"/>
+        </w:tabs>
+        <w:ind w:left="5040" w:hanging="360"/>
+      </w:pPr>
+    </w:lvl>
+    <w:lvl w:ilvl="7" w:tentative="1">
+      <w:start w:val="1"/>
+      <w:numFmt w:val="decimal"/>
+      <w:lvlText w:val="%8."/>
+      <w:lvlJc w:val="left"/>
+      <w:pPr>
+        <w:tabs>
+          <w:tab w:val="num" w:pos="5760"/>
+        </w:tabs>
+        <w:ind w:left="5760" w:hanging="360"/>
+      </w:pPr>
+    </w:lvl>
+    <w:lvl w:ilvl="8" w:tentative="1">
+      <w:start w:val="1"/>
+      <w:numFmt w:val="decimal"/>
+      <w:lvlText w:val="%9."/>
+      <w:lvlJc w:val="left"/>
+      <w:pPr>
+        <w:tabs>
+          <w:tab w:val="num" w:pos="6480"/>
+        </w:tabs>
+        <w:ind w:left="6480" w:hanging="360"/>
+      </w:pPr>
+    </w:lvl>
+  </w:abstractNum>
+  <w:abstractNum w:abstractNumId="10" w15:restartNumberingAfterBreak="0">
+    <w:nsid w:val="722E1AD3"/>
+    <w:multiLevelType w:val="multilevel"/>
+    <w:tmpl w:val="A7D2C6F4"/>
+    <w:lvl w:ilvl="0">
+      <w:start w:val="2"/>
+      <w:numFmt w:val="decimal"/>
+      <w:lvlText w:val="%1."/>
+      <w:lvlJc w:val="left"/>
+      <w:pPr>
+        <w:tabs>
+          <w:tab w:val="num" w:pos="720"/>
+        </w:tabs>
+        <w:ind w:left="720" w:hanging="360"/>
+      </w:pPr>
+    </w:lvl>
+    <w:lvl w:ilvl="1" w:tentative="1">
+      <w:start w:val="1"/>
+      <w:numFmt w:val="decimal"/>
+      <w:lvlText w:val="%2."/>
+      <w:lvlJc w:val="left"/>
+      <w:pPr>
+        <w:tabs>
+          <w:tab w:val="num" w:pos="1440"/>
+        </w:tabs>
+        <w:ind w:left="1440" w:hanging="360"/>
+      </w:pPr>
+    </w:lvl>
+    <w:lvl w:ilvl="2" w:tentative="1">
+      <w:start w:val="1"/>
+      <w:numFmt w:val="decimal"/>
+      <w:lvlText w:val="%3."/>
+      <w:lvlJc w:val="left"/>
+      <w:pPr>
+        <w:tabs>
+          <w:tab w:val="num" w:pos="2160"/>
+        </w:tabs>
+        <w:ind w:left="2160" w:hanging="360"/>
+      </w:pPr>
+    </w:lvl>
+    <w:lvl w:ilvl="3" w:tentative="1">
+      <w:start w:val="1"/>
+      <w:numFmt w:val="decimal"/>
+      <w:lvlText w:val="%4."/>
+      <w:lvlJc w:val="left"/>
+      <w:pPr>
+        <w:tabs>
+          <w:tab w:val="num" w:pos="2880"/>
+        </w:tabs>
+        <w:ind w:left="2880" w:hanging="360"/>
+      </w:pPr>
+    </w:lvl>
+    <w:lvl w:ilvl="4" w:tentative="1">
+      <w:start w:val="1"/>
+      <w:numFmt w:val="decimal"/>
+      <w:lvlText w:val="%5."/>
+      <w:lvlJc w:val="left"/>
+      <w:pPr>
+        <w:tabs>
+          <w:tab w:val="num" w:pos="3600"/>
+        </w:tabs>
+        <w:ind w:left="3600" w:hanging="360"/>
+      </w:pPr>
+    </w:lvl>
+    <w:lvl w:ilvl="5" w:tentative="1">
+      <w:start w:val="1"/>
+      <w:numFmt w:val="decimal"/>
+      <w:lvlText w:val="%6."/>
+      <w:lvlJc w:val="left"/>
+      <w:pPr>
+        <w:tabs>
+          <w:tab w:val="num" w:pos="4320"/>
+        </w:tabs>
+        <w:ind w:left="4320" w:hanging="360"/>
+      </w:pPr>
+    </w:lvl>
+    <w:lvl w:ilvl="6" w:tentative="1">
+      <w:start w:val="1"/>
+      <w:numFmt w:val="decimal"/>
+      <w:lvlText w:val="%7."/>
+      <w:lvlJc w:val="left"/>
+      <w:pPr>
+        <w:tabs>
+          <w:tab w:val="num" w:pos="5040"/>
+        </w:tabs>
+        <w:ind w:left="5040" w:hanging="360"/>
+      </w:pPr>
+    </w:lvl>
+    <w:lvl w:ilvl="7" w:tentative="1">
+      <w:start w:val="1"/>
+      <w:numFmt w:val="decimal"/>
+      <w:lvlText w:val="%8."/>
+      <w:lvlJc w:val="left"/>
+      <w:pPr>
+        <w:tabs>
+          <w:tab w:val="num" w:pos="5760"/>
+        </w:tabs>
+        <w:ind w:left="5760" w:hanging="360"/>
+      </w:pPr>
+    </w:lvl>
+    <w:lvl w:ilvl="8" w:tentative="1">
+      <w:start w:val="1"/>
+      <w:numFmt w:val="decimal"/>
+      <w:lvlText w:val="%9."/>
+      <w:lvlJc w:val="left"/>
+      <w:pPr>
+        <w:tabs>
+          <w:tab w:val="num" w:pos="6480"/>
+        </w:tabs>
+        <w:ind w:left="6480" w:hanging="360"/>
+      </w:pPr>
+    </w:lvl>
+  </w:abstractNum>
+  <w:abstractNum w:abstractNumId="11" w15:restartNumberingAfterBreak="0">
+    <w:nsid w:val="78A511C7"/>
+    <w:multiLevelType w:val="multilevel"/>
+    <w:tmpl w:val="6F743F1C"/>
+    <w:lvl w:ilvl="0">
+      <w:start w:val="10"/>
+      <w:numFmt w:val="decimal"/>
+      <w:lvlText w:val="%1."/>
+      <w:lvlJc w:val="left"/>
+      <w:pPr>
+        <w:tabs>
+          <w:tab w:val="num" w:pos="720"/>
+        </w:tabs>
+        <w:ind w:left="720" w:hanging="360"/>
+      </w:pPr>
+    </w:lvl>
+    <w:lvl w:ilvl="1" w:tentative="1">
+      <w:start w:val="1"/>
+      <w:numFmt w:val="decimal"/>
+      <w:lvlText w:val="%2."/>
+      <w:lvlJc w:val="left"/>
+      <w:pPr>
+        <w:tabs>
+          <w:tab w:val="num" w:pos="1440"/>
+        </w:tabs>
+        <w:ind w:left="1440" w:hanging="360"/>
+      </w:pPr>
+    </w:lvl>
+    <w:lvl w:ilvl="2" w:tentative="1">
+      <w:start w:val="1"/>
+      <w:numFmt w:val="decimal"/>
+      <w:lvlText w:val="%3."/>
+      <w:lvlJc w:val="left"/>
+      <w:pPr>
+        <w:tabs>
+          <w:tab w:val="num" w:pos="2160"/>
+        </w:tabs>
+        <w:ind w:left="2160" w:hanging="360"/>
+      </w:pPr>
+    </w:lvl>
+    <w:lvl w:ilvl="3" w:tentative="1">
+      <w:start w:val="1"/>
+      <w:numFmt w:val="decimal"/>
+      <w:lvlText w:val="%4."/>
+      <w:lvlJc w:val="left"/>
+      <w:pPr>
+        <w:tabs>
+          <w:tab w:val="num" w:pos="2880"/>
+        </w:tabs>
+        <w:ind w:left="2880" w:hanging="360"/>
+      </w:pPr>
+    </w:lvl>
+    <w:lvl w:ilvl="4" w:tentative="1">
+      <w:start w:val="1"/>
+      <w:numFmt w:val="decimal"/>
+      <w:lvlText w:val="%5."/>
+      <w:lvlJc w:val="left"/>
+      <w:pPr>
+        <w:tabs>
+          <w:tab w:val="num" w:pos="3600"/>
+        </w:tabs>
+        <w:ind w:left="3600" w:hanging="360"/>
+      </w:pPr>
+    </w:lvl>
+    <w:lvl w:ilvl="5" w:tentative="1">
+      <w:start w:val="1"/>
+      <w:numFmt w:val="decimal"/>
+      <w:lvlText w:val="%6."/>
+      <w:lvlJc w:val="left"/>
+      <w:pPr>
+        <w:tabs>
+          <w:tab w:val="num" w:pos="4320"/>
+        </w:tabs>
+        <w:ind w:left="4320" w:hanging="360"/>
+      </w:pPr>
+    </w:lvl>
+    <w:lvl w:ilvl="6" w:tentative="1">
+      <w:start w:val="1"/>
+      <w:numFmt w:val="decimal"/>
+      <w:lvlText w:val="%7."/>
+      <w:lvlJc w:val="left"/>
+      <w:pPr>
+        <w:tabs>
+          <w:tab w:val="num" w:pos="5040"/>
+        </w:tabs>
+        <w:ind w:left="5040" w:hanging="360"/>
+      </w:pPr>
+    </w:lvl>
+    <w:lvl w:ilvl="7" w:tentative="1">
+      <w:start w:val="1"/>
+      <w:numFmt w:val="decimal"/>
+      <w:lvlText w:val="%8."/>
+      <w:lvlJc w:val="left"/>
+      <w:pPr>
+        <w:tabs>
+          <w:tab w:val="num" w:pos="5760"/>
+        </w:tabs>
+        <w:ind w:left="5760" w:hanging="360"/>
+      </w:pPr>
+    </w:lvl>
+    <w:lvl w:ilvl="8" w:tentative="1">
+      <w:start w:val="1"/>
+      <w:numFmt w:val="decimal"/>
+      <w:lvlText w:val="%9."/>
+      <w:lvlJc w:val="left"/>
+      <w:pPr>
+        <w:tabs>
+          <w:tab w:val="num" w:pos="6480"/>
+        </w:tabs>
+        <w:ind w:left="6480" w:hanging="360"/>
+      </w:pPr>
+    </w:lvl>
+  </w:abstractNum>
+  <w:abstractNum w:abstractNumId="12" w15:restartNumberingAfterBreak="0">
+    <w:nsid w:val="7C5D5FAB"/>
+    <w:multiLevelType w:val="multilevel"/>
+    <w:tmpl w:val="CFA20106"/>
+    <w:lvl w:ilvl="0">
+      <w:start w:val="13"/>
+      <w:numFmt w:val="decimal"/>
+      <w:lvlText w:val="%1."/>
+      <w:lvlJc w:val="left"/>
+      <w:pPr>
+        <w:tabs>
+          <w:tab w:val="num" w:pos="720"/>
+        </w:tabs>
+        <w:ind w:left="720" w:hanging="360"/>
+      </w:pPr>
+    </w:lvl>
+    <w:lvl w:ilvl="1" w:tentative="1">
+      <w:start w:val="1"/>
+      <w:numFmt w:val="decimal"/>
+      <w:lvlText w:val="%2."/>
+      <w:lvlJc w:val="left"/>
+      <w:pPr>
+        <w:tabs>
+          <w:tab w:val="num" w:pos="1440"/>
+        </w:tabs>
+        <w:ind w:left="1440" w:hanging="360"/>
+      </w:pPr>
+    </w:lvl>
+    <w:lvl w:ilvl="2" w:tentative="1">
+      <w:start w:val="1"/>
+      <w:numFmt w:val="decimal"/>
+      <w:lvlText w:val="%3."/>
+      <w:lvlJc w:val="left"/>
+      <w:pPr>
+        <w:tabs>
+          <w:tab w:val="num" w:pos="2160"/>
+        </w:tabs>
+        <w:ind w:left="2160" w:hanging="360"/>
+      </w:pPr>
+    </w:lvl>
+    <w:lvl w:ilvl="3" w:tentative="1">
+      <w:start w:val="1"/>
+      <w:numFmt w:val="decimal"/>
+      <w:lvlText w:val="%4."/>
+      <w:lvlJc w:val="left"/>
+      <w:pPr>
+        <w:tabs>
+          <w:tab w:val="num" w:pos="2880"/>
+        </w:tabs>
+        <w:ind w:left="2880" w:hanging="360"/>
+      </w:pPr>
+    </w:lvl>
+    <w:lvl w:ilvl="4" w:tentative="1">
+      <w:start w:val="1"/>
+      <w:numFmt w:val="decimal"/>
+      <w:lvlText w:val="%5."/>
+      <w:lvlJc w:val="left"/>
+      <w:pPr>
+        <w:tabs>
+          <w:tab w:val="num" w:pos="3600"/>
+        </w:tabs>
+        <w:ind w:left="3600" w:hanging="360"/>
+      </w:pPr>
+    </w:lvl>
+    <w:lvl w:ilvl="5" w:tentative="1">
+      <w:start w:val="1"/>
+      <w:numFmt w:val="decimal"/>
+      <w:lvlText w:val="%6."/>
+      <w:lvlJc w:val="left"/>
+      <w:pPr>
+        <w:tabs>
+          <w:tab w:val="num" w:pos="4320"/>
+        </w:tabs>
+        <w:ind w:left="4320" w:hanging="360"/>
+      </w:pPr>
+    </w:lvl>
+    <w:lvl w:ilvl="6" w:tentative="1">
+      <w:start w:val="1"/>
+      <w:numFmt w:val="decimal"/>
+      <w:lvlText w:val="%7."/>
+      <w:lvlJc w:val="left"/>
+      <w:pPr>
+        <w:tabs>
+          <w:tab w:val="num" w:pos="5040"/>
+        </w:tabs>
+        <w:ind w:left="5040" w:hanging="360"/>
+      </w:pPr>
+    </w:lvl>
+    <w:lvl w:ilvl="7" w:tentative="1">
+      <w:start w:val="1"/>
+      <w:numFmt w:val="decimal"/>
+      <w:lvlText w:val="%8."/>
+      <w:lvlJc w:val="left"/>
+      <w:pPr>
+        <w:tabs>
+          <w:tab w:val="num" w:pos="5760"/>
+        </w:tabs>
+        <w:ind w:left="5760" w:hanging="360"/>
+      </w:pPr>
+    </w:lvl>
+    <w:lvl w:ilvl="8" w:tentative="1">
+      <w:start w:val="1"/>
+      <w:numFmt w:val="decimal"/>
+      <w:lvlText w:val="%9."/>
+      <w:lvlJc w:val="left"/>
+      <w:pPr>
+        <w:tabs>
+          <w:tab w:val="num" w:pos="6480"/>
+        </w:tabs>
+        <w:ind w:left="6480" w:hanging="360"/>
+      </w:pPr>
+    </w:lvl>
+  </w:abstractNum>
+  <w:num w:numId="1" w16cid:durableId="2117753958">
+    <w:abstractNumId w:val="4"/>
+  </w:num>
+  <w:num w:numId="2" w16cid:durableId="320081384">
+    <w:abstractNumId w:val="10"/>
+  </w:num>
+  <w:num w:numId="3" w16cid:durableId="2067029892">
+    <w:abstractNumId w:val="0"/>
+  </w:num>
+  <w:num w:numId="4" w16cid:durableId="1765375407">
+    <w:abstractNumId w:val="3"/>
+  </w:num>
+  <w:num w:numId="5" w16cid:durableId="972249952">
+    <w:abstractNumId w:val="2"/>
+  </w:num>
+  <w:num w:numId="6" w16cid:durableId="1811903536">
+    <w:abstractNumId w:val="9"/>
+  </w:num>
+  <w:num w:numId="7" w16cid:durableId="131211509">
+    <w:abstractNumId w:val="5"/>
+  </w:num>
+  <w:num w:numId="8" w16cid:durableId="1804158143">
+    <w:abstractNumId w:val="6"/>
+  </w:num>
+  <w:num w:numId="9" w16cid:durableId="270865818">
+    <w:abstractNumId w:val="1"/>
+  </w:num>
+  <w:num w:numId="10" w16cid:durableId="1139422600">
+    <w:abstractNumId w:val="11"/>
+  </w:num>
+  <w:num w:numId="11" w16cid:durableId="953095061">
+    <w:abstractNumId w:val="8"/>
+  </w:num>
+  <w:num w:numId="12" w16cid:durableId="2110467673">
+    <w:abstractNumId w:val="7"/>
+  </w:num>
+  <w:num w:numId="13" w16cid:durableId="1630698050">
+    <w:abstractNumId w:val="12"/>
+  </w:num>
+</w:numbering>
 </file>
 
 <file path=word/styles.xml><?xml version="1.0" encoding="utf-8"?>
@@ -4068,6 +8211,50 @@
       <w:spacing w:val="5"/>
     </w:rPr>
   </w:style>
+  <w:style w:type="paragraph" w:styleId="Header">
+    <w:name w:val="header"/>
+    <w:basedOn w:val="Normal"/>
+    <w:link w:val="HeaderChar"/>
+    <w:uiPriority w:val="99"/>
+    <w:unhideWhenUsed/>
+    <w:rsid w:val="00511EC7"/>
+    <w:pPr>
+      <w:tabs>
+        <w:tab w:val="center" w:pos="4819"/>
+        <w:tab w:val="right" w:pos="9638"/>
+      </w:tabs>
+      <w:spacing w:after="0" w:line="240" w:lineRule="auto"/>
+    </w:pPr>
+  </w:style>
+  <w:style w:type="character" w:customStyle="1" w:styleId="HeaderChar">
+    <w:name w:val="Header Char"/>
+    <w:basedOn w:val="DefaultParagraphFont"/>
+    <w:link w:val="Header"/>
+    <w:uiPriority w:val="99"/>
+    <w:rsid w:val="00511EC7"/>
+  </w:style>
+  <w:style w:type="paragraph" w:styleId="Footer">
+    <w:name w:val="footer"/>
+    <w:basedOn w:val="Normal"/>
+    <w:link w:val="FooterChar"/>
+    <w:uiPriority w:val="99"/>
+    <w:unhideWhenUsed/>
+    <w:rsid w:val="00511EC7"/>
+    <w:pPr>
+      <w:tabs>
+        <w:tab w:val="center" w:pos="4819"/>
+        <w:tab w:val="right" w:pos="9638"/>
+      </w:tabs>
+      <w:spacing w:after="0" w:line="240" w:lineRule="auto"/>
+    </w:pPr>
+  </w:style>
+  <w:style w:type="character" w:customStyle="1" w:styleId="FooterChar">
+    <w:name w:val="Footer Char"/>
+    <w:basedOn w:val="DefaultParagraphFont"/>
+    <w:link w:val="Footer"/>
+    <w:uiPriority w:val="99"/>
+    <w:rsid w:val="00511EC7"/>
+  </w:style>
 </w:styles>
 </file>
 
